--- a/docs/ใบลา_อินฟินิท2023.docx
+++ b/docs/ใบลา_อินฟินิท2023.docx
@@ -45,16 +45,16 @@
         <mc:AlternateContent>
           <mc:Choice Requires="wps">
             <w:drawing>
-              <wp:anchor distT="0" distB="0" distL="114300" distR="114300" simplePos="0" relativeHeight="251665408" behindDoc="1" locked="0" layoutInCell="1" allowOverlap="1" wp14:anchorId="70530B7B" wp14:editId="1DA2DDD9">
+              <wp:anchor distT="0" distB="0" distL="114300" distR="114300" simplePos="0" relativeHeight="251665408" behindDoc="0" locked="0" layoutInCell="1" allowOverlap="1" wp14:anchorId="70530B7B" wp14:editId="1C8EC41A">
                 <wp:simplePos x="0" y="0"/>
                 <wp:positionH relativeFrom="column">
-                  <wp:posOffset>5333778</wp:posOffset>
+                  <wp:posOffset>5333519</wp:posOffset>
                 </wp:positionH>
                 <wp:positionV relativeFrom="paragraph">
-                  <wp:posOffset>224684</wp:posOffset>
+                  <wp:posOffset>223879</wp:posOffset>
                 </wp:positionV>
                 <wp:extent cx="716271" cy="276225"/>
-                <wp:effectExtent l="0" t="0" r="8255" b="9525"/>
+                <wp:effectExtent l="0" t="0" r="0" b="0"/>
                 <wp:wrapNone/>
                 <wp:docPr id="472708259" name="Text Box 3"/>
                 <wp:cNvGraphicFramePr/>
@@ -70,9 +70,7 @@
                         <a:prstGeom prst="rect">
                           <a:avLst/>
                         </a:prstGeom>
-                        <a:solidFill>
-                          <a:schemeClr val="lt1"/>
-                        </a:solidFill>
+                        <a:noFill/>
                         <a:ln w="6350">
                           <a:noFill/>
                         </a:ln>
@@ -133,7 +131,7 @@
                 <v:stroke joinstyle="miter"/>
                 <v:path gradientshapeok="t" o:connecttype="rect"/>
               </v:shapetype>
-              <v:shape id="Text Box 3" o:spid="_x0000_s1026" type="#_x0000_t202" style="position:absolute;left:0;text-align:left;margin-left:420pt;margin-top:17.7pt;width:56.4pt;height:21.75pt;z-index:-251651072;visibility:visible;mso-wrap-style:square;mso-width-percent:0;mso-wrap-distance-left:9pt;mso-wrap-distance-top:0;mso-wrap-distance-right:9pt;mso-wrap-distance-bottom:0;mso-position-horizontal:absolute;mso-position-horizontal-relative:text;mso-position-vertical:absolute;mso-position-vertical-relative:text;mso-width-percent:0;mso-width-relative:margin;v-text-anchor:top" o:gfxdata="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" fillcolor="white [3201]" stroked="f" strokeweight=".5pt">
+              <v:shape id="Text Box 3" o:spid="_x0000_s1026" type="#_x0000_t202" style="position:absolute;left:0;text-align:left;margin-left:419.95pt;margin-top:17.65pt;width:56.4pt;height:21.75pt;z-index:251665408;visibility:visible;mso-wrap-style:square;mso-width-percent:0;mso-wrap-distance-left:9pt;mso-wrap-distance-top:0;mso-wrap-distance-right:9pt;mso-wrap-distance-bottom:0;mso-position-horizontal:absolute;mso-position-horizontal-relative:text;mso-position-vertical:absolute;mso-position-vertical-relative:text;mso-width-percent:0;mso-width-relative:margin;v-text-anchor:top" o:gfxdata="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" filled="f" stroked="f" strokeweight=".5pt">
                 <v:textbox>
                   <w:txbxContent>
                     <w:p>
@@ -186,15 +184,15 @@
         <mc:AlternateContent>
           <mc:Choice Requires="wps">
             <w:drawing>
-              <wp:anchor distT="0" distB="0" distL="114300" distR="114300" simplePos="0" relativeHeight="251663360" behindDoc="1" locked="0" layoutInCell="1" allowOverlap="1" wp14:anchorId="175CA649" wp14:editId="6C87FC1C">
+              <wp:anchor distT="0" distB="0" distL="114300" distR="114300" simplePos="0" relativeHeight="251663360" behindDoc="0" locked="0" layoutInCell="1" allowOverlap="1" wp14:anchorId="175CA649" wp14:editId="38DC91FC">
                 <wp:simplePos x="0" y="0"/>
                 <wp:positionH relativeFrom="column">
-                  <wp:posOffset>3455627</wp:posOffset>
+                  <wp:posOffset>3455670</wp:posOffset>
                 </wp:positionH>
                 <wp:positionV relativeFrom="paragraph">
-                  <wp:posOffset>217166</wp:posOffset>
+                  <wp:posOffset>214630</wp:posOffset>
                 </wp:positionV>
-                <wp:extent cx="858063" cy="285750"/>
+                <wp:extent cx="857885" cy="285750"/>
                 <wp:effectExtent l="0" t="0" r="0" b="0"/>
                 <wp:wrapNone/>
                 <wp:docPr id="1451875796" name="Text Box 3"/>
@@ -206,14 +204,12 @@
                       <wps:spPr>
                         <a:xfrm>
                           <a:off x="0" y="0"/>
-                          <a:ext cx="858063" cy="285750"/>
+                          <a:ext cx="857885" cy="285750"/>
                         </a:xfrm>
                         <a:prstGeom prst="rect">
                           <a:avLst/>
                         </a:prstGeom>
-                        <a:solidFill>
-                          <a:schemeClr val="lt1"/>
-                        </a:solidFill>
+                        <a:noFill/>
                         <a:ln w="6350">
                           <a:noFill/>
                         </a:ln>
@@ -273,7 +269,7 @@
           </mc:Choice>
           <mc:Fallback>
             <w:pict>
-              <v:shape w14:anchorId="175CA649" id="_x0000_s1027" type="#_x0000_t202" style="position:absolute;left:0;text-align:left;margin-left:272.1pt;margin-top:17.1pt;width:67.55pt;height:22.5pt;z-index:-251653120;visibility:visible;mso-wrap-style:square;mso-width-percent:0;mso-height-percent:0;mso-wrap-distance-left:9pt;mso-wrap-distance-top:0;mso-wrap-distance-right:9pt;mso-wrap-distance-bottom:0;mso-position-horizontal:absolute;mso-position-horizontal-relative:text;mso-position-vertical:absolute;mso-position-vertical-relative:text;mso-width-percent:0;mso-height-percent:0;mso-width-relative:margin;mso-height-relative:margin;v-text-anchor:top" o:gfxdata="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" fillcolor="white [3201]" stroked="f" strokeweight=".5pt">
+              <v:shape w14:anchorId="175CA649" id="_x0000_s1027" type="#_x0000_t202" style="position:absolute;left:0;text-align:left;margin-left:272.1pt;margin-top:16.9pt;width:67.55pt;height:22.5pt;z-index:251663360;visibility:visible;mso-wrap-style:square;mso-width-percent:0;mso-height-percent:0;mso-wrap-distance-left:9pt;mso-wrap-distance-top:0;mso-wrap-distance-right:9pt;mso-wrap-distance-bottom:0;mso-position-horizontal:absolute;mso-position-horizontal-relative:text;mso-position-vertical:absolute;mso-position-vertical-relative:text;mso-width-percent:0;mso-height-percent:0;mso-width-relative:margin;mso-height-relative:margin;v-text-anchor:top" o:gfxdata="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" filled="f" stroked="f" strokeweight=".5pt">
                 <v:textbox>
                   <w:txbxContent>
                     <w:p>
@@ -326,16 +322,16 @@
         <mc:AlternateContent>
           <mc:Choice Requires="wps">
             <w:drawing>
-              <wp:anchor distT="0" distB="0" distL="114300" distR="114300" simplePos="0" relativeHeight="251667456" behindDoc="1" locked="0" layoutInCell="1" allowOverlap="1" wp14:anchorId="3D28175B" wp14:editId="3C46E06B">
+              <wp:anchor distT="0" distB="0" distL="114300" distR="114300" simplePos="0" relativeHeight="251667456" behindDoc="0" locked="0" layoutInCell="1" allowOverlap="1" wp14:anchorId="3D28175B" wp14:editId="7581C6BC">
                 <wp:simplePos x="0" y="0"/>
                 <wp:positionH relativeFrom="column">
-                  <wp:posOffset>4160198</wp:posOffset>
+                  <wp:posOffset>4159250</wp:posOffset>
                 </wp:positionH>
                 <wp:positionV relativeFrom="paragraph">
-                  <wp:posOffset>212253</wp:posOffset>
+                  <wp:posOffset>212090</wp:posOffset>
                 </wp:positionV>
-                <wp:extent cx="1022317" cy="298751"/>
-                <wp:effectExtent l="0" t="0" r="6985" b="6350"/>
+                <wp:extent cx="1021715" cy="298450"/>
+                <wp:effectExtent l="0" t="0" r="0" b="6350"/>
                 <wp:wrapNone/>
                 <wp:docPr id="157818219" name="Text Box 3"/>
                 <wp:cNvGraphicFramePr/>
@@ -346,14 +342,12 @@
                       <wps:spPr>
                         <a:xfrm>
                           <a:off x="0" y="0"/>
-                          <a:ext cx="1022317" cy="298751"/>
+                          <a:ext cx="1021715" cy="298450"/>
                         </a:xfrm>
                         <a:prstGeom prst="rect">
                           <a:avLst/>
                         </a:prstGeom>
-                        <a:solidFill>
-                          <a:schemeClr val="lt1"/>
-                        </a:solidFill>
+                        <a:noFill/>
                         <a:ln w="6350">
                           <a:noFill/>
                         </a:ln>
@@ -413,7 +407,7 @@
           </mc:Choice>
           <mc:Fallback>
             <w:pict>
-              <v:shape w14:anchorId="3D28175B" id="_x0000_s1028" type="#_x0000_t202" style="position:absolute;left:0;text-align:left;margin-left:327.55pt;margin-top:16.7pt;width:80.5pt;height:23.5pt;z-index:-251649024;visibility:visible;mso-wrap-style:square;mso-width-percent:0;mso-height-percent:0;mso-wrap-distance-left:9pt;mso-wrap-distance-top:0;mso-wrap-distance-right:9pt;mso-wrap-distance-bottom:0;mso-position-horizontal:absolute;mso-position-horizontal-relative:text;mso-position-vertical:absolute;mso-position-vertical-relative:text;mso-width-percent:0;mso-height-percent:0;mso-width-relative:margin;mso-height-relative:margin;v-text-anchor:top" o:gfxdata="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" fillcolor="white [3201]" stroked="f" strokeweight=".5pt">
+              <v:shape w14:anchorId="3D28175B" id="_x0000_s1028" type="#_x0000_t202" style="position:absolute;left:0;text-align:left;margin-left:327.5pt;margin-top:16.7pt;width:80.45pt;height:23.5pt;z-index:251667456;visibility:visible;mso-wrap-style:square;mso-width-percent:0;mso-height-percent:0;mso-wrap-distance-left:9pt;mso-wrap-distance-top:0;mso-wrap-distance-right:9pt;mso-wrap-distance-bottom:0;mso-position-horizontal:absolute;mso-position-horizontal-relative:text;mso-position-vertical:absolute;mso-position-vertical-relative:text;mso-width-percent:0;mso-height-percent:0;mso-width-relative:margin;mso-height-relative:margin;v-text-anchor:top" o:gfxdata="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" filled="f" stroked="f" strokeweight=".5pt">
                 <v:textbox>
                   <w:txbxContent>
                     <w:p>
@@ -4078,7 +4072,6 @@
                               </w:rPr>
                               <w:t>${</w:t>
                             </w:r>
-                            <w:proofErr w:type="spellStart"/>
                             <w:r>
                               <w:rPr>
                                 <w:rFonts w:ascii="TH SarabunPSK" w:hAnsi="TH SarabunPSK" w:cs="TH SarabunPSK"/>
@@ -4086,7 +4079,6 @@
                               </w:rPr>
                               <w:t>check_approved</w:t>
                             </w:r>
-                            <w:proofErr w:type="spellEnd"/>
                           </w:p>
                           <w:p>
                             <w:pPr>
@@ -6655,6 +6647,7 @@
   <w:style w:type="character" w:default="1" w:styleId="DefaultParagraphFont">
     <w:name w:val="Default Paragraph Font"/>
     <w:uiPriority w:val="1"/>
+    <w:semiHidden/>
     <w:unhideWhenUsed/>
   </w:style>
   <w:style w:type="table" w:default="1" w:styleId="TableNormal">

--- a/docs/ใบลา_อินฟินิท2023.docx
+++ b/docs/ใบลา_อินฟินิท2023.docx
@@ -3571,13 +3571,284 @@
         <mc:AlternateContent>
           <mc:Choice Requires="wps">
             <w:drawing>
-              <wp:anchor distT="0" distB="0" distL="114300" distR="114300" simplePos="0" relativeHeight="251685888" behindDoc="0" locked="0" layoutInCell="1" allowOverlap="1" wp14:anchorId="6A932461" wp14:editId="6EF96988">
+              <wp:anchor distT="0" distB="0" distL="114300" distR="114300" simplePos="0" relativeHeight="251687936" behindDoc="0" locked="0" layoutInCell="1" allowOverlap="1" wp14:anchorId="745A8768" wp14:editId="5617F622">
                 <wp:simplePos x="0" y="0"/>
                 <wp:positionH relativeFrom="column">
-                  <wp:posOffset>4553972</wp:posOffset>
+                  <wp:posOffset>4569976</wp:posOffset>
                 </wp:positionH>
                 <wp:positionV relativeFrom="paragraph">
-                  <wp:posOffset>257161</wp:posOffset>
+                  <wp:posOffset>155827</wp:posOffset>
+                </wp:positionV>
+                <wp:extent cx="1476375" cy="904875"/>
+                <wp:effectExtent l="0" t="0" r="0" b="0"/>
+                <wp:wrapNone/>
+                <wp:docPr id="30514650" name="Text Box 3"/>
+                <wp:cNvGraphicFramePr/>
+                <a:graphic xmlns:a="http://schemas.openxmlformats.org/drawingml/2006/main">
+                  <a:graphicData uri="http://schemas.microsoft.com/office/word/2010/wordprocessingShape">
+                    <wps:wsp>
+                      <wps:cNvSpPr txBox="1"/>
+                      <wps:spPr>
+                        <a:xfrm>
+                          <a:off x="0" y="0"/>
+                          <a:ext cx="1476375" cy="904875"/>
+                        </a:xfrm>
+                        <a:prstGeom prst="rect">
+                          <a:avLst/>
+                        </a:prstGeom>
+                        <a:noFill/>
+                        <a:ln w="6350">
+                          <a:noFill/>
+                        </a:ln>
+                      </wps:spPr>
+                      <wps:txbx>
+                        <w:txbxContent>
+                          <w:p>
+                            <w:pPr>
+                              <w:rPr>
+                                <w:rFonts w:ascii="TH SarabunPSK" w:hAnsi="TH SarabunPSK" w:cs="TH SarabunPSK"/>
+                                <w:sz w:val="28"/>
+                              </w:rPr>
+                            </w:pPr>
+                            <w:r>
+                              <w:rPr>
+                                <w:rFonts w:ascii="TH SarabunPSK" w:hAnsi="TH SarabunPSK" w:cs="TH SarabunPSK"/>
+                                <w:sz w:val="28"/>
+                              </w:rPr>
+                              <w:t>${</w:t>
+                            </w:r>
+                            <w:proofErr w:type="spellStart"/>
+                            <w:r>
+                              <w:rPr>
+                                <w:rFonts w:ascii="TH SarabunPSK" w:hAnsi="TH SarabunPSK" w:cs="TH SarabunPSK"/>
+                                <w:sz w:val="28"/>
+                              </w:rPr>
+                              <w:t>employee_signature</w:t>
+                            </w:r>
+                            <w:proofErr w:type="spellEnd"/>
+                            <w:r>
+                              <w:rPr>
+                                <w:rFonts w:ascii="TH SarabunPSK" w:hAnsi="TH SarabunPSK" w:cs="TH SarabunPSK"/>
+                                <w:sz w:val="28"/>
+                              </w:rPr>
+                              <w:t>}</w:t>
+                            </w:r>
+                          </w:p>
+                        </w:txbxContent>
+                      </wps:txbx>
+                      <wps:bodyPr rot="0" spcFirstLastPara="0" vertOverflow="overflow" horzOverflow="overflow" vert="horz" wrap="square" lIns="91440" tIns="45720" rIns="91440" bIns="45720" numCol="1" spcCol="0" rtlCol="0" fromWordArt="0" anchor="t" anchorCtr="0" forceAA="0" compatLnSpc="1">
+                        <a:prstTxWarp prst="textNoShape">
+                          <a:avLst/>
+                        </a:prstTxWarp>
+                        <a:noAutofit/>
+                      </wps:bodyPr>
+                    </wps:wsp>
+                  </a:graphicData>
+                </a:graphic>
+                <wp14:sizeRelH relativeFrom="margin">
+                  <wp14:pctWidth>0</wp14:pctWidth>
+                </wp14:sizeRelH>
+                <wp14:sizeRelV relativeFrom="margin">
+                  <wp14:pctHeight>0</wp14:pctHeight>
+                </wp14:sizeRelV>
+              </wp:anchor>
+            </w:drawing>
+          </mc:Choice>
+          <mc:Fallback>
+            <w:pict>
+              <v:shapetype w14:anchorId="745A8768" id="_x0000_t202" coordsize="21600,21600" o:spt="202" path="m,l,21600r21600,l21600,xe">
+                <v:stroke joinstyle="miter"/>
+                <v:path gradientshapeok="t" o:connecttype="rect"/>
+              </v:shapetype>
+              <v:shape id="_x0000_s1044" type="#_x0000_t202" style="position:absolute;margin-left:359.85pt;margin-top:12.25pt;width:116.25pt;height:71.25pt;z-index:251687936;visibility:visible;mso-wrap-style:square;mso-width-percent:0;mso-height-percent:0;mso-wrap-distance-left:9pt;mso-wrap-distance-top:0;mso-wrap-distance-right:9pt;mso-wrap-distance-bottom:0;mso-position-horizontal:absolute;mso-position-horizontal-relative:text;mso-position-vertical:absolute;mso-position-vertical-relative:text;mso-width-percent:0;mso-height-percent:0;mso-width-relative:margin;mso-height-relative:margin;v-text-anchor:top" o:gfxdata="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" filled="f" stroked="f" strokeweight=".5pt">
+                <v:textbox>
+                  <w:txbxContent>
+                    <w:p>
+                      <w:pPr>
+                        <w:rPr>
+                          <w:rFonts w:ascii="TH SarabunPSK" w:hAnsi="TH SarabunPSK" w:cs="TH SarabunPSK"/>
+                          <w:sz w:val="28"/>
+                        </w:rPr>
+                      </w:pPr>
+                      <w:r>
+                        <w:rPr>
+                          <w:rFonts w:ascii="TH SarabunPSK" w:hAnsi="TH SarabunPSK" w:cs="TH SarabunPSK"/>
+                          <w:sz w:val="28"/>
+                        </w:rPr>
+                        <w:t>${</w:t>
+                      </w:r>
+                      <w:proofErr w:type="spellStart"/>
+                      <w:r>
+                        <w:rPr>
+                          <w:rFonts w:ascii="TH SarabunPSK" w:hAnsi="TH SarabunPSK" w:cs="TH SarabunPSK"/>
+                          <w:sz w:val="28"/>
+                        </w:rPr>
+                        <w:t>employee_signature</w:t>
+                      </w:r>
+                      <w:proofErr w:type="spellEnd"/>
+                      <w:r>
+                        <w:rPr>
+                          <w:rFonts w:ascii="TH SarabunPSK" w:hAnsi="TH SarabunPSK" w:cs="TH SarabunPSK"/>
+                          <w:sz w:val="28"/>
+                        </w:rPr>
+                        <w:t>}</w:t>
+                      </w:r>
+                    </w:p>
+                  </w:txbxContent>
+                </v:textbox>
+              </v:shape>
+            </w:pict>
+          </mc:Fallback>
+        </mc:AlternateContent>
+      </w:r>
+      <w:r>
+        <w:rPr>
+          <w:rFonts w:ascii="TH SarabunPSK" w:hAnsi="TH SarabunPSK" w:cs="TH SarabunPSK" w:hint="cs"/>
+          <w:b/>
+          <w:bCs/>
+          <w:sz w:val="28"/>
+          <w:cs/>
+        </w:rPr>
+        <w:t xml:space="preserve"> </w:t>
+      </w:r>
+      <w:r>
+        <w:rPr>
+          <w:rFonts w:ascii="TH SarabunPSK" w:hAnsi="TH SarabunPSK" w:cs="TH SarabunPSK" w:hint="cs"/>
+          <w:b/>
+          <w:bCs/>
+          <w:sz w:val="28"/>
+          <w:cs/>
+        </w:rPr>
+        <w:t xml:space="preserve">    </w:t>
+      </w:r>
+      <w:r>
+        <w:rPr>
+          <w:rFonts w:ascii="TH SarabunPSK" w:hAnsi="TH SarabunPSK" w:cs="TH SarabunPSK"/>
+          <w:b/>
+          <w:bCs/>
+          <w:sz w:val="28"/>
+          <w:cs/>
+        </w:rPr>
+        <w:tab/>
+      </w:r>
+      <w:r>
+        <w:rPr>
+          <w:rFonts w:ascii="TH SarabunPSK" w:hAnsi="TH SarabunPSK" w:cs="TH SarabunPSK"/>
+          <w:b/>
+          <w:bCs/>
+          <w:sz w:val="28"/>
+          <w:cs/>
+        </w:rPr>
+        <w:tab/>
+      </w:r>
+      <w:r>
+        <w:rPr>
+          <w:rFonts w:ascii="TH SarabunPSK" w:hAnsi="TH SarabunPSK" w:cs="TH SarabunPSK"/>
+          <w:b/>
+          <w:bCs/>
+          <w:sz w:val="28"/>
+          <w:cs/>
+        </w:rPr>
+        <w:tab/>
+      </w:r>
+      <w:r>
+        <w:rPr>
+          <w:rFonts w:ascii="TH SarabunPSK" w:hAnsi="TH SarabunPSK" w:cs="TH SarabunPSK"/>
+          <w:b/>
+          <w:bCs/>
+          <w:sz w:val="28"/>
+          <w:cs/>
+        </w:rPr>
+        <w:tab/>
+      </w:r>
+      <w:r>
+        <w:rPr>
+          <w:rFonts w:ascii="TH SarabunPSK" w:hAnsi="TH SarabunPSK" w:cs="TH SarabunPSK"/>
+          <w:b/>
+          <w:bCs/>
+          <w:sz w:val="28"/>
+          <w:cs/>
+        </w:rPr>
+        <w:tab/>
+      </w:r>
+      <w:r>
+        <w:rPr>
+          <w:rFonts w:ascii="TH SarabunPSK" w:hAnsi="TH SarabunPSK" w:cs="TH SarabunPSK"/>
+          <w:b/>
+          <w:bCs/>
+          <w:sz w:val="28"/>
+          <w:cs/>
+        </w:rPr>
+        <w:tab/>
+      </w:r>
+      <w:r>
+        <w:rPr>
+          <w:rFonts w:ascii="TH SarabunPSK" w:hAnsi="TH SarabunPSK" w:cs="TH SarabunPSK"/>
+          <w:b/>
+          <w:bCs/>
+          <w:sz w:val="28"/>
+          <w:cs/>
+        </w:rPr>
+        <w:tab/>
+      </w:r>
+      <w:r>
+        <w:rPr>
+          <w:rFonts w:ascii="TH SarabunPSK" w:hAnsi="TH SarabunPSK" w:cs="TH SarabunPSK"/>
+          <w:b/>
+          <w:bCs/>
+          <w:sz w:val="28"/>
+          <w:cs/>
+        </w:rPr>
+        <w:tab/>
+      </w:r>
+      <w:r>
+        <w:rPr>
+          <w:rFonts w:ascii="TH SarabunPSK" w:hAnsi="TH SarabunPSK" w:cs="TH SarabunPSK" w:hint="cs"/>
+          <w:b/>
+          <w:bCs/>
+          <w:sz w:val="28"/>
+          <w:cs/>
+        </w:rPr>
+        <w:t xml:space="preserve">                     </w:t>
+      </w:r>
+      <w:r>
+        <w:rPr>
+          <w:rFonts w:ascii="TH SarabunPSK" w:hAnsi="TH SarabunPSK" w:cs="TH SarabunPSK" w:hint="cs"/>
+          <w:b/>
+          <w:bCs/>
+          <w:cs/>
+        </w:rPr>
+        <w:t>ขอแสดงความนับถือ</w:t>
+      </w:r>
+    </w:p>
+    <w:p>
+      <w:pPr>
+        <w:spacing w:after="0" w:line="360" w:lineRule="auto"/>
+        <w:ind w:left="5760"/>
+        <w:jc w:val="thaiDistribute"/>
+        <w:rPr>
+          <w:rFonts w:ascii="TH SarabunPSK" w:hAnsi="TH SarabunPSK" w:cs="TH SarabunPSK"/>
+        </w:rPr>
+      </w:pPr>
+      <w:r>
+        <w:rPr>
+          <w:rFonts w:ascii="TH SarabunPSK" w:hAnsi="TH SarabunPSK" w:cs="TH SarabunPSK" w:hint="cs"/>
+          <w:b/>
+          <w:bCs/>
+          <w:noProof/>
+          <w:sz w:val="28"/>
+          <w:lang w:val="th-TH"/>
+        </w:rPr>
+        <mc:AlternateContent>
+          <mc:Choice Requires="wps">
+            <w:drawing>
+              <wp:anchor distT="0" distB="0" distL="114300" distR="114300" simplePos="0" relativeHeight="251685888" behindDoc="0" locked="0" layoutInCell="1" allowOverlap="1" wp14:anchorId="6A932461" wp14:editId="2E92F6AD">
+                <wp:simplePos x="0" y="0"/>
+                <wp:positionH relativeFrom="margin">
+                  <wp:posOffset>4404623</wp:posOffset>
+                </wp:positionH>
+                <wp:positionV relativeFrom="paragraph">
+                  <wp:posOffset>240545</wp:posOffset>
                 </wp:positionV>
                 <wp:extent cx="1476375" cy="288290"/>
                 <wp:effectExtent l="0" t="0" r="0" b="0"/>
@@ -3656,7 +3927,7 @@
           </mc:Choice>
           <mc:Fallback>
             <w:pict>
-              <v:shape w14:anchorId="6A932461" id="_x0000_s1044" type="#_x0000_t202" style="position:absolute;margin-left:358.6pt;margin-top:20.25pt;width:116.25pt;height:22.7pt;z-index:251685888;visibility:visible;mso-wrap-style:square;mso-width-percent:0;mso-height-percent:0;mso-wrap-distance-left:9pt;mso-wrap-distance-top:0;mso-wrap-distance-right:9pt;mso-wrap-distance-bottom:0;mso-position-horizontal:absolute;mso-position-horizontal-relative:text;mso-position-vertical:absolute;mso-position-vertical-relative:text;mso-width-percent:0;mso-height-percent:0;mso-width-relative:margin;mso-height-relative:margin;v-text-anchor:top" o:gfxdata="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" filled="f" stroked="f" strokeweight=".5pt">
+              <v:shape w14:anchorId="6A932461" id="_x0000_s1045" type="#_x0000_t202" style="position:absolute;left:0;text-align:left;margin-left:346.8pt;margin-top:18.95pt;width:116.25pt;height:22.7pt;z-index:251685888;visibility:visible;mso-wrap-style:square;mso-width-percent:0;mso-height-percent:0;mso-wrap-distance-left:9pt;mso-wrap-distance-top:0;mso-wrap-distance-right:9pt;mso-wrap-distance-bottom:0;mso-position-horizontal:absolute;mso-position-horizontal-relative:margin;mso-position-vertical:absolute;mso-position-vertical-relative:text;mso-width-percent:0;mso-height-percent:0;mso-width-relative:margin;mso-height-relative:margin;v-text-anchor:top" o:gfxdata="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" filled="f" stroked="f" strokeweight=".5pt">
                 <v:textbox>
                   <w:txbxContent>
                     <w:p>
@@ -3692,273 +3963,7 @@
                     </w:p>
                   </w:txbxContent>
                 </v:textbox>
-              </v:shape>
-            </w:pict>
-          </mc:Fallback>
-        </mc:AlternateContent>
-      </w:r>
-      <w:r>
-        <w:rPr>
-          <w:rFonts w:ascii="TH SarabunPSK" w:hAnsi="TH SarabunPSK" w:cs="TH SarabunPSK" w:hint="cs"/>
-          <w:b/>
-          <w:bCs/>
-          <w:sz w:val="28"/>
-          <w:cs/>
-        </w:rPr>
-        <w:t xml:space="preserve"> </w:t>
-      </w:r>
-      <w:r>
-        <w:rPr>
-          <w:rFonts w:ascii="TH SarabunPSK" w:hAnsi="TH SarabunPSK" w:cs="TH SarabunPSK" w:hint="cs"/>
-          <w:b/>
-          <w:bCs/>
-          <w:sz w:val="28"/>
-          <w:cs/>
-        </w:rPr>
-        <w:t xml:space="preserve">    </w:t>
-      </w:r>
-      <w:r>
-        <w:rPr>
-          <w:rFonts w:ascii="TH SarabunPSK" w:hAnsi="TH SarabunPSK" w:cs="TH SarabunPSK"/>
-          <w:b/>
-          <w:bCs/>
-          <w:sz w:val="28"/>
-          <w:cs/>
-        </w:rPr>
-        <w:tab/>
-      </w:r>
-      <w:r>
-        <w:rPr>
-          <w:rFonts w:ascii="TH SarabunPSK" w:hAnsi="TH SarabunPSK" w:cs="TH SarabunPSK"/>
-          <w:b/>
-          <w:bCs/>
-          <w:sz w:val="28"/>
-          <w:cs/>
-        </w:rPr>
-        <w:tab/>
-      </w:r>
-      <w:r>
-        <w:rPr>
-          <w:rFonts w:ascii="TH SarabunPSK" w:hAnsi="TH SarabunPSK" w:cs="TH SarabunPSK"/>
-          <w:b/>
-          <w:bCs/>
-          <w:sz w:val="28"/>
-          <w:cs/>
-        </w:rPr>
-        <w:tab/>
-      </w:r>
-      <w:r>
-        <w:rPr>
-          <w:rFonts w:ascii="TH SarabunPSK" w:hAnsi="TH SarabunPSK" w:cs="TH SarabunPSK"/>
-          <w:b/>
-          <w:bCs/>
-          <w:sz w:val="28"/>
-          <w:cs/>
-        </w:rPr>
-        <w:tab/>
-      </w:r>
-      <w:r>
-        <w:rPr>
-          <w:rFonts w:ascii="TH SarabunPSK" w:hAnsi="TH SarabunPSK" w:cs="TH SarabunPSK"/>
-          <w:b/>
-          <w:bCs/>
-          <w:sz w:val="28"/>
-          <w:cs/>
-        </w:rPr>
-        <w:tab/>
-      </w:r>
-      <w:r>
-        <w:rPr>
-          <w:rFonts w:ascii="TH SarabunPSK" w:hAnsi="TH SarabunPSK" w:cs="TH SarabunPSK"/>
-          <w:b/>
-          <w:bCs/>
-          <w:sz w:val="28"/>
-          <w:cs/>
-        </w:rPr>
-        <w:tab/>
-      </w:r>
-      <w:r>
-        <w:rPr>
-          <w:rFonts w:ascii="TH SarabunPSK" w:hAnsi="TH SarabunPSK" w:cs="TH SarabunPSK"/>
-          <w:b/>
-          <w:bCs/>
-          <w:sz w:val="28"/>
-          <w:cs/>
-        </w:rPr>
-        <w:tab/>
-      </w:r>
-      <w:r>
-        <w:rPr>
-          <w:rFonts w:ascii="TH SarabunPSK" w:hAnsi="TH SarabunPSK" w:cs="TH SarabunPSK"/>
-          <w:b/>
-          <w:bCs/>
-          <w:sz w:val="28"/>
-          <w:cs/>
-        </w:rPr>
-        <w:tab/>
-      </w:r>
-      <w:r>
-        <w:rPr>
-          <w:rFonts w:ascii="TH SarabunPSK" w:hAnsi="TH SarabunPSK" w:cs="TH SarabunPSK" w:hint="cs"/>
-          <w:b/>
-          <w:bCs/>
-          <w:sz w:val="28"/>
-          <w:cs/>
-        </w:rPr>
-        <w:t xml:space="preserve">                     </w:t>
-      </w:r>
-      <w:r>
-        <w:rPr>
-          <w:rFonts w:ascii="TH SarabunPSK" w:hAnsi="TH SarabunPSK" w:cs="TH SarabunPSK" w:hint="cs"/>
-          <w:b/>
-          <w:bCs/>
-          <w:cs/>
-        </w:rPr>
-        <w:t>ขอแสดงความนับถือ</w:t>
-      </w:r>
-    </w:p>
-    <w:p>
-      <w:pPr>
-        <w:spacing w:after="0" w:line="360" w:lineRule="auto"/>
-        <w:ind w:left="5760"/>
-        <w:jc w:val="thaiDistribute"/>
-        <w:rPr>
-          <w:rFonts w:ascii="TH SarabunPSK" w:hAnsi="TH SarabunPSK" w:cs="TH SarabunPSK"/>
-        </w:rPr>
-      </w:pPr>
-      <w:r>
-        <w:rPr>
-          <w:rFonts w:ascii="TH SarabunPSK" w:hAnsi="TH SarabunPSK" w:cs="TH SarabunPSK" w:hint="cs"/>
-          <w:b/>
-          <w:bCs/>
-          <w:noProof/>
-          <w:sz w:val="28"/>
-          <w:lang w:val="th-TH"/>
-        </w:rPr>
-        <mc:AlternateContent>
-          <mc:Choice Requires="wps">
-            <w:drawing>
-              <wp:anchor distT="0" distB="0" distL="114300" distR="114300" simplePos="0" relativeHeight="251687936" behindDoc="0" locked="0" layoutInCell="1" allowOverlap="1" wp14:anchorId="745A8768" wp14:editId="2B22FA53">
-                <wp:simplePos x="0" y="0"/>
-                <wp:positionH relativeFrom="column">
-                  <wp:posOffset>4485640</wp:posOffset>
-                </wp:positionH>
-                <wp:positionV relativeFrom="paragraph">
-                  <wp:posOffset>53975</wp:posOffset>
-                </wp:positionV>
-                <wp:extent cx="1476375" cy="904875"/>
-                <wp:effectExtent l="0" t="0" r="0" b="0"/>
-                <wp:wrapNone/>
-                <wp:docPr id="30514650" name="Text Box 3"/>
-                <wp:cNvGraphicFramePr/>
-                <a:graphic xmlns:a="http://schemas.openxmlformats.org/drawingml/2006/main">
-                  <a:graphicData uri="http://schemas.microsoft.com/office/word/2010/wordprocessingShape">
-                    <wps:wsp>
-                      <wps:cNvSpPr txBox="1"/>
-                      <wps:spPr>
-                        <a:xfrm>
-                          <a:off x="0" y="0"/>
-                          <a:ext cx="1476375" cy="904875"/>
-                        </a:xfrm>
-                        <a:prstGeom prst="rect">
-                          <a:avLst/>
-                        </a:prstGeom>
-                        <a:noFill/>
-                        <a:ln w="6350">
-                          <a:noFill/>
-                        </a:ln>
-                      </wps:spPr>
-                      <wps:txbx>
-                        <w:txbxContent>
-                          <w:p>
-                            <w:pPr>
-                              <w:rPr>
-                                <w:rFonts w:ascii="TH SarabunPSK" w:hAnsi="TH SarabunPSK" w:cs="TH SarabunPSK"/>
-                                <w:sz w:val="28"/>
-                              </w:rPr>
-                            </w:pPr>
-                            <w:r>
-                              <w:rPr>
-                                <w:rFonts w:ascii="TH SarabunPSK" w:hAnsi="TH SarabunPSK" w:cs="TH SarabunPSK"/>
-                                <w:sz w:val="28"/>
-                              </w:rPr>
-                              <w:t>${</w:t>
-                            </w:r>
-                            <w:proofErr w:type="spellStart"/>
-                            <w:r>
-                              <w:rPr>
-                                <w:rFonts w:ascii="TH SarabunPSK" w:hAnsi="TH SarabunPSK" w:cs="TH SarabunPSK"/>
-                                <w:sz w:val="28"/>
-                              </w:rPr>
-                              <w:t>employee_signature</w:t>
-                            </w:r>
-                            <w:proofErr w:type="spellEnd"/>
-                            <w:r>
-                              <w:rPr>
-                                <w:rFonts w:ascii="TH SarabunPSK" w:hAnsi="TH SarabunPSK" w:cs="TH SarabunPSK"/>
-                                <w:sz w:val="28"/>
-                              </w:rPr>
-                              <w:t>}</w:t>
-                            </w:r>
-                          </w:p>
-                        </w:txbxContent>
-                      </wps:txbx>
-                      <wps:bodyPr rot="0" spcFirstLastPara="0" vertOverflow="overflow" horzOverflow="overflow" vert="horz" wrap="square" lIns="91440" tIns="45720" rIns="91440" bIns="45720" numCol="1" spcCol="0" rtlCol="0" fromWordArt="0" anchor="t" anchorCtr="0" forceAA="0" compatLnSpc="1">
-                        <a:prstTxWarp prst="textNoShape">
-                          <a:avLst/>
-                        </a:prstTxWarp>
-                        <a:noAutofit/>
-                      </wps:bodyPr>
-                    </wps:wsp>
-                  </a:graphicData>
-                </a:graphic>
-                <wp14:sizeRelH relativeFrom="margin">
-                  <wp14:pctWidth>0</wp14:pctWidth>
-                </wp14:sizeRelH>
-                <wp14:sizeRelV relativeFrom="margin">
-                  <wp14:pctHeight>0</wp14:pctHeight>
-                </wp14:sizeRelV>
-              </wp:anchor>
-            </w:drawing>
-          </mc:Choice>
-          <mc:Fallback>
-            <w:pict>
-              <v:shape w14:anchorId="745A8768" id="_x0000_s1045" type="#_x0000_t202" style="position:absolute;left:0;text-align:left;margin-left:353.2pt;margin-top:4.25pt;width:116.25pt;height:71.25pt;z-index:251687936;visibility:visible;mso-wrap-style:square;mso-width-percent:0;mso-height-percent:0;mso-wrap-distance-left:9pt;mso-wrap-distance-top:0;mso-wrap-distance-right:9pt;mso-wrap-distance-bottom:0;mso-position-horizontal:absolute;mso-position-horizontal-relative:text;mso-position-vertical:absolute;mso-position-vertical-relative:text;mso-width-percent:0;mso-height-percent:0;mso-width-relative:margin;mso-height-relative:margin;v-text-anchor:top" o:gfxdata="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" filled="f" stroked="f" strokeweight=".5pt">
-                <v:textbox>
-                  <w:txbxContent>
-                    <w:p>
-                      <w:pPr>
-                        <w:rPr>
-                          <w:rFonts w:ascii="TH SarabunPSK" w:hAnsi="TH SarabunPSK" w:cs="TH SarabunPSK"/>
-                          <w:sz w:val="28"/>
-                        </w:rPr>
-                      </w:pPr>
-                      <w:r>
-                        <w:rPr>
-                          <w:rFonts w:ascii="TH SarabunPSK" w:hAnsi="TH SarabunPSK" w:cs="TH SarabunPSK"/>
-                          <w:sz w:val="28"/>
-                        </w:rPr>
-                        <w:t>${</w:t>
-                      </w:r>
-                      <w:proofErr w:type="spellStart"/>
-                      <w:r>
-                        <w:rPr>
-                          <w:rFonts w:ascii="TH SarabunPSK" w:hAnsi="TH SarabunPSK" w:cs="TH SarabunPSK"/>
-                          <w:sz w:val="28"/>
-                        </w:rPr>
-                        <w:t>employee_signature</w:t>
-                      </w:r>
-                      <w:proofErr w:type="spellEnd"/>
-                      <w:r>
-                        <w:rPr>
-                          <w:rFonts w:ascii="TH SarabunPSK" w:hAnsi="TH SarabunPSK" w:cs="TH SarabunPSK"/>
-                          <w:sz w:val="28"/>
-                        </w:rPr>
-                        <w:t>}</w:t>
-                      </w:r>
-                    </w:p>
-                  </w:txbxContent>
-                </v:textbox>
+                <w10:wrap anchorx="margin"/>
               </v:shape>
             </w:pict>
           </mc:Fallback>

--- a/docs/ใบลา_อินฟินิท2023.docx
+++ b/docs/ใบลา_อินฟินิท2023.docx
@@ -1191,18 +1191,18 @@
         <mc:AlternateContent>
           <mc:Choice Requires="wps">
             <w:drawing>
-              <wp:anchor distT="0" distB="0" distL="114300" distR="114300" simplePos="0" relativeHeight="251671552" behindDoc="0" locked="0" layoutInCell="1" allowOverlap="1" wp14:anchorId="22017B5F" wp14:editId="5D5057D3">
+              <wp:anchor distT="0" distB="0" distL="114300" distR="114300" simplePos="0" relativeHeight="251673600" behindDoc="0" locked="0" layoutInCell="1" allowOverlap="1" wp14:anchorId="718E9B06" wp14:editId="7A4FDEE3">
                 <wp:simplePos x="0" y="0"/>
                 <wp:positionH relativeFrom="column">
-                  <wp:posOffset>1231679</wp:posOffset>
+                  <wp:posOffset>3618330</wp:posOffset>
                 </wp:positionH>
                 <wp:positionV relativeFrom="paragraph">
-                  <wp:posOffset>259775</wp:posOffset>
+                  <wp:posOffset>274768</wp:posOffset>
                 </wp:positionV>
-                <wp:extent cx="1476375" cy="288638"/>
+                <wp:extent cx="903181" cy="276225"/>
                 <wp:effectExtent l="0" t="0" r="0" b="0"/>
                 <wp:wrapNone/>
-                <wp:docPr id="954089149" name="Text Box 3"/>
+                <wp:docPr id="1843113035" name="Text Box 3"/>
                 <wp:cNvGraphicFramePr/>
                 <a:graphic xmlns:a="http://schemas.openxmlformats.org/drawingml/2006/main">
                   <a:graphicData uri="http://schemas.microsoft.com/office/word/2010/wordprocessingShape">
@@ -1211,7 +1211,7 @@
                       <wps:spPr>
                         <a:xfrm>
                           <a:off x="0" y="0"/>
-                          <a:ext cx="1476375" cy="288638"/>
+                          <a:ext cx="903181" cy="276225"/>
                         </a:xfrm>
                         <a:prstGeom prst="rect">
                           <a:avLst/>
@@ -1237,15 +1237,165 @@
                               </w:rPr>
                               <w:t>${</w:t>
                             </w:r>
+                            <w:r>
+                              <w:rPr>
+                                <w:rFonts w:ascii="TH SarabunPSK" w:hAnsi="TH SarabunPSK" w:cs="TH SarabunPSK"/>
+                                <w:sz w:val="28"/>
+                              </w:rPr>
+                              <w:t>position</w:t>
+                            </w:r>
+                            <w:r>
+                              <w:rPr>
+                                <w:rFonts w:ascii="TH SarabunPSK" w:hAnsi="TH SarabunPSK" w:cs="TH SarabunPSK" w:hint="cs"/>
+                                <w:sz w:val="28"/>
+                              </w:rPr>
+                              <w:t>}</w:t>
+                            </w:r>
+                          </w:p>
+                        </w:txbxContent>
+                      </wps:txbx>
+                      <wps:bodyPr rot="0" spcFirstLastPara="0" vertOverflow="overflow" horzOverflow="overflow" vert="horz" wrap="square" lIns="91440" tIns="45720" rIns="91440" bIns="45720" numCol="1" spcCol="0" rtlCol="0" fromWordArt="0" anchor="t" anchorCtr="0" forceAA="0" compatLnSpc="1">
+                        <a:prstTxWarp prst="textNoShape">
+                          <a:avLst/>
+                        </a:prstTxWarp>
+                        <a:noAutofit/>
+                      </wps:bodyPr>
+                    </wps:wsp>
+                  </a:graphicData>
+                </a:graphic>
+                <wp14:sizeRelH relativeFrom="margin">
+                  <wp14:pctWidth>0</wp14:pctWidth>
+                </wp14:sizeRelH>
+              </wp:anchor>
+            </w:drawing>
+          </mc:Choice>
+          <mc:Fallback>
+            <w:pict>
+              <v:shapetype w14:anchorId="718E9B06" id="_x0000_t202" coordsize="21600,21600" o:spt="202" path="m,l,21600r21600,l21600,xe">
+                <v:stroke joinstyle="miter"/>
+                <v:path gradientshapeok="t" o:connecttype="rect"/>
+              </v:shapetype>
+              <v:shape id="_x0000_s1033" type="#_x0000_t202" style="position:absolute;left:0;text-align:left;margin-left:284.9pt;margin-top:21.65pt;width:71.1pt;height:21.75pt;z-index:251673600;visibility:visible;mso-wrap-style:square;mso-width-percent:0;mso-wrap-distance-left:9pt;mso-wrap-distance-top:0;mso-wrap-distance-right:9pt;mso-wrap-distance-bottom:0;mso-position-horizontal:absolute;mso-position-horizontal-relative:text;mso-position-vertical:absolute;mso-position-vertical-relative:text;mso-width-percent:0;mso-width-relative:margin;v-text-anchor:top" o:gfxdata="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" filled="f" stroked="f" strokeweight=".5pt">
+                <v:textbox>
+                  <w:txbxContent>
+                    <w:p>
+                      <w:pPr>
+                        <w:rPr>
+                          <w:rFonts w:ascii="TH SarabunPSK" w:hAnsi="TH SarabunPSK" w:cs="TH SarabunPSK"/>
+                          <w:sz w:val="28"/>
+                        </w:rPr>
+                      </w:pPr>
+                      <w:r>
+                        <w:rPr>
+                          <w:rFonts w:ascii="TH SarabunPSK" w:hAnsi="TH SarabunPSK" w:cs="TH SarabunPSK" w:hint="cs"/>
+                          <w:sz w:val="28"/>
+                        </w:rPr>
+                        <w:t>${</w:t>
+                      </w:r>
+                      <w:r>
+                        <w:rPr>
+                          <w:rFonts w:ascii="TH SarabunPSK" w:hAnsi="TH SarabunPSK" w:cs="TH SarabunPSK"/>
+                          <w:sz w:val="28"/>
+                        </w:rPr>
+                        <w:t>position</w:t>
+                      </w:r>
+                      <w:r>
+                        <w:rPr>
+                          <w:rFonts w:ascii="TH SarabunPSK" w:hAnsi="TH SarabunPSK" w:cs="TH SarabunPSK" w:hint="cs"/>
+                          <w:sz w:val="28"/>
+                        </w:rPr>
+                        <w:t>}</w:t>
+                      </w:r>
+                    </w:p>
+                  </w:txbxContent>
+                </v:textbox>
+              </v:shape>
+            </w:pict>
+          </mc:Fallback>
+        </mc:AlternateContent>
+      </w:r>
+      <w:r>
+        <w:rPr>
+          <w:rFonts w:ascii="TH SarabunPSK" w:hAnsi="TH SarabunPSK" w:cs="TH SarabunPSK" w:hint="cs"/>
+          <w:b/>
+          <w:bCs/>
+          <w:noProof/>
+          <w:sz w:val="28"/>
+          <w:lang w:val="th-TH"/>
+        </w:rPr>
+        <mc:AlternateContent>
+          <mc:Choice Requires="wps">
+            <w:drawing>
+              <wp:anchor distT="0" distB="0" distL="114300" distR="114300" simplePos="0" relativeHeight="251671552" behindDoc="0" locked="0" layoutInCell="1" allowOverlap="1" wp14:anchorId="22017B5F" wp14:editId="0E2355F7">
+                <wp:simplePos x="0" y="0"/>
+                <wp:positionH relativeFrom="column">
+                  <wp:posOffset>1228550</wp:posOffset>
+                </wp:positionH>
+                <wp:positionV relativeFrom="paragraph">
+                  <wp:posOffset>257939</wp:posOffset>
+                </wp:positionV>
+                <wp:extent cx="1879288" cy="288638"/>
+                <wp:effectExtent l="0" t="0" r="0" b="0"/>
+                <wp:wrapNone/>
+                <wp:docPr id="954089149" name="Text Box 3"/>
+                <wp:cNvGraphicFramePr/>
+                <a:graphic xmlns:a="http://schemas.openxmlformats.org/drawingml/2006/main">
+                  <a:graphicData uri="http://schemas.microsoft.com/office/word/2010/wordprocessingShape">
+                    <wps:wsp>
+                      <wps:cNvSpPr txBox="1"/>
+                      <wps:spPr>
+                        <a:xfrm>
+                          <a:off x="0" y="0"/>
+                          <a:ext cx="1879288" cy="288638"/>
+                        </a:xfrm>
+                        <a:prstGeom prst="rect">
+                          <a:avLst/>
+                        </a:prstGeom>
+                        <a:noFill/>
+                        <a:ln w="6350">
+                          <a:noFill/>
+                        </a:ln>
+                      </wps:spPr>
+                      <wps:txbx>
+                        <w:txbxContent>
+                          <w:p>
+                            <w:pPr>
+                              <w:rPr>
+                                <w:rFonts w:ascii="TH SarabunPSK" w:hAnsi="TH SarabunPSK" w:cs="TH SarabunPSK"/>
+                                <w:sz w:val="28"/>
+                              </w:rPr>
+                            </w:pPr>
+                            <w:r>
+                              <w:rPr>
+                                <w:rFonts w:ascii="TH SarabunPSK" w:hAnsi="TH SarabunPSK" w:cs="TH SarabunPSK" w:hint="cs"/>
+                                <w:sz w:val="28"/>
+                              </w:rPr>
+                              <w:t>${</w:t>
+                            </w:r>
                             <w:proofErr w:type="spellStart"/>
                             <w:r>
                               <w:rPr>
                                 <w:rFonts w:ascii="TH SarabunPSK" w:hAnsi="TH SarabunPSK" w:cs="TH SarabunPSK"/>
                                 <w:sz w:val="28"/>
                               </w:rPr>
-                              <w:t>employee_name</w:t>
+                              <w:t>prefix_employee_name</w:t>
                             </w:r>
                             <w:proofErr w:type="spellEnd"/>
+                            <w:r>
+                              <w:rPr>
+                                <w:rFonts w:ascii="TH SarabunPSK" w:hAnsi="TH SarabunPSK" w:cs="TH SarabunPSK"/>
+                                <w:sz w:val="28"/>
+                              </w:rPr>
+                              <w:t>}</w:t>
+                            </w:r>
+                          </w:p>
+                          <w:p>
+                            <w:pPr>
+                              <w:rPr>
+                                <w:rFonts w:ascii="TH SarabunPSK" w:hAnsi="TH SarabunPSK" w:cs="TH SarabunPSK"/>
+                                <w:sz w:val="28"/>
+                              </w:rPr>
+                            </w:pPr>
                             <w:r>
                               <w:rPr>
                                 <w:rFonts w:ascii="TH SarabunPSK" w:hAnsi="TH SarabunPSK" w:cs="TH SarabunPSK" w:hint="cs"/>
@@ -1276,7 +1426,7 @@
           </mc:Choice>
           <mc:Fallback>
             <w:pict>
-              <v:shape w14:anchorId="22017B5F" id="_x0000_s1033" type="#_x0000_t202" style="position:absolute;left:0;text-align:left;margin-left:97pt;margin-top:20.45pt;width:116.25pt;height:22.75pt;z-index:251671552;visibility:visible;mso-wrap-style:square;mso-width-percent:0;mso-height-percent:0;mso-wrap-distance-left:9pt;mso-wrap-distance-top:0;mso-wrap-distance-right:9pt;mso-wrap-distance-bottom:0;mso-position-horizontal:absolute;mso-position-horizontal-relative:text;mso-position-vertical:absolute;mso-position-vertical-relative:text;mso-width-percent:0;mso-height-percent:0;mso-width-relative:margin;mso-height-relative:margin;v-text-anchor:top" o:gfxdata="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" filled="f" stroked="f" strokeweight=".5pt">
+              <v:shape w14:anchorId="22017B5F" id="_x0000_s1034" type="#_x0000_t202" style="position:absolute;left:0;text-align:left;margin-left:96.75pt;margin-top:20.3pt;width:148pt;height:22.75pt;z-index:251671552;visibility:visible;mso-wrap-style:square;mso-width-percent:0;mso-height-percent:0;mso-wrap-distance-left:9pt;mso-wrap-distance-top:0;mso-wrap-distance-right:9pt;mso-wrap-distance-bottom:0;mso-position-horizontal:absolute;mso-position-horizontal-relative:text;mso-position-vertical:absolute;mso-position-vertical-relative:text;mso-width-percent:0;mso-height-percent:0;mso-width-relative:margin;mso-height-relative:margin;v-text-anchor:top" o:gfxdata="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" filled="f" stroked="f" strokeweight=".5pt">
                 <v:textbox>
                   <w:txbxContent>
                     <w:p>
@@ -1299,119 +1449,17 @@
                           <w:rFonts w:ascii="TH SarabunPSK" w:hAnsi="TH SarabunPSK" w:cs="TH SarabunPSK"/>
                           <w:sz w:val="28"/>
                         </w:rPr>
-                        <w:t>employee_name</w:t>
+                        <w:t>prefix_employee_name</w:t>
                       </w:r>
                       <w:proofErr w:type="spellEnd"/>
                       <w:r>
                         <w:rPr>
-                          <w:rFonts w:ascii="TH SarabunPSK" w:hAnsi="TH SarabunPSK" w:cs="TH SarabunPSK" w:hint="cs"/>
+                          <w:rFonts w:ascii="TH SarabunPSK" w:hAnsi="TH SarabunPSK" w:cs="TH SarabunPSK"/>
                           <w:sz w:val="28"/>
                         </w:rPr>
                         <w:t>}</w:t>
                       </w:r>
                     </w:p>
-                  </w:txbxContent>
-                </v:textbox>
-              </v:shape>
-            </w:pict>
-          </mc:Fallback>
-        </mc:AlternateContent>
-      </w:r>
-      <w:r>
-        <w:rPr>
-          <w:rFonts w:ascii="TH SarabunPSK" w:hAnsi="TH SarabunPSK" w:cs="TH SarabunPSK" w:hint="cs"/>
-          <w:b/>
-          <w:bCs/>
-          <w:noProof/>
-          <w:sz w:val="28"/>
-          <w:lang w:val="th-TH"/>
-        </w:rPr>
-        <mc:AlternateContent>
-          <mc:Choice Requires="wps">
-            <w:drawing>
-              <wp:anchor distT="0" distB="0" distL="114300" distR="114300" simplePos="0" relativeHeight="251673600" behindDoc="0" locked="0" layoutInCell="1" allowOverlap="1" wp14:anchorId="718E9B06" wp14:editId="61702CBF">
-                <wp:simplePos x="0" y="0"/>
-                <wp:positionH relativeFrom="column">
-                  <wp:posOffset>3616224</wp:posOffset>
-                </wp:positionH>
-                <wp:positionV relativeFrom="paragraph">
-                  <wp:posOffset>272610</wp:posOffset>
-                </wp:positionV>
-                <wp:extent cx="740623" cy="276225"/>
-                <wp:effectExtent l="0" t="0" r="0" b="0"/>
-                <wp:wrapNone/>
-                <wp:docPr id="1843113035" name="Text Box 3"/>
-                <wp:cNvGraphicFramePr/>
-                <a:graphic xmlns:a="http://schemas.openxmlformats.org/drawingml/2006/main">
-                  <a:graphicData uri="http://schemas.microsoft.com/office/word/2010/wordprocessingShape">
-                    <wps:wsp>
-                      <wps:cNvSpPr txBox="1"/>
-                      <wps:spPr>
-                        <a:xfrm>
-                          <a:off x="0" y="0"/>
-                          <a:ext cx="740623" cy="276225"/>
-                        </a:xfrm>
-                        <a:prstGeom prst="rect">
-                          <a:avLst/>
-                        </a:prstGeom>
-                        <a:noFill/>
-                        <a:ln w="6350">
-                          <a:noFill/>
-                        </a:ln>
-                      </wps:spPr>
-                      <wps:txbx>
-                        <w:txbxContent>
-                          <w:p>
-                            <w:pPr>
-                              <w:rPr>
-                                <w:rFonts w:ascii="TH SarabunPSK" w:hAnsi="TH SarabunPSK" w:cs="TH SarabunPSK"/>
-                                <w:sz w:val="28"/>
-                              </w:rPr>
-                            </w:pPr>
-                            <w:r>
-                              <w:rPr>
-                                <w:rFonts w:ascii="TH SarabunPSK" w:hAnsi="TH SarabunPSK" w:cs="TH SarabunPSK" w:hint="cs"/>
-                                <w:sz w:val="28"/>
-                              </w:rPr>
-                              <w:t>${</w:t>
-                            </w:r>
-                            <w:r>
-                              <w:rPr>
-                                <w:rFonts w:ascii="TH SarabunPSK" w:hAnsi="TH SarabunPSK" w:cs="TH SarabunPSK"/>
-                                <w:sz w:val="28"/>
-                              </w:rPr>
-                              <w:t>position</w:t>
-                            </w:r>
-                            <w:r>
-                              <w:rPr>
-                                <w:rFonts w:ascii="TH SarabunPSK" w:hAnsi="TH SarabunPSK" w:cs="TH SarabunPSK" w:hint="cs"/>
-                                <w:sz w:val="28"/>
-                              </w:rPr>
-                              <w:t>}</w:t>
-                            </w:r>
-                          </w:p>
-                        </w:txbxContent>
-                      </wps:txbx>
-                      <wps:bodyPr rot="0" spcFirstLastPara="0" vertOverflow="overflow" horzOverflow="overflow" vert="horz" wrap="square" lIns="91440" tIns="45720" rIns="91440" bIns="45720" numCol="1" spcCol="0" rtlCol="0" fromWordArt="0" anchor="t" anchorCtr="0" forceAA="0" compatLnSpc="1">
-                        <a:prstTxWarp prst="textNoShape">
-                          <a:avLst/>
-                        </a:prstTxWarp>
-                        <a:noAutofit/>
-                      </wps:bodyPr>
-                    </wps:wsp>
-                  </a:graphicData>
-                </a:graphic>
-                <wp14:sizeRelH relativeFrom="margin">
-                  <wp14:pctWidth>0</wp14:pctWidth>
-                </wp14:sizeRelH>
-              </wp:anchor>
-            </w:drawing>
-          </mc:Choice>
-          <mc:Fallback>
-            <w:pict>
-              <v:shape w14:anchorId="718E9B06" id="_x0000_s1034" type="#_x0000_t202" style="position:absolute;left:0;text-align:left;margin-left:284.75pt;margin-top:21.45pt;width:58.3pt;height:21.75pt;z-index:251673600;visibility:visible;mso-wrap-style:square;mso-width-percent:0;mso-wrap-distance-left:9pt;mso-wrap-distance-top:0;mso-wrap-distance-right:9pt;mso-wrap-distance-bottom:0;mso-position-horizontal:absolute;mso-position-horizontal-relative:text;mso-position-vertical:absolute;mso-position-vertical-relative:text;mso-width-percent:0;mso-width-relative:margin;v-text-anchor:top" o:gfxdata="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" filled="f" stroked="f" strokeweight=".5pt">
-                <v:textbox>
-                  <w:txbxContent>
                     <w:p>
                       <w:pPr>
                         <w:rPr>
@@ -1419,20 +1467,6 @@
                           <w:sz w:val="28"/>
                         </w:rPr>
                       </w:pPr>
-                      <w:r>
-                        <w:rPr>
-                          <w:rFonts w:ascii="TH SarabunPSK" w:hAnsi="TH SarabunPSK" w:cs="TH SarabunPSK" w:hint="cs"/>
-                          <w:sz w:val="28"/>
-                        </w:rPr>
-                        <w:t>${</w:t>
-                      </w:r>
-                      <w:r>
-                        <w:rPr>
-                          <w:rFonts w:ascii="TH SarabunPSK" w:hAnsi="TH SarabunPSK" w:cs="TH SarabunPSK"/>
-                          <w:sz w:val="28"/>
-                        </w:rPr>
-                        <w:t>position</w:t>
-                      </w:r>
                       <w:r>
                         <w:rPr>
                           <w:rFonts w:ascii="TH SarabunPSK" w:hAnsi="TH SarabunPSK" w:cs="TH SarabunPSK" w:hint="cs"/>
@@ -6652,7 +6686,6 @@
   <w:style w:type="character" w:default="1" w:styleId="DefaultParagraphFont">
     <w:name w:val="Default Paragraph Font"/>
     <w:uiPriority w:val="1"/>
-    <w:semiHidden/>
     <w:unhideWhenUsed/>
   </w:style>
   <w:style w:type="table" w:default="1" w:styleId="TableNormal">

--- a/docs/ใบลา_อินฟินิท2023.docx
+++ b/docs/ใบลา_อินฟินิท2023.docx
@@ -1271,11 +1271,7 @@
           </mc:Choice>
           <mc:Fallback>
             <w:pict>
-              <v:shapetype w14:anchorId="718E9B06" id="_x0000_t202" coordsize="21600,21600" o:spt="202" path="m,l,21600r21600,l21600,xe">
-                <v:stroke joinstyle="miter"/>
-                <v:path gradientshapeok="t" o:connecttype="rect"/>
-              </v:shapetype>
-              <v:shape id="_x0000_s1033" type="#_x0000_t202" style="position:absolute;left:0;text-align:left;margin-left:284.9pt;margin-top:21.65pt;width:71.1pt;height:21.75pt;z-index:251673600;visibility:visible;mso-wrap-style:square;mso-width-percent:0;mso-wrap-distance-left:9pt;mso-wrap-distance-top:0;mso-wrap-distance-right:9pt;mso-wrap-distance-bottom:0;mso-position-horizontal:absolute;mso-position-horizontal-relative:text;mso-position-vertical:absolute;mso-position-vertical-relative:text;mso-width-percent:0;mso-width-relative:margin;v-text-anchor:top" o:gfxdata="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" filled="f" stroked="f" strokeweight=".5pt">
+              <v:shape w14:anchorId="718E9B06" id="_x0000_s1033" type="#_x0000_t202" style="position:absolute;left:0;text-align:left;margin-left:284.9pt;margin-top:21.65pt;width:71.1pt;height:21.75pt;z-index:251673600;visibility:visible;mso-wrap-style:square;mso-width-percent:0;mso-wrap-distance-left:9pt;mso-wrap-distance-top:0;mso-wrap-distance-right:9pt;mso-wrap-distance-bottom:0;mso-position-horizontal:absolute;mso-position-horizontal-relative:text;mso-position-vertical:absolute;mso-position-vertical-relative:text;mso-width-percent:0;mso-width-relative:margin;v-text-anchor:top" o:gfxdata="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" filled="f" stroked="f" strokeweight=".5pt">
                 <v:textbox>
                   <w:txbxContent>
                     <w:p>
@@ -1983,6 +1979,530 @@
         <mc:AlternateContent>
           <mc:Choice Requires="wps">
             <w:drawing>
+              <wp:anchor distT="0" distB="0" distL="114300" distR="114300" simplePos="0" relativeHeight="251675648" behindDoc="0" locked="0" layoutInCell="1" allowOverlap="1" wp14:anchorId="20105795" wp14:editId="7614C4CC">
+                <wp:simplePos x="0" y="0"/>
+                <wp:positionH relativeFrom="column">
+                  <wp:posOffset>457200</wp:posOffset>
+                </wp:positionH>
+                <wp:positionV relativeFrom="paragraph">
+                  <wp:posOffset>523240</wp:posOffset>
+                </wp:positionV>
+                <wp:extent cx="1381125" cy="438150"/>
+                <wp:effectExtent l="0" t="0" r="0" b="0"/>
+                <wp:wrapNone/>
+                <wp:docPr id="1308827892" name="Text Box 3"/>
+                <wp:cNvGraphicFramePr/>
+                <a:graphic xmlns:a="http://schemas.openxmlformats.org/drawingml/2006/main">
+                  <a:graphicData uri="http://schemas.microsoft.com/office/word/2010/wordprocessingShape">
+                    <wps:wsp>
+                      <wps:cNvSpPr txBox="1"/>
+                      <wps:spPr>
+                        <a:xfrm>
+                          <a:off x="0" y="0"/>
+                          <a:ext cx="1381125" cy="438150"/>
+                        </a:xfrm>
+                        <a:prstGeom prst="rect">
+                          <a:avLst/>
+                        </a:prstGeom>
+                        <a:noFill/>
+                        <a:ln w="6350">
+                          <a:noFill/>
+                        </a:ln>
+                      </wps:spPr>
+                      <wps:txbx>
+                        <w:txbxContent>
+                          <w:p>
+                            <w:pPr>
+                              <w:rPr>
+                                <w:rFonts w:ascii="TH SarabunPSK" w:hAnsi="TH SarabunPSK" w:cs="TH SarabunPSK"/>
+                                <w:sz w:val="28"/>
+                              </w:rPr>
+                            </w:pPr>
+                            <w:r>
+                              <w:rPr>
+                                <w:rFonts w:ascii="TH SarabunPSK" w:hAnsi="TH SarabunPSK" w:cs="TH SarabunPSK"/>
+                                <w:sz w:val="28"/>
+                              </w:rPr>
+                              <w:t>${</w:t>
+                            </w:r>
+                            <w:proofErr w:type="spellStart"/>
+                            <w:r>
+                              <w:rPr>
+                                <w:rFonts w:ascii="TH SarabunPSK" w:hAnsi="TH SarabunPSK" w:cs="TH SarabunPSK"/>
+                                <w:sz w:val="28"/>
+                              </w:rPr>
+                              <w:t>start_day</w:t>
+                            </w:r>
+                            <w:proofErr w:type="spellEnd"/>
+                            <w:r>
+                              <w:rPr>
+                                <w:rFonts w:ascii="TH SarabunPSK" w:hAnsi="TH SarabunPSK" w:cs="TH SarabunPSK"/>
+                                <w:sz w:val="28"/>
+                              </w:rPr>
+                              <w:t>}</w:t>
+                            </w:r>
+                            <w:r>
+                              <w:rPr>
+                                <w:rFonts w:ascii="TH SarabunPSK" w:hAnsi="TH SarabunPSK" w:cs="TH SarabunPSK" w:hint="cs"/>
+                                <w:sz w:val="28"/>
+                                <w:cs/>
+                              </w:rPr>
+                              <w:t xml:space="preserve"> </w:t>
+                            </w:r>
+                            <w:r>
+                              <w:rPr>
+                                <w:rFonts w:ascii="TH SarabunPSK" w:hAnsi="TH SarabunPSK" w:cs="TH SarabunPSK"/>
+                                <w:sz w:val="28"/>
+                              </w:rPr>
+                              <w:t>${</w:t>
+                            </w:r>
+                            <w:proofErr w:type="spellStart"/>
+                            <w:r>
+                              <w:rPr>
+                                <w:rFonts w:ascii="TH SarabunPSK" w:hAnsi="TH SarabunPSK" w:cs="TH SarabunPSK"/>
+                                <w:sz w:val="28"/>
+                              </w:rPr>
+                              <w:t>start_month</w:t>
+                            </w:r>
+                            <w:proofErr w:type="spellEnd"/>
+                            <w:r>
+                              <w:rPr>
+                                <w:rFonts w:ascii="TH SarabunPSK" w:hAnsi="TH SarabunPSK" w:cs="TH SarabunPSK"/>
+                                <w:sz w:val="28"/>
+                              </w:rPr>
+                              <w:t>}</w:t>
+                            </w:r>
+                            <w:r>
+                              <w:rPr>
+                                <w:rFonts w:ascii="TH SarabunPSK" w:hAnsi="TH SarabunPSK" w:cs="TH SarabunPSK" w:hint="cs"/>
+                                <w:sz w:val="28"/>
+                                <w:cs/>
+                              </w:rPr>
+                              <w:t xml:space="preserve"> </w:t>
+                            </w:r>
+                            <w:r>
+                              <w:rPr>
+                                <w:rFonts w:ascii="TH SarabunPSK" w:hAnsi="TH SarabunPSK" w:cs="TH SarabunPSK"/>
+                                <w:sz w:val="28"/>
+                              </w:rPr>
+                              <w:t>${</w:t>
+                            </w:r>
+                            <w:proofErr w:type="spellStart"/>
+                            <w:r>
+                              <w:rPr>
+                                <w:rFonts w:ascii="TH SarabunPSK" w:hAnsi="TH SarabunPSK" w:cs="TH SarabunPSK"/>
+                                <w:sz w:val="28"/>
+                              </w:rPr>
+                              <w:t>start_year</w:t>
+                            </w:r>
+                            <w:proofErr w:type="spellEnd"/>
+                            <w:r>
+                              <w:rPr>
+                                <w:rFonts w:ascii="TH SarabunPSK" w:hAnsi="TH SarabunPSK" w:cs="TH SarabunPSK"/>
+                                <w:sz w:val="28"/>
+                              </w:rPr>
+                              <w:t>}</w:t>
+                            </w:r>
+                          </w:p>
+                        </w:txbxContent>
+                      </wps:txbx>
+                      <wps:bodyPr rot="0" spcFirstLastPara="0" vertOverflow="overflow" horzOverflow="overflow" vert="horz" wrap="square" lIns="91440" tIns="45720" rIns="91440" bIns="45720" numCol="1" spcCol="0" rtlCol="0" fromWordArt="0" anchor="t" anchorCtr="0" forceAA="0" compatLnSpc="1">
+                        <a:prstTxWarp prst="textNoShape">
+                          <a:avLst/>
+                        </a:prstTxWarp>
+                        <a:noAutofit/>
+                      </wps:bodyPr>
+                    </wps:wsp>
+                  </a:graphicData>
+                </a:graphic>
+                <wp14:sizeRelH relativeFrom="margin">
+                  <wp14:pctWidth>0</wp14:pctWidth>
+                </wp14:sizeRelH>
+                <wp14:sizeRelV relativeFrom="margin">
+                  <wp14:pctHeight>0</wp14:pctHeight>
+                </wp14:sizeRelV>
+              </wp:anchor>
+            </w:drawing>
+          </mc:Choice>
+          <mc:Fallback>
+            <w:pict>
+              <v:shape w14:anchorId="20105795" id="_x0000_s1038" type="#_x0000_t202" style="position:absolute;left:0;text-align:left;margin-left:36pt;margin-top:41.2pt;width:108.75pt;height:34.5pt;z-index:251675648;visibility:visible;mso-wrap-style:square;mso-width-percent:0;mso-height-percent:0;mso-wrap-distance-left:9pt;mso-wrap-distance-top:0;mso-wrap-distance-right:9pt;mso-wrap-distance-bottom:0;mso-position-horizontal:absolute;mso-position-horizontal-relative:text;mso-position-vertical:absolute;mso-position-vertical-relative:text;mso-width-percent:0;mso-height-percent:0;mso-width-relative:margin;mso-height-relative:margin;v-text-anchor:top" o:gfxdata="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" filled="f" stroked="f" strokeweight=".5pt">
+                <v:textbox>
+                  <w:txbxContent>
+                    <w:p>
+                      <w:pPr>
+                        <w:rPr>
+                          <w:rFonts w:ascii="TH SarabunPSK" w:hAnsi="TH SarabunPSK" w:cs="TH SarabunPSK"/>
+                          <w:sz w:val="28"/>
+                        </w:rPr>
+                      </w:pPr>
+                      <w:r>
+                        <w:rPr>
+                          <w:rFonts w:ascii="TH SarabunPSK" w:hAnsi="TH SarabunPSK" w:cs="TH SarabunPSK"/>
+                          <w:sz w:val="28"/>
+                        </w:rPr>
+                        <w:t>${</w:t>
+                      </w:r>
+                      <w:proofErr w:type="spellStart"/>
+                      <w:r>
+                        <w:rPr>
+                          <w:rFonts w:ascii="TH SarabunPSK" w:hAnsi="TH SarabunPSK" w:cs="TH SarabunPSK"/>
+                          <w:sz w:val="28"/>
+                        </w:rPr>
+                        <w:t>start_day</w:t>
+                      </w:r>
+                      <w:proofErr w:type="spellEnd"/>
+                      <w:r>
+                        <w:rPr>
+                          <w:rFonts w:ascii="TH SarabunPSK" w:hAnsi="TH SarabunPSK" w:cs="TH SarabunPSK"/>
+                          <w:sz w:val="28"/>
+                        </w:rPr>
+                        <w:t>}</w:t>
+                      </w:r>
+                      <w:r>
+                        <w:rPr>
+                          <w:rFonts w:ascii="TH SarabunPSK" w:hAnsi="TH SarabunPSK" w:cs="TH SarabunPSK" w:hint="cs"/>
+                          <w:sz w:val="28"/>
+                          <w:cs/>
+                        </w:rPr>
+                        <w:t xml:space="preserve"> </w:t>
+                      </w:r>
+                      <w:r>
+                        <w:rPr>
+                          <w:rFonts w:ascii="TH SarabunPSK" w:hAnsi="TH SarabunPSK" w:cs="TH SarabunPSK"/>
+                          <w:sz w:val="28"/>
+                        </w:rPr>
+                        <w:t>${</w:t>
+                      </w:r>
+                      <w:proofErr w:type="spellStart"/>
+                      <w:r>
+                        <w:rPr>
+                          <w:rFonts w:ascii="TH SarabunPSK" w:hAnsi="TH SarabunPSK" w:cs="TH SarabunPSK"/>
+                          <w:sz w:val="28"/>
+                        </w:rPr>
+                        <w:t>start_month</w:t>
+                      </w:r>
+                      <w:proofErr w:type="spellEnd"/>
+                      <w:r>
+                        <w:rPr>
+                          <w:rFonts w:ascii="TH SarabunPSK" w:hAnsi="TH SarabunPSK" w:cs="TH SarabunPSK"/>
+                          <w:sz w:val="28"/>
+                        </w:rPr>
+                        <w:t>}</w:t>
+                      </w:r>
+                      <w:r>
+                        <w:rPr>
+                          <w:rFonts w:ascii="TH SarabunPSK" w:hAnsi="TH SarabunPSK" w:cs="TH SarabunPSK" w:hint="cs"/>
+                          <w:sz w:val="28"/>
+                          <w:cs/>
+                        </w:rPr>
+                        <w:t xml:space="preserve"> </w:t>
+                      </w:r>
+                      <w:r>
+                        <w:rPr>
+                          <w:rFonts w:ascii="TH SarabunPSK" w:hAnsi="TH SarabunPSK" w:cs="TH SarabunPSK"/>
+                          <w:sz w:val="28"/>
+                        </w:rPr>
+                        <w:t>${</w:t>
+                      </w:r>
+                      <w:proofErr w:type="spellStart"/>
+                      <w:r>
+                        <w:rPr>
+                          <w:rFonts w:ascii="TH SarabunPSK" w:hAnsi="TH SarabunPSK" w:cs="TH SarabunPSK"/>
+                          <w:sz w:val="28"/>
+                        </w:rPr>
+                        <w:t>start_year</w:t>
+                      </w:r>
+                      <w:proofErr w:type="spellEnd"/>
+                      <w:r>
+                        <w:rPr>
+                          <w:rFonts w:ascii="TH SarabunPSK" w:hAnsi="TH SarabunPSK" w:cs="TH SarabunPSK"/>
+                          <w:sz w:val="28"/>
+                        </w:rPr>
+                        <w:t>}</w:t>
+                      </w:r>
+                    </w:p>
+                  </w:txbxContent>
+                </v:textbox>
+              </v:shape>
+            </w:pict>
+          </mc:Fallback>
+        </mc:AlternateContent>
+      </w:r>
+      <w:r>
+        <w:rPr>
+          <w:rFonts w:ascii="TH SarabunPSK" w:hAnsi="TH SarabunPSK" w:cs="TH SarabunPSK" w:hint="cs"/>
+          <w:b/>
+          <w:bCs/>
+          <w:noProof/>
+          <w:sz w:val="28"/>
+          <w:lang w:val="th-TH"/>
+        </w:rPr>
+        <mc:AlternateContent>
+          <mc:Choice Requires="wps">
+            <w:drawing>
+              <wp:anchor distT="0" distB="0" distL="114300" distR="114300" simplePos="0" relativeHeight="251677696" behindDoc="0" locked="0" layoutInCell="1" allowOverlap="1" wp14:anchorId="492CD245" wp14:editId="27B97A68">
+                <wp:simplePos x="0" y="0"/>
+                <wp:positionH relativeFrom="column">
+                  <wp:posOffset>2105025</wp:posOffset>
+                </wp:positionH>
+                <wp:positionV relativeFrom="paragraph">
+                  <wp:posOffset>523240</wp:posOffset>
+                </wp:positionV>
+                <wp:extent cx="1885950" cy="371475"/>
+                <wp:effectExtent l="0" t="0" r="0" b="0"/>
+                <wp:wrapNone/>
+                <wp:docPr id="1086179858" name="Text Box 3"/>
+                <wp:cNvGraphicFramePr/>
+                <a:graphic xmlns:a="http://schemas.openxmlformats.org/drawingml/2006/main">
+                  <a:graphicData uri="http://schemas.microsoft.com/office/word/2010/wordprocessingShape">
+                    <wps:wsp>
+                      <wps:cNvSpPr txBox="1"/>
+                      <wps:spPr>
+                        <a:xfrm>
+                          <a:off x="0" y="0"/>
+                          <a:ext cx="1885950" cy="371475"/>
+                        </a:xfrm>
+                        <a:prstGeom prst="rect">
+                          <a:avLst/>
+                        </a:prstGeom>
+                        <a:noFill/>
+                        <a:ln w="6350">
+                          <a:noFill/>
+                        </a:ln>
+                      </wps:spPr>
+                      <wps:txbx>
+                        <w:txbxContent>
+                          <w:p>
+                            <w:pPr>
+                              <w:rPr>
+                                <w:rFonts w:ascii="TH SarabunPSK" w:hAnsi="TH SarabunPSK" w:cs="TH SarabunPSK"/>
+                                <w:sz w:val="28"/>
+                              </w:rPr>
+                            </w:pPr>
+                            <w:r>
+                              <w:rPr>
+                                <w:rFonts w:ascii="TH SarabunPSK" w:hAnsi="TH SarabunPSK" w:cs="TH SarabunPSK"/>
+                                <w:sz w:val="28"/>
+                              </w:rPr>
+                              <w:t>${</w:t>
+                            </w:r>
+                            <w:proofErr w:type="spellStart"/>
+                            <w:r>
+                              <w:rPr>
+                                <w:rFonts w:ascii="TH SarabunPSK" w:hAnsi="TH SarabunPSK" w:cs="TH SarabunPSK"/>
+                                <w:sz w:val="28"/>
+                              </w:rPr>
+                              <w:t>end_day</w:t>
+                            </w:r>
+                            <w:proofErr w:type="spellEnd"/>
+                            <w:r>
+                              <w:rPr>
+                                <w:rFonts w:ascii="TH SarabunPSK" w:hAnsi="TH SarabunPSK" w:cs="TH SarabunPSK"/>
+                                <w:sz w:val="28"/>
+                              </w:rPr>
+                              <w:t>}</w:t>
+                            </w:r>
+                            <w:r>
+                              <w:rPr>
+                                <w:rFonts w:ascii="TH SarabunPSK" w:hAnsi="TH SarabunPSK" w:cs="TH SarabunPSK" w:hint="cs"/>
+                                <w:sz w:val="28"/>
+                                <w:cs/>
+                              </w:rPr>
+                              <w:t xml:space="preserve"> </w:t>
+                            </w:r>
+                            <w:r>
+                              <w:rPr>
+                                <w:rFonts w:ascii="TH SarabunPSK" w:hAnsi="TH SarabunPSK" w:cs="TH SarabunPSK"/>
+                                <w:sz w:val="28"/>
+                              </w:rPr>
+                              <w:t>${</w:t>
+                            </w:r>
+                            <w:proofErr w:type="spellStart"/>
+                            <w:r>
+                              <w:rPr>
+                                <w:rFonts w:ascii="TH SarabunPSK" w:hAnsi="TH SarabunPSK" w:cs="TH SarabunPSK"/>
+                                <w:sz w:val="28"/>
+                              </w:rPr>
+                              <w:t>end_month</w:t>
+                            </w:r>
+                            <w:proofErr w:type="spellEnd"/>
+                            <w:r>
+                              <w:rPr>
+                                <w:rFonts w:ascii="TH SarabunPSK" w:hAnsi="TH SarabunPSK" w:cs="TH SarabunPSK"/>
+                                <w:sz w:val="28"/>
+                              </w:rPr>
+                              <w:t>}</w:t>
+                            </w:r>
+                            <w:r>
+                              <w:rPr>
+                                <w:rFonts w:ascii="TH SarabunPSK" w:hAnsi="TH SarabunPSK" w:cs="TH SarabunPSK" w:hint="cs"/>
+                                <w:sz w:val="28"/>
+                                <w:cs/>
+                              </w:rPr>
+                              <w:t xml:space="preserve"> </w:t>
+                            </w:r>
+                            <w:r>
+                              <w:rPr>
+                                <w:rFonts w:ascii="TH SarabunPSK" w:hAnsi="TH SarabunPSK" w:cs="TH SarabunPSK"/>
+                                <w:sz w:val="28"/>
+                              </w:rPr>
+                              <w:t>${</w:t>
+                            </w:r>
+                            <w:proofErr w:type="spellStart"/>
+                            <w:r>
+                              <w:rPr>
+                                <w:rFonts w:ascii="TH SarabunPSK" w:hAnsi="TH SarabunPSK" w:cs="TH SarabunPSK"/>
+                                <w:sz w:val="28"/>
+                              </w:rPr>
+                              <w:t>end_year</w:t>
+                            </w:r>
+                            <w:proofErr w:type="spellEnd"/>
+                            <w:r>
+                              <w:rPr>
+                                <w:rFonts w:ascii="TH SarabunPSK" w:hAnsi="TH SarabunPSK" w:cs="TH SarabunPSK"/>
+                                <w:sz w:val="28"/>
+                              </w:rPr>
+                              <w:t>}</w:t>
+                            </w:r>
+                          </w:p>
+                        </w:txbxContent>
+                      </wps:txbx>
+                      <wps:bodyPr rot="0" spcFirstLastPara="0" vertOverflow="overflow" horzOverflow="overflow" vert="horz" wrap="square" lIns="91440" tIns="45720" rIns="91440" bIns="45720" numCol="1" spcCol="0" rtlCol="0" fromWordArt="0" anchor="t" anchorCtr="0" forceAA="0" compatLnSpc="1">
+                        <a:prstTxWarp prst="textNoShape">
+                          <a:avLst/>
+                        </a:prstTxWarp>
+                        <a:noAutofit/>
+                      </wps:bodyPr>
+                    </wps:wsp>
+                  </a:graphicData>
+                </a:graphic>
+                <wp14:sizeRelH relativeFrom="margin">
+                  <wp14:pctWidth>0</wp14:pctWidth>
+                </wp14:sizeRelH>
+                <wp14:sizeRelV relativeFrom="margin">
+                  <wp14:pctHeight>0</wp14:pctHeight>
+                </wp14:sizeRelV>
+              </wp:anchor>
+            </w:drawing>
+          </mc:Choice>
+          <mc:Fallback>
+            <w:pict>
+              <v:shape w14:anchorId="492CD245" id="_x0000_s1039" type="#_x0000_t202" style="position:absolute;left:0;text-align:left;margin-left:165.75pt;margin-top:41.2pt;width:148.5pt;height:29.25pt;z-index:251677696;visibility:visible;mso-wrap-style:square;mso-width-percent:0;mso-height-percent:0;mso-wrap-distance-left:9pt;mso-wrap-distance-top:0;mso-wrap-distance-right:9pt;mso-wrap-distance-bottom:0;mso-position-horizontal:absolute;mso-position-horizontal-relative:text;mso-position-vertical:absolute;mso-position-vertical-relative:text;mso-width-percent:0;mso-height-percent:0;mso-width-relative:margin;mso-height-relative:margin;v-text-anchor:top" o:gfxdata="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" filled="f" stroked="f" strokeweight=".5pt">
+                <v:textbox>
+                  <w:txbxContent>
+                    <w:p>
+                      <w:pPr>
+                        <w:rPr>
+                          <w:rFonts w:ascii="TH SarabunPSK" w:hAnsi="TH SarabunPSK" w:cs="TH SarabunPSK"/>
+                          <w:sz w:val="28"/>
+                        </w:rPr>
+                      </w:pPr>
+                      <w:r>
+                        <w:rPr>
+                          <w:rFonts w:ascii="TH SarabunPSK" w:hAnsi="TH SarabunPSK" w:cs="TH SarabunPSK"/>
+                          <w:sz w:val="28"/>
+                        </w:rPr>
+                        <w:t>${</w:t>
+                      </w:r>
+                      <w:proofErr w:type="spellStart"/>
+                      <w:r>
+                        <w:rPr>
+                          <w:rFonts w:ascii="TH SarabunPSK" w:hAnsi="TH SarabunPSK" w:cs="TH SarabunPSK"/>
+                          <w:sz w:val="28"/>
+                        </w:rPr>
+                        <w:t>end_day</w:t>
+                      </w:r>
+                      <w:proofErr w:type="spellEnd"/>
+                      <w:r>
+                        <w:rPr>
+                          <w:rFonts w:ascii="TH SarabunPSK" w:hAnsi="TH SarabunPSK" w:cs="TH SarabunPSK"/>
+                          <w:sz w:val="28"/>
+                        </w:rPr>
+                        <w:t>}</w:t>
+                      </w:r>
+                      <w:r>
+                        <w:rPr>
+                          <w:rFonts w:ascii="TH SarabunPSK" w:hAnsi="TH SarabunPSK" w:cs="TH SarabunPSK" w:hint="cs"/>
+                          <w:sz w:val="28"/>
+                          <w:cs/>
+                        </w:rPr>
+                        <w:t xml:space="preserve"> </w:t>
+                      </w:r>
+                      <w:r>
+                        <w:rPr>
+                          <w:rFonts w:ascii="TH SarabunPSK" w:hAnsi="TH SarabunPSK" w:cs="TH SarabunPSK"/>
+                          <w:sz w:val="28"/>
+                        </w:rPr>
+                        <w:t>${</w:t>
+                      </w:r>
+                      <w:proofErr w:type="spellStart"/>
+                      <w:r>
+                        <w:rPr>
+                          <w:rFonts w:ascii="TH SarabunPSK" w:hAnsi="TH SarabunPSK" w:cs="TH SarabunPSK"/>
+                          <w:sz w:val="28"/>
+                        </w:rPr>
+                        <w:t>end_month</w:t>
+                      </w:r>
+                      <w:proofErr w:type="spellEnd"/>
+                      <w:r>
+                        <w:rPr>
+                          <w:rFonts w:ascii="TH SarabunPSK" w:hAnsi="TH SarabunPSK" w:cs="TH SarabunPSK"/>
+                          <w:sz w:val="28"/>
+                        </w:rPr>
+                        <w:t>}</w:t>
+                      </w:r>
+                      <w:r>
+                        <w:rPr>
+                          <w:rFonts w:ascii="TH SarabunPSK" w:hAnsi="TH SarabunPSK" w:cs="TH SarabunPSK" w:hint="cs"/>
+                          <w:sz w:val="28"/>
+                          <w:cs/>
+                        </w:rPr>
+                        <w:t xml:space="preserve"> </w:t>
+                      </w:r>
+                      <w:r>
+                        <w:rPr>
+                          <w:rFonts w:ascii="TH SarabunPSK" w:hAnsi="TH SarabunPSK" w:cs="TH SarabunPSK"/>
+                          <w:sz w:val="28"/>
+                        </w:rPr>
+                        <w:t>${</w:t>
+                      </w:r>
+                      <w:proofErr w:type="spellStart"/>
+                      <w:r>
+                        <w:rPr>
+                          <w:rFonts w:ascii="TH SarabunPSK" w:hAnsi="TH SarabunPSK" w:cs="TH SarabunPSK"/>
+                          <w:sz w:val="28"/>
+                        </w:rPr>
+                        <w:t>end_year</w:t>
+                      </w:r>
+                      <w:proofErr w:type="spellEnd"/>
+                      <w:r>
+                        <w:rPr>
+                          <w:rFonts w:ascii="TH SarabunPSK" w:hAnsi="TH SarabunPSK" w:cs="TH SarabunPSK"/>
+                          <w:sz w:val="28"/>
+                        </w:rPr>
+                        <w:t>}</w:t>
+                      </w:r>
+                    </w:p>
+                  </w:txbxContent>
+                </v:textbox>
+              </v:shape>
+            </w:pict>
+          </mc:Fallback>
+        </mc:AlternateContent>
+      </w:r>
+      <w:r>
+        <w:rPr>
+          <w:rFonts w:ascii="TH SarabunPSK" w:hAnsi="TH SarabunPSK" w:cs="TH SarabunPSK" w:hint="cs"/>
+          <w:b/>
+          <w:bCs/>
+          <w:noProof/>
+          <w:sz w:val="28"/>
+          <w:lang w:val="th-TH"/>
+        </w:rPr>
+        <mc:AlternateContent>
+          <mc:Choice Requires="wps">
+            <w:drawing>
               <wp:anchor distT="0" distB="0" distL="114300" distR="114300" simplePos="0" relativeHeight="251702272" behindDoc="0" locked="0" layoutInCell="1" allowOverlap="1" wp14:anchorId="534A75A2" wp14:editId="6E617F8C">
                 <wp:simplePos x="0" y="0"/>
                 <wp:positionH relativeFrom="column">
@@ -2076,7 +2596,7 @@
           </mc:Choice>
           <mc:Fallback>
             <w:pict>
-              <v:shape w14:anchorId="534A75A2" id="_x0000_s1038" type="#_x0000_t202" style="position:absolute;left:0;text-align:left;margin-left:62.75pt;margin-top:14.5pt;width:25.5pt;height:22.7pt;z-index:251702272;visibility:visible;mso-wrap-style:square;mso-width-percent:0;mso-height-percent:0;mso-wrap-distance-left:9pt;mso-wrap-distance-top:0;mso-wrap-distance-right:9pt;mso-wrap-distance-bottom:0;mso-position-horizontal:absolute;mso-position-horizontal-relative:text;mso-position-vertical:absolute;mso-position-vertical-relative:text;mso-width-percent:0;mso-height-percent:0;mso-width-relative:margin;mso-height-relative:margin;v-text-anchor:top" o:gfxdata="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" filled="f" stroked="f" strokeweight=".5pt">
+              <v:shape w14:anchorId="534A75A2" id="_x0000_s1040" type="#_x0000_t202" style="position:absolute;left:0;text-align:left;margin-left:62.75pt;margin-top:14.5pt;width:25.5pt;height:22.7pt;z-index:251702272;visibility:visible;mso-wrap-style:square;mso-width-percent:0;mso-height-percent:0;mso-wrap-distance-left:9pt;mso-wrap-distance-top:0;mso-wrap-distance-right:9pt;mso-wrap-distance-bottom:0;mso-position-horizontal:absolute;mso-position-horizontal-relative:text;mso-position-vertical:absolute;mso-position-vertical-relative:text;mso-width-percent:0;mso-height-percent:0;mso-width-relative:margin;mso-height-relative:margin;v-text-anchor:top" o:gfxdata="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" filled="f" stroked="f" strokeweight=".5pt">
                 <v:textbox>
                   <w:txbxContent>
                     <w:p>
@@ -2137,7 +2657,7 @@
         <mc:AlternateContent>
           <mc:Choice Requires="wps">
             <w:drawing>
-              <wp:anchor distT="0" distB="0" distL="114300" distR="114300" simplePos="0" relativeHeight="251679744" behindDoc="0" locked="0" layoutInCell="1" allowOverlap="1" wp14:anchorId="4A442291" wp14:editId="304A7D6C">
+              <wp:anchor distT="0" distB="0" distL="114300" distR="114300" simplePos="0" relativeHeight="251679744" behindDoc="0" locked="0" layoutInCell="1" allowOverlap="1" wp14:anchorId="4A442291" wp14:editId="1129DD0D">
                 <wp:simplePos x="0" y="0"/>
                 <wp:positionH relativeFrom="column">
                   <wp:posOffset>4439597</wp:posOffset>
@@ -2219,7 +2739,7 @@
           </mc:Choice>
           <mc:Fallback>
             <w:pict>
-              <v:shape w14:anchorId="4A442291" id="_x0000_s1039" type="#_x0000_t202" style="position:absolute;left:0;text-align:left;margin-left:349.55pt;margin-top:40.55pt;width:89.25pt;height:21.75pt;z-index:251679744;visibility:visible;mso-wrap-style:square;mso-width-percent:0;mso-wrap-distance-left:9pt;mso-wrap-distance-top:0;mso-wrap-distance-right:9pt;mso-wrap-distance-bottom:0;mso-position-horizontal:absolute;mso-position-horizontal-relative:text;mso-position-vertical:absolute;mso-position-vertical-relative:text;mso-width-percent:0;mso-width-relative:margin;v-text-anchor:top" o:gfxdata="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" filled="f" stroked="f" strokeweight=".5pt">
+              <v:shape w14:anchorId="4A442291" id="_x0000_s1041" type="#_x0000_t202" style="position:absolute;left:0;text-align:left;margin-left:349.55pt;margin-top:40.55pt;width:89.25pt;height:21.75pt;z-index:251679744;visibility:visible;mso-wrap-style:square;mso-width-percent:0;mso-wrap-distance-left:9pt;mso-wrap-distance-top:0;mso-wrap-distance-right:9pt;mso-wrap-distance-bottom:0;mso-position-horizontal:absolute;mso-position-horizontal-relative:text;mso-position-vertical:absolute;mso-position-vertical-relative:text;mso-width-percent:0;mso-width-relative:margin;v-text-anchor:top" o:gfxdata="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" filled="f" stroked="f" strokeweight=".5pt">
                 <v:textbox>
                   <w:txbxContent>
                     <w:p>
@@ -2263,516 +2783,6 @@
       <w:r>
         <w:rPr>
           <w:rFonts w:ascii="TH SarabunPSK" w:hAnsi="TH SarabunPSK" w:cs="TH SarabunPSK" w:hint="cs"/>
-          <w:b/>
-          <w:bCs/>
-          <w:noProof/>
-          <w:sz w:val="28"/>
-          <w:lang w:val="th-TH"/>
-        </w:rPr>
-        <mc:AlternateContent>
-          <mc:Choice Requires="wps">
-            <w:drawing>
-              <wp:anchor distT="0" distB="0" distL="114300" distR="114300" simplePos="0" relativeHeight="251677696" behindDoc="0" locked="0" layoutInCell="1" allowOverlap="1" wp14:anchorId="492CD245" wp14:editId="023F3F5A">
-                <wp:simplePos x="0" y="0"/>
-                <wp:positionH relativeFrom="column">
-                  <wp:posOffset>2101879</wp:posOffset>
-                </wp:positionH>
-                <wp:positionV relativeFrom="paragraph">
-                  <wp:posOffset>523197</wp:posOffset>
-                </wp:positionV>
-                <wp:extent cx="1957064" cy="276225"/>
-                <wp:effectExtent l="0" t="0" r="0" b="0"/>
-                <wp:wrapNone/>
-                <wp:docPr id="1086179858" name="Text Box 3"/>
-                <wp:cNvGraphicFramePr/>
-                <a:graphic xmlns:a="http://schemas.openxmlformats.org/drawingml/2006/main">
-                  <a:graphicData uri="http://schemas.microsoft.com/office/word/2010/wordprocessingShape">
-                    <wps:wsp>
-                      <wps:cNvSpPr txBox="1"/>
-                      <wps:spPr>
-                        <a:xfrm>
-                          <a:off x="0" y="0"/>
-                          <a:ext cx="1957064" cy="276225"/>
-                        </a:xfrm>
-                        <a:prstGeom prst="rect">
-                          <a:avLst/>
-                        </a:prstGeom>
-                        <a:noFill/>
-                        <a:ln w="6350">
-                          <a:noFill/>
-                        </a:ln>
-                      </wps:spPr>
-                      <wps:txbx>
-                        <w:txbxContent>
-                          <w:p>
-                            <w:pPr>
-                              <w:rPr>
-                                <w:rFonts w:ascii="TH SarabunPSK" w:hAnsi="TH SarabunPSK" w:cs="TH SarabunPSK"/>
-                                <w:sz w:val="28"/>
-                              </w:rPr>
-                            </w:pPr>
-                            <w:r>
-                              <w:rPr>
-                                <w:rFonts w:ascii="TH SarabunPSK" w:hAnsi="TH SarabunPSK" w:cs="TH SarabunPSK"/>
-                                <w:sz w:val="28"/>
-                              </w:rPr>
-                              <w:t>${</w:t>
-                            </w:r>
-                            <w:proofErr w:type="spellStart"/>
-                            <w:r>
-                              <w:rPr>
-                                <w:rFonts w:ascii="TH SarabunPSK" w:hAnsi="TH SarabunPSK" w:cs="TH SarabunPSK"/>
-                                <w:sz w:val="28"/>
-                              </w:rPr>
-                              <w:t>end_day</w:t>
-                            </w:r>
-                            <w:proofErr w:type="spellEnd"/>
-                            <w:r>
-                              <w:rPr>
-                                <w:rFonts w:ascii="TH SarabunPSK" w:hAnsi="TH SarabunPSK" w:cs="TH SarabunPSK"/>
-                                <w:sz w:val="28"/>
-                              </w:rPr>
-                              <w:t>}</w:t>
-                            </w:r>
-                            <w:r>
-                              <w:rPr>
-                                <w:rFonts w:ascii="TH SarabunPSK" w:hAnsi="TH SarabunPSK" w:cs="TH SarabunPSK"/>
-                                <w:sz w:val="28"/>
-                              </w:rPr>
-                              <w:t>-</w:t>
-                            </w:r>
-                            <w:r>
-                              <w:rPr>
-                                <w:rFonts w:ascii="TH SarabunPSK" w:hAnsi="TH SarabunPSK" w:cs="TH SarabunPSK"/>
-                                <w:sz w:val="28"/>
-                              </w:rPr>
-                              <w:t>${</w:t>
-                            </w:r>
-                            <w:proofErr w:type="spellStart"/>
-                            <w:r>
-                              <w:rPr>
-                                <w:rFonts w:ascii="TH SarabunPSK" w:hAnsi="TH SarabunPSK" w:cs="TH SarabunPSK"/>
-                                <w:sz w:val="28"/>
-                              </w:rPr>
-                              <w:t>end_month</w:t>
-                            </w:r>
-                            <w:proofErr w:type="spellEnd"/>
-                            <w:r>
-                              <w:rPr>
-                                <w:rFonts w:ascii="TH SarabunPSK" w:hAnsi="TH SarabunPSK" w:cs="TH SarabunPSK"/>
-                                <w:sz w:val="28"/>
-                              </w:rPr>
-                              <w:t>}</w:t>
-                            </w:r>
-                            <w:r>
-                              <w:rPr>
-                                <w:rFonts w:ascii="TH SarabunPSK" w:hAnsi="TH SarabunPSK" w:cs="TH SarabunPSK"/>
-                                <w:sz w:val="28"/>
-                              </w:rPr>
-                              <w:t>-</w:t>
-                            </w:r>
-                            <w:r>
-                              <w:rPr>
-                                <w:rFonts w:ascii="TH SarabunPSK" w:hAnsi="TH SarabunPSK" w:cs="TH SarabunPSK"/>
-                                <w:sz w:val="28"/>
-                              </w:rPr>
-                              <w:t>${</w:t>
-                            </w:r>
-                            <w:proofErr w:type="spellStart"/>
-                            <w:r>
-                              <w:rPr>
-                                <w:rFonts w:ascii="TH SarabunPSK" w:hAnsi="TH SarabunPSK" w:cs="TH SarabunPSK"/>
-                                <w:sz w:val="28"/>
-                              </w:rPr>
-                              <w:t>end_year</w:t>
-                            </w:r>
-                            <w:proofErr w:type="spellEnd"/>
-                            <w:r>
-                              <w:rPr>
-                                <w:rFonts w:ascii="TH SarabunPSK" w:hAnsi="TH SarabunPSK" w:cs="TH SarabunPSK"/>
-                                <w:sz w:val="28"/>
-                              </w:rPr>
-                              <w:t>}</w:t>
-                            </w:r>
-                          </w:p>
-                        </w:txbxContent>
-                      </wps:txbx>
-                      <wps:bodyPr rot="0" spcFirstLastPara="0" vertOverflow="overflow" horzOverflow="overflow" vert="horz" wrap="square" lIns="91440" tIns="45720" rIns="91440" bIns="45720" numCol="1" spcCol="0" rtlCol="0" fromWordArt="0" anchor="t" anchorCtr="0" forceAA="0" compatLnSpc="1">
-                        <a:prstTxWarp prst="textNoShape">
-                          <a:avLst/>
-                        </a:prstTxWarp>
-                        <a:noAutofit/>
-                      </wps:bodyPr>
-                    </wps:wsp>
-                  </a:graphicData>
-                </a:graphic>
-                <wp14:sizeRelH relativeFrom="margin">
-                  <wp14:pctWidth>0</wp14:pctWidth>
-                </wp14:sizeRelH>
-              </wp:anchor>
-            </w:drawing>
-          </mc:Choice>
-          <mc:Fallback>
-            <w:pict>
-              <v:shape w14:anchorId="492CD245" id="_x0000_s1040" type="#_x0000_t202" style="position:absolute;left:0;text-align:left;margin-left:165.5pt;margin-top:41.2pt;width:154.1pt;height:21.75pt;z-index:251677696;visibility:visible;mso-wrap-style:square;mso-width-percent:0;mso-wrap-distance-left:9pt;mso-wrap-distance-top:0;mso-wrap-distance-right:9pt;mso-wrap-distance-bottom:0;mso-position-horizontal:absolute;mso-position-horizontal-relative:text;mso-position-vertical:absolute;mso-position-vertical-relative:text;mso-width-percent:0;mso-width-relative:margin;v-text-anchor:top" o:gfxdata="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" filled="f" stroked="f" strokeweight=".5pt">
-                <v:textbox>
-                  <w:txbxContent>
-                    <w:p>
-                      <w:pPr>
-                        <w:rPr>
-                          <w:rFonts w:ascii="TH SarabunPSK" w:hAnsi="TH SarabunPSK" w:cs="TH SarabunPSK"/>
-                          <w:sz w:val="28"/>
-                        </w:rPr>
-                      </w:pPr>
-                      <w:r>
-                        <w:rPr>
-                          <w:rFonts w:ascii="TH SarabunPSK" w:hAnsi="TH SarabunPSK" w:cs="TH SarabunPSK"/>
-                          <w:sz w:val="28"/>
-                        </w:rPr>
-                        <w:t>${</w:t>
-                      </w:r>
-                      <w:proofErr w:type="spellStart"/>
-                      <w:r>
-                        <w:rPr>
-                          <w:rFonts w:ascii="TH SarabunPSK" w:hAnsi="TH SarabunPSK" w:cs="TH SarabunPSK"/>
-                          <w:sz w:val="28"/>
-                        </w:rPr>
-                        <w:t>end_day</w:t>
-                      </w:r>
-                      <w:proofErr w:type="spellEnd"/>
-                      <w:r>
-                        <w:rPr>
-                          <w:rFonts w:ascii="TH SarabunPSK" w:hAnsi="TH SarabunPSK" w:cs="TH SarabunPSK"/>
-                          <w:sz w:val="28"/>
-                        </w:rPr>
-                        <w:t>}</w:t>
-                      </w:r>
-                      <w:r>
-                        <w:rPr>
-                          <w:rFonts w:ascii="TH SarabunPSK" w:hAnsi="TH SarabunPSK" w:cs="TH SarabunPSK"/>
-                          <w:sz w:val="28"/>
-                        </w:rPr>
-                        <w:t>-</w:t>
-                      </w:r>
-                      <w:r>
-                        <w:rPr>
-                          <w:rFonts w:ascii="TH SarabunPSK" w:hAnsi="TH SarabunPSK" w:cs="TH SarabunPSK"/>
-                          <w:sz w:val="28"/>
-                        </w:rPr>
-                        <w:t>${</w:t>
-                      </w:r>
-                      <w:proofErr w:type="spellStart"/>
-                      <w:r>
-                        <w:rPr>
-                          <w:rFonts w:ascii="TH SarabunPSK" w:hAnsi="TH SarabunPSK" w:cs="TH SarabunPSK"/>
-                          <w:sz w:val="28"/>
-                        </w:rPr>
-                        <w:t>end_month</w:t>
-                      </w:r>
-                      <w:proofErr w:type="spellEnd"/>
-                      <w:r>
-                        <w:rPr>
-                          <w:rFonts w:ascii="TH SarabunPSK" w:hAnsi="TH SarabunPSK" w:cs="TH SarabunPSK"/>
-                          <w:sz w:val="28"/>
-                        </w:rPr>
-                        <w:t>}</w:t>
-                      </w:r>
-                      <w:r>
-                        <w:rPr>
-                          <w:rFonts w:ascii="TH SarabunPSK" w:hAnsi="TH SarabunPSK" w:cs="TH SarabunPSK"/>
-                          <w:sz w:val="28"/>
-                        </w:rPr>
-                        <w:t>-</w:t>
-                      </w:r>
-                      <w:r>
-                        <w:rPr>
-                          <w:rFonts w:ascii="TH SarabunPSK" w:hAnsi="TH SarabunPSK" w:cs="TH SarabunPSK"/>
-                          <w:sz w:val="28"/>
-                        </w:rPr>
-                        <w:t>${</w:t>
-                      </w:r>
-                      <w:proofErr w:type="spellStart"/>
-                      <w:r>
-                        <w:rPr>
-                          <w:rFonts w:ascii="TH SarabunPSK" w:hAnsi="TH SarabunPSK" w:cs="TH SarabunPSK"/>
-                          <w:sz w:val="28"/>
-                        </w:rPr>
-                        <w:t>end_year</w:t>
-                      </w:r>
-                      <w:proofErr w:type="spellEnd"/>
-                      <w:r>
-                        <w:rPr>
-                          <w:rFonts w:ascii="TH SarabunPSK" w:hAnsi="TH SarabunPSK" w:cs="TH SarabunPSK"/>
-                          <w:sz w:val="28"/>
-                        </w:rPr>
-                        <w:t>}</w:t>
-                      </w:r>
-                    </w:p>
-                  </w:txbxContent>
-                </v:textbox>
-              </v:shape>
-            </w:pict>
-          </mc:Fallback>
-        </mc:AlternateContent>
-      </w:r>
-      <w:r>
-        <w:rPr>
-          <w:rFonts w:ascii="TH SarabunPSK" w:hAnsi="TH SarabunPSK" w:cs="TH SarabunPSK" w:hint="cs"/>
-          <w:b/>
-          <w:bCs/>
-          <w:noProof/>
-          <w:sz w:val="28"/>
-          <w:lang w:val="th-TH"/>
-        </w:rPr>
-        <mc:AlternateContent>
-          <mc:Choice Requires="wps">
-            <w:drawing>
-              <wp:anchor distT="0" distB="0" distL="114300" distR="114300" simplePos="0" relativeHeight="251675648" behindDoc="0" locked="0" layoutInCell="1" allowOverlap="1" wp14:anchorId="20105795" wp14:editId="4A0FE324">
-                <wp:simplePos x="0" y="0"/>
-                <wp:positionH relativeFrom="column">
-                  <wp:posOffset>417893</wp:posOffset>
-                </wp:positionH>
-                <wp:positionV relativeFrom="paragraph">
-                  <wp:posOffset>514922</wp:posOffset>
-                </wp:positionV>
-                <wp:extent cx="1406769" cy="276225"/>
-                <wp:effectExtent l="0" t="0" r="0" b="0"/>
-                <wp:wrapNone/>
-                <wp:docPr id="1308827892" name="Text Box 3"/>
-                <wp:cNvGraphicFramePr/>
-                <a:graphic xmlns:a="http://schemas.openxmlformats.org/drawingml/2006/main">
-                  <a:graphicData uri="http://schemas.microsoft.com/office/word/2010/wordprocessingShape">
-                    <wps:wsp>
-                      <wps:cNvSpPr txBox="1"/>
-                      <wps:spPr>
-                        <a:xfrm>
-                          <a:off x="0" y="0"/>
-                          <a:ext cx="1406769" cy="276225"/>
-                        </a:xfrm>
-                        <a:prstGeom prst="rect">
-                          <a:avLst/>
-                        </a:prstGeom>
-                        <a:noFill/>
-                        <a:ln w="6350">
-                          <a:noFill/>
-                        </a:ln>
-                      </wps:spPr>
-                      <wps:txbx>
-                        <w:txbxContent>
-                          <w:p>
-                            <w:pPr>
-                              <w:rPr>
-                                <w:rFonts w:ascii="TH SarabunPSK" w:hAnsi="TH SarabunPSK" w:cs="TH SarabunPSK"/>
-                                <w:sz w:val="28"/>
-                              </w:rPr>
-                            </w:pPr>
-                            <w:r>
-                              <w:rPr>
-                                <w:rFonts w:ascii="TH SarabunPSK" w:hAnsi="TH SarabunPSK" w:cs="TH SarabunPSK"/>
-                                <w:sz w:val="28"/>
-                              </w:rPr>
-                              <w:t>${</w:t>
-                            </w:r>
-                            <w:proofErr w:type="spellStart"/>
-                            <w:r>
-                              <w:rPr>
-                                <w:rFonts w:ascii="TH SarabunPSK" w:hAnsi="TH SarabunPSK" w:cs="TH SarabunPSK"/>
-                                <w:sz w:val="28"/>
-                              </w:rPr>
-                              <w:t>start_day</w:t>
-                            </w:r>
-                            <w:proofErr w:type="spellEnd"/>
-                            <w:r>
-                              <w:rPr>
-                                <w:rFonts w:ascii="TH SarabunPSK" w:hAnsi="TH SarabunPSK" w:cs="TH SarabunPSK"/>
-                                <w:sz w:val="28"/>
-                              </w:rPr>
-                              <w:t>}</w:t>
-                            </w:r>
-                            <w:r>
-                              <w:rPr>
-                                <w:rFonts w:ascii="TH SarabunPSK" w:hAnsi="TH SarabunPSK" w:cs="TH SarabunPSK"/>
-                                <w:sz w:val="28"/>
-                              </w:rPr>
-                              <w:t>-</w:t>
-                            </w:r>
-                            <w:r>
-                              <w:rPr>
-                                <w:rFonts w:ascii="TH SarabunPSK" w:hAnsi="TH SarabunPSK" w:cs="TH SarabunPSK"/>
-                                <w:sz w:val="28"/>
-                              </w:rPr>
-                              <w:t>${</w:t>
-                            </w:r>
-                            <w:proofErr w:type="spellStart"/>
-                            <w:r>
-                              <w:rPr>
-                                <w:rFonts w:ascii="TH SarabunPSK" w:hAnsi="TH SarabunPSK" w:cs="TH SarabunPSK"/>
-                                <w:sz w:val="28"/>
-                              </w:rPr>
-                              <w:t>start_month</w:t>
-                            </w:r>
-                            <w:proofErr w:type="spellEnd"/>
-                            <w:r>
-                              <w:rPr>
-                                <w:rFonts w:ascii="TH SarabunPSK" w:hAnsi="TH SarabunPSK" w:cs="TH SarabunPSK"/>
-                                <w:sz w:val="28"/>
-                              </w:rPr>
-                              <w:t>}</w:t>
-                            </w:r>
-                            <w:r>
-                              <w:rPr>
-                                <w:rFonts w:ascii="TH SarabunPSK" w:hAnsi="TH SarabunPSK" w:cs="TH SarabunPSK"/>
-                                <w:sz w:val="28"/>
-                              </w:rPr>
-                              <w:t>-</w:t>
-                            </w:r>
-                            <w:r>
-                              <w:rPr>
-                                <w:rFonts w:ascii="TH SarabunPSK" w:hAnsi="TH SarabunPSK" w:cs="TH SarabunPSK"/>
-                                <w:sz w:val="28"/>
-                              </w:rPr>
-                              <w:t>${</w:t>
-                            </w:r>
-                            <w:proofErr w:type="spellStart"/>
-                            <w:r>
-                              <w:rPr>
-                                <w:rFonts w:ascii="TH SarabunPSK" w:hAnsi="TH SarabunPSK" w:cs="TH SarabunPSK"/>
-                                <w:sz w:val="28"/>
-                              </w:rPr>
-                              <w:t>start_year</w:t>
-                            </w:r>
-                            <w:proofErr w:type="spellEnd"/>
-                            <w:r>
-                              <w:rPr>
-                                <w:rFonts w:ascii="TH SarabunPSK" w:hAnsi="TH SarabunPSK" w:cs="TH SarabunPSK"/>
-                                <w:sz w:val="28"/>
-                              </w:rPr>
-                              <w:t>}</w:t>
-                            </w:r>
-                          </w:p>
-                        </w:txbxContent>
-                      </wps:txbx>
-                      <wps:bodyPr rot="0" spcFirstLastPara="0" vertOverflow="overflow" horzOverflow="overflow" vert="horz" wrap="square" lIns="91440" tIns="45720" rIns="91440" bIns="45720" numCol="1" spcCol="0" rtlCol="0" fromWordArt="0" anchor="t" anchorCtr="0" forceAA="0" compatLnSpc="1">
-                        <a:prstTxWarp prst="textNoShape">
-                          <a:avLst/>
-                        </a:prstTxWarp>
-                        <a:noAutofit/>
-                      </wps:bodyPr>
-                    </wps:wsp>
-                  </a:graphicData>
-                </a:graphic>
-                <wp14:sizeRelH relativeFrom="margin">
-                  <wp14:pctWidth>0</wp14:pctWidth>
-                </wp14:sizeRelH>
-              </wp:anchor>
-            </w:drawing>
-          </mc:Choice>
-          <mc:Fallback>
-            <w:pict>
-              <v:shape w14:anchorId="20105795" id="_x0000_s1041" type="#_x0000_t202" style="position:absolute;left:0;text-align:left;margin-left:32.9pt;margin-top:40.55pt;width:110.75pt;height:21.75pt;z-index:251675648;visibility:visible;mso-wrap-style:square;mso-width-percent:0;mso-wrap-distance-left:9pt;mso-wrap-distance-top:0;mso-wrap-distance-right:9pt;mso-wrap-distance-bottom:0;mso-position-horizontal:absolute;mso-position-horizontal-relative:text;mso-position-vertical:absolute;mso-position-vertical-relative:text;mso-width-percent:0;mso-width-relative:margin;v-text-anchor:top" o:gfxdata="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" filled="f" stroked="f" strokeweight=".5pt">
-                <v:textbox>
-                  <w:txbxContent>
-                    <w:p>
-                      <w:pPr>
-                        <w:rPr>
-                          <w:rFonts w:ascii="TH SarabunPSK" w:hAnsi="TH SarabunPSK" w:cs="TH SarabunPSK"/>
-                          <w:sz w:val="28"/>
-                        </w:rPr>
-                      </w:pPr>
-                      <w:r>
-                        <w:rPr>
-                          <w:rFonts w:ascii="TH SarabunPSK" w:hAnsi="TH SarabunPSK" w:cs="TH SarabunPSK"/>
-                          <w:sz w:val="28"/>
-                        </w:rPr>
-                        <w:t>${</w:t>
-                      </w:r>
-                      <w:proofErr w:type="spellStart"/>
-                      <w:r>
-                        <w:rPr>
-                          <w:rFonts w:ascii="TH SarabunPSK" w:hAnsi="TH SarabunPSK" w:cs="TH SarabunPSK"/>
-                          <w:sz w:val="28"/>
-                        </w:rPr>
-                        <w:t>start_day</w:t>
-                      </w:r>
-                      <w:proofErr w:type="spellEnd"/>
-                      <w:r>
-                        <w:rPr>
-                          <w:rFonts w:ascii="TH SarabunPSK" w:hAnsi="TH SarabunPSK" w:cs="TH SarabunPSK"/>
-                          <w:sz w:val="28"/>
-                        </w:rPr>
-                        <w:t>}</w:t>
-                      </w:r>
-                      <w:r>
-                        <w:rPr>
-                          <w:rFonts w:ascii="TH SarabunPSK" w:hAnsi="TH SarabunPSK" w:cs="TH SarabunPSK"/>
-                          <w:sz w:val="28"/>
-                        </w:rPr>
-                        <w:t>-</w:t>
-                      </w:r>
-                      <w:r>
-                        <w:rPr>
-                          <w:rFonts w:ascii="TH SarabunPSK" w:hAnsi="TH SarabunPSK" w:cs="TH SarabunPSK"/>
-                          <w:sz w:val="28"/>
-                        </w:rPr>
-                        <w:t>${</w:t>
-                      </w:r>
-                      <w:proofErr w:type="spellStart"/>
-                      <w:r>
-                        <w:rPr>
-                          <w:rFonts w:ascii="TH SarabunPSK" w:hAnsi="TH SarabunPSK" w:cs="TH SarabunPSK"/>
-                          <w:sz w:val="28"/>
-                        </w:rPr>
-                        <w:t>start_month</w:t>
-                      </w:r>
-                      <w:proofErr w:type="spellEnd"/>
-                      <w:r>
-                        <w:rPr>
-                          <w:rFonts w:ascii="TH SarabunPSK" w:hAnsi="TH SarabunPSK" w:cs="TH SarabunPSK"/>
-                          <w:sz w:val="28"/>
-                        </w:rPr>
-                        <w:t>}</w:t>
-                      </w:r>
-                      <w:r>
-                        <w:rPr>
-                          <w:rFonts w:ascii="TH SarabunPSK" w:hAnsi="TH SarabunPSK" w:cs="TH SarabunPSK"/>
-                          <w:sz w:val="28"/>
-                        </w:rPr>
-                        <w:t>-</w:t>
-                      </w:r>
-                      <w:r>
-                        <w:rPr>
-                          <w:rFonts w:ascii="TH SarabunPSK" w:hAnsi="TH SarabunPSK" w:cs="TH SarabunPSK"/>
-                          <w:sz w:val="28"/>
-                        </w:rPr>
-                        <w:t>${</w:t>
-                      </w:r>
-                      <w:proofErr w:type="spellStart"/>
-                      <w:r>
-                        <w:rPr>
-                          <w:rFonts w:ascii="TH SarabunPSK" w:hAnsi="TH SarabunPSK" w:cs="TH SarabunPSK"/>
-                          <w:sz w:val="28"/>
-                        </w:rPr>
-                        <w:t>start_year</w:t>
-                      </w:r>
-                      <w:proofErr w:type="spellEnd"/>
-                      <w:r>
-                        <w:rPr>
-                          <w:rFonts w:ascii="TH SarabunPSK" w:hAnsi="TH SarabunPSK" w:cs="TH SarabunPSK"/>
-                          <w:sz w:val="28"/>
-                        </w:rPr>
-                        <w:t>}</w:t>
-                      </w:r>
-                    </w:p>
-                  </w:txbxContent>
-                </v:textbox>
-              </v:shape>
-            </w:pict>
-          </mc:Fallback>
-        </mc:AlternateContent>
-      </w:r>
-      <w:r>
-        <w:rPr>
-          <w:rFonts w:ascii="TH SarabunPSK" w:hAnsi="TH SarabunPSK" w:cs="TH SarabunPSK" w:hint="cs"/>
           <w:cs/>
         </w:rPr>
         <w:t>ขอลา</w:t>
@@ -2884,7 +2894,7 @@
         <mc:AlternateContent>
           <mc:Choice Requires="wps">
             <w:drawing>
-              <wp:anchor distT="0" distB="0" distL="114300" distR="114300" simplePos="0" relativeHeight="251681792" behindDoc="0" locked="0" layoutInCell="1" allowOverlap="1" wp14:anchorId="0D5476AB" wp14:editId="5E2FA1B3">
+              <wp:anchor distT="0" distB="0" distL="114300" distR="114300" simplePos="0" relativeHeight="251681792" behindDoc="0" locked="0" layoutInCell="1" allowOverlap="1" wp14:anchorId="0D5476AB" wp14:editId="401220CE">
                 <wp:simplePos x="0" y="0"/>
                 <wp:positionH relativeFrom="column">
                   <wp:posOffset>1557338</wp:posOffset>
@@ -3690,11 +3700,7 @@
           </mc:Choice>
           <mc:Fallback>
             <w:pict>
-              <v:shapetype w14:anchorId="745A8768" id="_x0000_t202" coordsize="21600,21600" o:spt="202" path="m,l,21600r21600,l21600,xe">
-                <v:stroke joinstyle="miter"/>
-                <v:path gradientshapeok="t" o:connecttype="rect"/>
-              </v:shapetype>
-              <v:shape id="_x0000_s1044" type="#_x0000_t202" style="position:absolute;margin-left:359.85pt;margin-top:12.25pt;width:116.25pt;height:71.25pt;z-index:251687936;visibility:visible;mso-wrap-style:square;mso-width-percent:0;mso-height-percent:0;mso-wrap-distance-left:9pt;mso-wrap-distance-top:0;mso-wrap-distance-right:9pt;mso-wrap-distance-bottom:0;mso-position-horizontal:absolute;mso-position-horizontal-relative:text;mso-position-vertical:absolute;mso-position-vertical-relative:text;mso-width-percent:0;mso-height-percent:0;mso-width-relative:margin;mso-height-relative:margin;v-text-anchor:top" o:gfxdata="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" filled="f" stroked="f" strokeweight=".5pt">
+              <v:shape w14:anchorId="745A8768" id="_x0000_s1044" type="#_x0000_t202" style="position:absolute;margin-left:359.85pt;margin-top:12.25pt;width:116.25pt;height:71.25pt;z-index:251687936;visibility:visible;mso-wrap-style:square;mso-width-percent:0;mso-height-percent:0;mso-wrap-distance-left:9pt;mso-wrap-distance-top:0;mso-wrap-distance-right:9pt;mso-wrap-distance-bottom:0;mso-position-horizontal:absolute;mso-position-horizontal-relative:text;mso-position-vertical:absolute;mso-position-vertical-relative:text;mso-width-percent:0;mso-height-percent:0;mso-width-relative:margin;mso-height-relative:margin;v-text-anchor:top" o:gfxdata="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" filled="f" stroked="f" strokeweight=".5pt">
                 <v:textbox>
                   <w:txbxContent>
                     <w:p>
@@ -4173,7 +4179,6 @@
                         </w:rPr>
                         <w:t>${</w:t>
                       </w:r>
-                      <w:proofErr w:type="spellStart"/>
                       <w:r>
                         <w:rPr>
                           <w:rFonts w:ascii="TH SarabunPSK" w:hAnsi="TH SarabunPSK" w:cs="TH SarabunPSK"/>
@@ -4181,7 +4186,6 @@
                         </w:rPr>
                         <w:t>check_approved</w:t>
                       </w:r>
-                      <w:proofErr w:type="spellEnd"/>
                     </w:p>
                     <w:p>
                       <w:pPr>
@@ -6686,6 +6690,7 @@
   <w:style w:type="character" w:default="1" w:styleId="DefaultParagraphFont">
     <w:name w:val="Default Paragraph Font"/>
     <w:uiPriority w:val="1"/>
+    <w:semiHidden/>
     <w:unhideWhenUsed/>
   </w:style>
   <w:style w:type="table" w:default="1" w:styleId="TableNormal">

--- a/docs/ใบลา_อินฟินิท2023.docx
+++ b/docs/ใบลา_อินฟินิท2023.docx
@@ -14,6 +14,178 @@
           <w:szCs w:val="32"/>
         </w:rPr>
       </w:pPr>
+      <w:r>
+        <w:rPr>
+          <w:rFonts w:ascii="TH SarabunPSK" w:hAnsi="TH SarabunPSK" w:cs="TH SarabunPSK" w:hint="cs"/>
+          <w:b/>
+          <w:bCs/>
+          <w:noProof/>
+          <w:sz w:val="28"/>
+          <w:lang w:val="th-TH"/>
+        </w:rPr>
+        <mc:AlternateContent>
+          <mc:Choice Requires="wps">
+            <w:drawing>
+              <wp:anchor distT="0" distB="0" distL="114300" distR="114300" simplePos="0" relativeHeight="251716608" behindDoc="0" locked="0" layoutInCell="1" allowOverlap="1" wp14:anchorId="25398A75" wp14:editId="6D3BC2E6">
+                <wp:simplePos x="0" y="0"/>
+                <wp:positionH relativeFrom="column">
+                  <wp:posOffset>-3424002</wp:posOffset>
+                </wp:positionH>
+                <wp:positionV relativeFrom="paragraph">
+                  <wp:posOffset>-1574710</wp:posOffset>
+                </wp:positionV>
+                <wp:extent cx="314325" cy="276225"/>
+                <wp:effectExtent l="0" t="0" r="0" b="0"/>
+                <wp:wrapNone/>
+                <wp:docPr id="969733080" name="Text Box 3"/>
+                <wp:cNvGraphicFramePr/>
+                <a:graphic xmlns:a="http://schemas.openxmlformats.org/drawingml/2006/main">
+                  <a:graphicData uri="http://schemas.microsoft.com/office/word/2010/wordprocessingShape">
+                    <wps:wsp>
+                      <wps:cNvSpPr txBox="1"/>
+                      <wps:spPr>
+                        <a:xfrm>
+                          <a:off x="0" y="0"/>
+                          <a:ext cx="314325" cy="276225"/>
+                        </a:xfrm>
+                        <a:prstGeom prst="rect">
+                          <a:avLst/>
+                        </a:prstGeom>
+                        <a:noFill/>
+                        <a:ln w="6350">
+                          <a:noFill/>
+                        </a:ln>
+                      </wps:spPr>
+                      <wps:txbx>
+                        <w:txbxContent>
+                          <w:p>
+                            <w:pPr>
+                              <w:rPr>
+                                <w:rFonts w:ascii="TH SarabunPSK" w:hAnsi="TH SarabunPSK" w:cs="TH SarabunPSK"/>
+                                <w:sz w:val="28"/>
+                              </w:rPr>
+                            </w:pPr>
+                            <w:r>
+                              <w:rPr>
+                                <w:rFonts w:ascii="TH SarabunPSK" w:hAnsi="TH SarabunPSK" w:cs="TH SarabunPSK"/>
+                                <w:sz w:val="28"/>
+                              </w:rPr>
+                              <w:t>${</w:t>
+                            </w:r>
+                            <w:proofErr w:type="spellStart"/>
+                            <w:r>
+                              <w:rPr>
+                                <w:rFonts w:ascii="TH SarabunPSK" w:hAnsi="TH SarabunPSK" w:cs="TH SarabunPSK"/>
+                                <w:sz w:val="28"/>
+                              </w:rPr>
+                              <w:t>total_days_sick</w:t>
+                            </w:r>
+                            <w:proofErr w:type="spellEnd"/>
+                          </w:p>
+                          <w:p>
+                            <w:pPr>
+                              <w:rPr>
+                                <w:rFonts w:ascii="TH SarabunPSK" w:hAnsi="TH SarabunPSK" w:cs="TH SarabunPSK"/>
+                                <w:sz w:val="28"/>
+                              </w:rPr>
+                            </w:pPr>
+                            <w:r>
+                              <w:rPr>
+                                <w:rFonts w:ascii="TH SarabunPSK" w:hAnsi="TH SarabunPSK" w:cs="TH SarabunPSK"/>
+                                <w:sz w:val="28"/>
+                              </w:rPr>
+                              <w:t xml:space="preserve"> </w:t>
+                            </w:r>
+                            <w:r>
+                              <w:rPr>
+                                <w:rFonts w:ascii="TH SarabunPSK" w:hAnsi="TH SarabunPSK" w:cs="TH SarabunPSK"/>
+                                <w:sz w:val="28"/>
+                              </w:rPr>
+                              <w:t>}</w:t>
+                            </w:r>
+                          </w:p>
+                        </w:txbxContent>
+                      </wps:txbx>
+                      <wps:bodyPr rot="0" spcFirstLastPara="0" vertOverflow="overflow" horzOverflow="overflow" vert="horz" wrap="square" lIns="91440" tIns="45720" rIns="91440" bIns="45720" numCol="1" spcCol="0" rtlCol="0" fromWordArt="0" anchor="t" anchorCtr="0" forceAA="0" compatLnSpc="1">
+                        <a:prstTxWarp prst="textNoShape">
+                          <a:avLst/>
+                        </a:prstTxWarp>
+                        <a:noAutofit/>
+                      </wps:bodyPr>
+                    </wps:wsp>
+                  </a:graphicData>
+                </a:graphic>
+                <wp14:sizeRelH relativeFrom="margin">
+                  <wp14:pctWidth>0</wp14:pctWidth>
+                </wp14:sizeRelH>
+                <wp14:sizeRelV relativeFrom="margin">
+                  <wp14:pctHeight>0</wp14:pctHeight>
+                </wp14:sizeRelV>
+              </wp:anchor>
+            </w:drawing>
+          </mc:Choice>
+          <mc:Fallback>
+            <w:pict>
+              <v:shapetype w14:anchorId="25398A75" id="_x0000_t202" coordsize="21600,21600" o:spt="202" path="m,l,21600r21600,l21600,xe">
+                <v:stroke joinstyle="miter"/>
+                <v:path gradientshapeok="t" o:connecttype="rect"/>
+              </v:shapetype>
+              <v:shape id="Text Box 3" o:spid="_x0000_s1026" type="#_x0000_t202" style="position:absolute;left:0;text-align:left;margin-left:-269.6pt;margin-top:-124pt;width:24.75pt;height:21.75pt;z-index:251716608;visibility:visible;mso-wrap-style:square;mso-width-percent:0;mso-height-percent:0;mso-wrap-distance-left:9pt;mso-wrap-distance-top:0;mso-wrap-distance-right:9pt;mso-wrap-distance-bottom:0;mso-position-horizontal:absolute;mso-position-horizontal-relative:text;mso-position-vertical:absolute;mso-position-vertical-relative:text;mso-width-percent:0;mso-height-percent:0;mso-width-relative:margin;mso-height-relative:margin;v-text-anchor:top" o:gfxdata="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" filled="f" stroked="f" strokeweight=".5pt">
+                <v:textbox>
+                  <w:txbxContent>
+                    <w:p>
+                      <w:pPr>
+                        <w:rPr>
+                          <w:rFonts w:ascii="TH SarabunPSK" w:hAnsi="TH SarabunPSK" w:cs="TH SarabunPSK"/>
+                          <w:sz w:val="28"/>
+                        </w:rPr>
+                      </w:pPr>
+                      <w:r>
+                        <w:rPr>
+                          <w:rFonts w:ascii="TH SarabunPSK" w:hAnsi="TH SarabunPSK" w:cs="TH SarabunPSK"/>
+                          <w:sz w:val="28"/>
+                        </w:rPr>
+                        <w:t>${</w:t>
+                      </w:r>
+                      <w:proofErr w:type="spellStart"/>
+                      <w:r>
+                        <w:rPr>
+                          <w:rFonts w:ascii="TH SarabunPSK" w:hAnsi="TH SarabunPSK" w:cs="TH SarabunPSK"/>
+                          <w:sz w:val="28"/>
+                        </w:rPr>
+                        <w:t>total_days_sick</w:t>
+                      </w:r>
+                      <w:proofErr w:type="spellEnd"/>
+                    </w:p>
+                    <w:p>
+                      <w:pPr>
+                        <w:rPr>
+                          <w:rFonts w:ascii="TH SarabunPSK" w:hAnsi="TH SarabunPSK" w:cs="TH SarabunPSK"/>
+                          <w:sz w:val="28"/>
+                        </w:rPr>
+                      </w:pPr>
+                      <w:r>
+                        <w:rPr>
+                          <w:rFonts w:ascii="TH SarabunPSK" w:hAnsi="TH SarabunPSK" w:cs="TH SarabunPSK"/>
+                          <w:sz w:val="28"/>
+                        </w:rPr>
+                        <w:t xml:space="preserve"> </w:t>
+                      </w:r>
+                      <w:r>
+                        <w:rPr>
+                          <w:rFonts w:ascii="TH SarabunPSK" w:hAnsi="TH SarabunPSK" w:cs="TH SarabunPSK"/>
+                          <w:sz w:val="28"/>
+                        </w:rPr>
+                        <w:t>}</w:t>
+                      </w:r>
+                    </w:p>
+                  </w:txbxContent>
+                </v:textbox>
+              </v:shape>
+            </w:pict>
+          </mc:Fallback>
+        </mc:AlternateContent>
+      </w:r>
       <w:r>
         <w:rPr>
           <w:rFonts w:ascii="TH SarabunPSK" w:hAnsi="TH SarabunPSK" w:cs="TH SarabunPSK" w:hint="cs"/>
@@ -127,11 +299,7 @@
           </mc:Choice>
           <mc:Fallback>
             <w:pict>
-              <v:shapetype w14:anchorId="70530B7B" id="_x0000_t202" coordsize="21600,21600" o:spt="202" path="m,l,21600r21600,l21600,xe">
-                <v:stroke joinstyle="miter"/>
-                <v:path gradientshapeok="t" o:connecttype="rect"/>
-              </v:shapetype>
-              <v:shape id="Text Box 3" o:spid="_x0000_s1026" type="#_x0000_t202" style="position:absolute;left:0;text-align:left;margin-left:419.95pt;margin-top:17.65pt;width:56.4pt;height:21.75pt;z-index:251665408;visibility:visible;mso-wrap-style:square;mso-width-percent:0;mso-wrap-distance-left:9pt;mso-wrap-distance-top:0;mso-wrap-distance-right:9pt;mso-wrap-distance-bottom:0;mso-position-horizontal:absolute;mso-position-horizontal-relative:text;mso-position-vertical:absolute;mso-position-vertical-relative:text;mso-width-percent:0;mso-width-relative:margin;v-text-anchor:top" o:gfxdata="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" filled="f" stroked="f" strokeweight=".5pt">
+              <v:shape w14:anchorId="70530B7B" id="_x0000_s1027" type="#_x0000_t202" style="position:absolute;left:0;text-align:left;margin-left:419.95pt;margin-top:17.65pt;width:56.4pt;height:21.75pt;z-index:251665408;visibility:visible;mso-wrap-style:square;mso-width-percent:0;mso-wrap-distance-left:9pt;mso-wrap-distance-top:0;mso-wrap-distance-right:9pt;mso-wrap-distance-bottom:0;mso-position-horizontal:absolute;mso-position-horizontal-relative:text;mso-position-vertical:absolute;mso-position-vertical-relative:text;mso-width-percent:0;mso-width-relative:margin;v-text-anchor:top" o:gfxdata="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" filled="f" stroked="f" strokeweight=".5pt">
                 <v:textbox>
                   <w:txbxContent>
                     <w:p>
@@ -269,7 +437,7 @@
           </mc:Choice>
           <mc:Fallback>
             <w:pict>
-              <v:shape w14:anchorId="175CA649" id="_x0000_s1027" type="#_x0000_t202" style="position:absolute;left:0;text-align:left;margin-left:272.1pt;margin-top:16.9pt;width:67.55pt;height:22.5pt;z-index:251663360;visibility:visible;mso-wrap-style:square;mso-width-percent:0;mso-height-percent:0;mso-wrap-distance-left:9pt;mso-wrap-distance-top:0;mso-wrap-distance-right:9pt;mso-wrap-distance-bottom:0;mso-position-horizontal:absolute;mso-position-horizontal-relative:text;mso-position-vertical:absolute;mso-position-vertical-relative:text;mso-width-percent:0;mso-height-percent:0;mso-width-relative:margin;mso-height-relative:margin;v-text-anchor:top" o:gfxdata="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" filled="f" stroked="f" strokeweight=".5pt">
+              <v:shape w14:anchorId="175CA649" id="_x0000_s1028" type="#_x0000_t202" style="position:absolute;left:0;text-align:left;margin-left:272.1pt;margin-top:16.9pt;width:67.55pt;height:22.5pt;z-index:251663360;visibility:visible;mso-wrap-style:square;mso-width-percent:0;mso-height-percent:0;mso-wrap-distance-left:9pt;mso-wrap-distance-top:0;mso-wrap-distance-right:9pt;mso-wrap-distance-bottom:0;mso-position-horizontal:absolute;mso-position-horizontal-relative:text;mso-position-vertical:absolute;mso-position-vertical-relative:text;mso-width-percent:0;mso-height-percent:0;mso-width-relative:margin;mso-height-relative:margin;v-text-anchor:top" o:gfxdata="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" filled="f" stroked="f" strokeweight=".5pt">
                 <v:textbox>
                   <w:txbxContent>
                     <w:p>
@@ -407,7 +575,7 @@
           </mc:Choice>
           <mc:Fallback>
             <w:pict>
-              <v:shape w14:anchorId="3D28175B" id="_x0000_s1028" type="#_x0000_t202" style="position:absolute;left:0;text-align:left;margin-left:327.5pt;margin-top:16.7pt;width:80.45pt;height:23.5pt;z-index:251667456;visibility:visible;mso-wrap-style:square;mso-width-percent:0;mso-height-percent:0;mso-wrap-distance-left:9pt;mso-wrap-distance-top:0;mso-wrap-distance-right:9pt;mso-wrap-distance-bottom:0;mso-position-horizontal:absolute;mso-position-horizontal-relative:text;mso-position-vertical:absolute;mso-position-vertical-relative:text;mso-width-percent:0;mso-height-percent:0;mso-width-relative:margin;mso-height-relative:margin;v-text-anchor:top" o:gfxdata="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" filled="f" stroked="f" strokeweight=".5pt">
+              <v:shape w14:anchorId="3D28175B" id="_x0000_s1029" type="#_x0000_t202" style="position:absolute;left:0;text-align:left;margin-left:327.5pt;margin-top:16.7pt;width:80.45pt;height:23.5pt;z-index:251667456;visibility:visible;mso-wrap-style:square;mso-width-percent:0;mso-height-percent:0;mso-wrap-distance-left:9pt;mso-wrap-distance-top:0;mso-wrap-distance-right:9pt;mso-wrap-distance-bottom:0;mso-position-horizontal:absolute;mso-position-horizontal-relative:text;mso-position-vertical:absolute;mso-position-vertical-relative:text;mso-width-percent:0;mso-height-percent:0;mso-width-relative:margin;mso-height-relative:margin;v-text-anchor:top" o:gfxdata="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" filled="f" stroked="f" strokeweight=".5pt">
                 <v:textbox>
                   <w:txbxContent>
                     <w:p>
@@ -568,7 +736,7 @@
           </mc:Choice>
           <mc:Fallback>
             <w:pict>
-              <v:shape w14:anchorId="2FA4E067" id="_x0000_s1029" type="#_x0000_t202" style="position:absolute;left:0;text-align:left;margin-left:191.4pt;margin-top:21.35pt;width:25.5pt;height:22.7pt;z-index:251696128;visibility:visible;mso-wrap-style:square;mso-width-percent:0;mso-height-percent:0;mso-wrap-distance-left:9pt;mso-wrap-distance-top:0;mso-wrap-distance-right:9pt;mso-wrap-distance-bottom:0;mso-position-horizontal:absolute;mso-position-horizontal-relative:text;mso-position-vertical:absolute;mso-position-vertical-relative:text;mso-width-percent:0;mso-height-percent:0;mso-width-relative:margin;mso-height-relative:margin;v-text-anchor:top" o:gfxdata="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" filled="f" stroked="f" strokeweight=".5pt">
+              <v:shape w14:anchorId="2FA4E067" id="_x0000_s1030" type="#_x0000_t202" style="position:absolute;left:0;text-align:left;margin-left:191.4pt;margin-top:21.35pt;width:25.5pt;height:22.7pt;z-index:251696128;visibility:visible;mso-wrap-style:square;mso-width-percent:0;mso-height-percent:0;mso-wrap-distance-left:9pt;mso-wrap-distance-top:0;mso-wrap-distance-right:9pt;mso-wrap-distance-bottom:0;mso-position-horizontal:absolute;mso-position-horizontal-relative:text;mso-position-vertical:absolute;mso-position-vertical-relative:text;mso-width-percent:0;mso-height-percent:0;mso-width-relative:margin;mso-height-relative:margin;v-text-anchor:top" o:gfxdata="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" filled="f" stroked="f" strokeweight=".5pt">
                 <v:textbox>
                   <w:txbxContent>
                     <w:p>
@@ -714,7 +882,7 @@
           </mc:Choice>
           <mc:Fallback>
             <w:pict>
-              <v:shape w14:anchorId="322004AE" id="_x0000_s1030" type="#_x0000_t202" style="position:absolute;left:0;text-align:left;margin-left:117.3pt;margin-top:21.75pt;width:24.75pt;height:22.7pt;z-index:251694080;visibility:visible;mso-wrap-style:square;mso-width-percent:0;mso-height-percent:0;mso-wrap-distance-left:9pt;mso-wrap-distance-top:0;mso-wrap-distance-right:9pt;mso-wrap-distance-bottom:0;mso-position-horizontal:absolute;mso-position-horizontal-relative:text;mso-position-vertical:absolute;mso-position-vertical-relative:text;mso-width-percent:0;mso-height-percent:0;mso-width-relative:margin;mso-height-relative:margin;v-text-anchor:top" o:gfxdata="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" filled="f" stroked="f" strokeweight=".5pt">
+              <v:shape w14:anchorId="322004AE" id="_x0000_s1031" type="#_x0000_t202" style="position:absolute;left:0;text-align:left;margin-left:117.3pt;margin-top:21.75pt;width:24.75pt;height:22.7pt;z-index:251694080;visibility:visible;mso-wrap-style:square;mso-width-percent:0;mso-height-percent:0;mso-wrap-distance-left:9pt;mso-wrap-distance-top:0;mso-wrap-distance-right:9pt;mso-wrap-distance-bottom:0;mso-position-horizontal:absolute;mso-position-horizontal-relative:text;mso-position-vertical:absolute;mso-position-vertical-relative:text;mso-width-percent:0;mso-height-percent:0;mso-width-relative:margin;mso-height-relative:margin;v-text-anchor:top" o:gfxdata="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" filled="f" stroked="f" strokeweight=".5pt">
                 <v:textbox>
                   <w:txbxContent>
                     <w:p>
@@ -852,7 +1020,7 @@
           </mc:Choice>
           <mc:Fallback>
             <w:pict>
-              <v:shape w14:anchorId="67E7C70D" id="_x0000_s1031" type="#_x0000_t202" style="position:absolute;left:0;text-align:left;margin-left:75.7pt;margin-top:21.4pt;width:26.25pt;height:22.75pt;z-index:251692032;visibility:visible;mso-wrap-style:square;mso-width-percent:0;mso-height-percent:0;mso-wrap-distance-left:9pt;mso-wrap-distance-top:0;mso-wrap-distance-right:9pt;mso-wrap-distance-bottom:0;mso-position-horizontal:absolute;mso-position-horizontal-relative:text;mso-position-vertical:absolute;mso-position-vertical-relative:text;mso-width-percent:0;mso-height-percent:0;mso-width-relative:margin;mso-height-relative:margin;v-text-anchor:top" o:gfxdata="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" filled="f" stroked="f" strokeweight=".5pt">
+              <v:shape w14:anchorId="67E7C70D" id="_x0000_s1032" type="#_x0000_t202" style="position:absolute;left:0;text-align:left;margin-left:75.7pt;margin-top:21.4pt;width:26.25pt;height:22.75pt;z-index:251692032;visibility:visible;mso-wrap-style:square;mso-width-percent:0;mso-height-percent:0;mso-wrap-distance-left:9pt;mso-wrap-distance-top:0;mso-wrap-distance-right:9pt;mso-wrap-distance-bottom:0;mso-position-horizontal:absolute;mso-position-horizontal-relative:text;mso-position-vertical:absolute;mso-position-vertical-relative:text;mso-width-percent:0;mso-height-percent:0;mso-width-relative:margin;mso-height-relative:margin;v-text-anchor:top" o:gfxdata="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" filled="f" stroked="f" strokeweight=".5pt">
                 <v:textbox>
                   <w:txbxContent>
                     <w:p>
@@ -1056,7 +1224,7 @@
           </mc:Choice>
           <mc:Fallback>
             <w:pict>
-              <v:shape w14:anchorId="6138A5AA" id="_x0000_s1032" type="#_x0000_t202" style="position:absolute;left:0;text-align:left;margin-left:22.8pt;margin-top:22.95pt;width:126.1pt;height:26.4pt;z-index:-251646976;visibility:visible;mso-wrap-style:square;mso-width-percent:0;mso-height-percent:0;mso-wrap-distance-left:9pt;mso-wrap-distance-top:0;mso-wrap-distance-right:9pt;mso-wrap-distance-bottom:0;mso-position-horizontal:absolute;mso-position-horizontal-relative:margin;mso-position-vertical:absolute;mso-position-vertical-relative:text;mso-width-percent:0;mso-height-percent:0;mso-width-relative:margin;mso-height-relative:margin;v-text-anchor:top" o:gfxdata="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" fillcolor="white [3201]" stroked="f" strokeweight=".5pt">
+              <v:shape w14:anchorId="6138A5AA" id="_x0000_s1033" type="#_x0000_t202" style="position:absolute;left:0;text-align:left;margin-left:22.8pt;margin-top:22.95pt;width:126.1pt;height:26.4pt;z-index:-251646976;visibility:visible;mso-wrap-style:square;mso-width-percent:0;mso-height-percent:0;mso-wrap-distance-left:9pt;mso-wrap-distance-top:0;mso-wrap-distance-right:9pt;mso-wrap-distance-bottom:0;mso-position-horizontal:absolute;mso-position-horizontal-relative:margin;mso-position-vertical:absolute;mso-position-vertical-relative:text;mso-width-percent:0;mso-height-percent:0;mso-width-relative:margin;mso-height-relative:margin;v-text-anchor:top" o:gfxdata="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" fillcolor="white [3201]" stroked="f" strokeweight=".5pt">
                 <v:textbox>
                   <w:txbxContent>
                     <w:p>
@@ -1271,7 +1439,7 @@
           </mc:Choice>
           <mc:Fallback>
             <w:pict>
-              <v:shape w14:anchorId="718E9B06" id="_x0000_s1033" type="#_x0000_t202" style="position:absolute;left:0;text-align:left;margin-left:284.9pt;margin-top:21.65pt;width:71.1pt;height:21.75pt;z-index:251673600;visibility:visible;mso-wrap-style:square;mso-width-percent:0;mso-wrap-distance-left:9pt;mso-wrap-distance-top:0;mso-wrap-distance-right:9pt;mso-wrap-distance-bottom:0;mso-position-horizontal:absolute;mso-position-horizontal-relative:text;mso-position-vertical:absolute;mso-position-vertical-relative:text;mso-width-percent:0;mso-width-relative:margin;v-text-anchor:top" o:gfxdata="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" filled="f" stroked="f" strokeweight=".5pt">
+              <v:shape w14:anchorId="718E9B06" id="_x0000_s1034" type="#_x0000_t202" style="position:absolute;left:0;text-align:left;margin-left:284.9pt;margin-top:21.65pt;width:71.1pt;height:21.75pt;z-index:251673600;visibility:visible;mso-wrap-style:square;mso-width-percent:0;mso-wrap-distance-left:9pt;mso-wrap-distance-top:0;mso-wrap-distance-right:9pt;mso-wrap-distance-bottom:0;mso-position-horizontal:absolute;mso-position-horizontal-relative:text;mso-position-vertical:absolute;mso-position-vertical-relative:text;mso-width-percent:0;mso-width-relative:margin;v-text-anchor:top" o:gfxdata="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" filled="f" stroked="f" strokeweight=".5pt">
                 <v:textbox>
                   <w:txbxContent>
                     <w:p>
@@ -1422,7 +1590,7 @@
           </mc:Choice>
           <mc:Fallback>
             <w:pict>
-              <v:shape w14:anchorId="22017B5F" id="_x0000_s1034" type="#_x0000_t202" style="position:absolute;left:0;text-align:left;margin-left:96.75pt;margin-top:20.3pt;width:148pt;height:22.75pt;z-index:251671552;visibility:visible;mso-wrap-style:square;mso-width-percent:0;mso-height-percent:0;mso-wrap-distance-left:9pt;mso-wrap-distance-top:0;mso-wrap-distance-right:9pt;mso-wrap-distance-bottom:0;mso-position-horizontal:absolute;mso-position-horizontal-relative:text;mso-position-vertical:absolute;mso-position-vertical-relative:text;mso-width-percent:0;mso-height-percent:0;mso-width-relative:margin;mso-height-relative:margin;v-text-anchor:top" o:gfxdata="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" filled="f" stroked="f" strokeweight=".5pt">
+              <v:shape w14:anchorId="22017B5F" id="_x0000_s1035" type="#_x0000_t202" style="position:absolute;left:0;text-align:left;margin-left:96.75pt;margin-top:20.3pt;width:148pt;height:22.75pt;z-index:251671552;visibility:visible;mso-wrap-style:square;mso-width-percent:0;mso-height-percent:0;mso-wrap-distance-left:9pt;mso-wrap-distance-top:0;mso-wrap-distance-right:9pt;mso-wrap-distance-bottom:0;mso-position-horizontal:absolute;mso-position-horizontal-relative:text;mso-position-vertical:absolute;mso-position-vertical-relative:text;mso-width-percent:0;mso-height-percent:0;mso-width-relative:margin;mso-height-relative:margin;v-text-anchor:top" o:gfxdata="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" filled="f" stroked="f" strokeweight=".5pt">
                 <v:textbox>
                   <w:txbxContent>
                     <w:p>
@@ -1605,7 +1773,7 @@
           </mc:Choice>
           <mc:Fallback>
             <w:pict>
-              <v:shape w14:anchorId="789B8D48" id="_x0000_s1035" type="#_x0000_t202" style="position:absolute;left:0;text-align:left;margin-left:63.45pt;margin-top:22.05pt;width:26.25pt;height:22.75pt;z-index:251698176;visibility:visible;mso-wrap-style:square;mso-width-percent:0;mso-height-percent:0;mso-wrap-distance-left:9pt;mso-wrap-distance-top:0;mso-wrap-distance-right:9pt;mso-wrap-distance-bottom:0;mso-position-horizontal:absolute;mso-position-horizontal-relative:text;mso-position-vertical:absolute;mso-position-vertical-relative:text;mso-width-percent:0;mso-height-percent:0;mso-width-relative:margin;mso-height-relative:margin;v-text-anchor:top" o:gfxdata="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" filled="f" stroked="f" strokeweight=".5pt">
+              <v:shape w14:anchorId="789B8D48" id="_x0000_s1036" type="#_x0000_t202" style="position:absolute;left:0;text-align:left;margin-left:63.45pt;margin-top:22.05pt;width:26.25pt;height:22.75pt;z-index:251698176;visibility:visible;mso-wrap-style:square;mso-width-percent:0;mso-height-percent:0;mso-wrap-distance-left:9pt;mso-wrap-distance-top:0;mso-wrap-distance-right:9pt;mso-wrap-distance-bottom:0;mso-position-horizontal:absolute;mso-position-horizontal-relative:text;mso-position-vertical:absolute;mso-position-vertical-relative:text;mso-width-percent:0;mso-height-percent:0;mso-width-relative:margin;mso-height-relative:margin;v-text-anchor:top" o:gfxdata="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" filled="f" stroked="f" strokeweight=".5pt">
                 <v:textbox>
                   <w:txbxContent>
                     <w:p>
@@ -1769,7 +1937,7 @@
           </mc:Choice>
           <mc:Fallback>
             <w:pict>
-              <v:shape w14:anchorId="0BE41B52" id="_x0000_s1036" type="#_x0000_t202" style="position:absolute;left:0;text-align:left;margin-left:165.75pt;margin-top:12.25pt;width:126pt;height:21.75pt;z-index:251708416;visibility:visible;mso-wrap-style:square;mso-width-percent:0;mso-wrap-distance-left:9pt;mso-wrap-distance-top:0;mso-wrap-distance-right:9pt;mso-wrap-distance-bottom:0;mso-position-horizontal:absolute;mso-position-horizontal-relative:text;mso-position-vertical:absolute;mso-position-vertical-relative:text;mso-width-percent:0;mso-width-relative:margin;v-text-anchor:top" o:gfxdata="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" filled="f" stroked="f" strokeweight=".5pt">
+              <v:shape w14:anchorId="0BE41B52" id="_x0000_s1037" type="#_x0000_t202" style="position:absolute;left:0;text-align:left;margin-left:165.75pt;margin-top:12.25pt;width:126pt;height:21.75pt;z-index:251708416;visibility:visible;mso-wrap-style:square;mso-width-percent:0;mso-wrap-distance-left:9pt;mso-wrap-distance-top:0;mso-wrap-distance-right:9pt;mso-wrap-distance-bottom:0;mso-position-horizontal:absolute;mso-position-horizontal-relative:text;mso-position-vertical:absolute;mso-position-vertical-relative:text;mso-width-percent:0;mso-width-relative:margin;v-text-anchor:top" o:gfxdata="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" filled="f" stroked="f" strokeweight=".5pt">
                 <v:textbox>
                   <w:txbxContent>
                     <w:p>
@@ -1891,7 +2059,7 @@
           </mc:Choice>
           <mc:Fallback>
             <w:pict>
-              <v:shape w14:anchorId="729583F4" id="_x0000_s1037" type="#_x0000_t202" style="position:absolute;left:0;text-align:left;margin-left:63.15pt;margin-top:13.7pt;width:24.75pt;height:22.7pt;z-index:251700224;visibility:visible;mso-wrap-style:square;mso-width-percent:0;mso-height-percent:0;mso-wrap-distance-left:9pt;mso-wrap-distance-top:0;mso-wrap-distance-right:9pt;mso-wrap-distance-bottom:0;mso-position-horizontal:absolute;mso-position-horizontal-relative:text;mso-position-vertical:absolute;mso-position-vertical-relative:text;mso-width-percent:0;mso-height-percent:0;mso-width-relative:margin;mso-height-relative:margin;v-text-anchor:top" o:gfxdata="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" filled="f" stroked="f" strokeweight=".5pt">
+              <v:shape w14:anchorId="729583F4" id="_x0000_s1038" type="#_x0000_t202" style="position:absolute;left:0;text-align:left;margin-left:63.15pt;margin-top:13.7pt;width:24.75pt;height:22.7pt;z-index:251700224;visibility:visible;mso-wrap-style:square;mso-width-percent:0;mso-height-percent:0;mso-wrap-distance-left:9pt;mso-wrap-distance-top:0;mso-wrap-distance-right:9pt;mso-wrap-distance-bottom:0;mso-position-horizontal:absolute;mso-position-horizontal-relative:text;mso-position-vertical:absolute;mso-position-vertical-relative:text;mso-width-percent:0;mso-height-percent:0;mso-width-relative:margin;mso-height-relative:margin;v-text-anchor:top" o:gfxdata="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" filled="f" stroked="f" strokeweight=".5pt">
                 <v:textbox>
                   <w:txbxContent>
                     <w:p>
@@ -1979,7 +2147,7 @@
         <mc:AlternateContent>
           <mc:Choice Requires="wps">
             <w:drawing>
-              <wp:anchor distT="0" distB="0" distL="114300" distR="114300" simplePos="0" relativeHeight="251675648" behindDoc="0" locked="0" layoutInCell="1" allowOverlap="1" wp14:anchorId="20105795" wp14:editId="7614C4CC">
+              <wp:anchor distT="0" distB="0" distL="114300" distR="114300" simplePos="0" relativeHeight="251675648" behindDoc="0" locked="0" layoutInCell="1" allowOverlap="1" wp14:anchorId="20105795" wp14:editId="764BA223">
                 <wp:simplePos x="0" y="0"/>
                 <wp:positionH relativeFrom="column">
                   <wp:posOffset>457200</wp:posOffset>
@@ -2126,7 +2294,7 @@
           </mc:Choice>
           <mc:Fallback>
             <w:pict>
-              <v:shape w14:anchorId="20105795" id="_x0000_s1038" type="#_x0000_t202" style="position:absolute;left:0;text-align:left;margin-left:36pt;margin-top:41.2pt;width:108.75pt;height:34.5pt;z-index:251675648;visibility:visible;mso-wrap-style:square;mso-width-percent:0;mso-height-percent:0;mso-wrap-distance-left:9pt;mso-wrap-distance-top:0;mso-wrap-distance-right:9pt;mso-wrap-distance-bottom:0;mso-position-horizontal:absolute;mso-position-horizontal-relative:text;mso-position-vertical:absolute;mso-position-vertical-relative:text;mso-width-percent:0;mso-height-percent:0;mso-width-relative:margin;mso-height-relative:margin;v-text-anchor:top" o:gfxdata="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" filled="f" stroked="f" strokeweight=".5pt">
+              <v:shape w14:anchorId="20105795" id="_x0000_s1039" type="#_x0000_t202" style="position:absolute;left:0;text-align:left;margin-left:36pt;margin-top:41.2pt;width:108.75pt;height:34.5pt;z-index:251675648;visibility:visible;mso-wrap-style:square;mso-width-percent:0;mso-height-percent:0;mso-wrap-distance-left:9pt;mso-wrap-distance-top:0;mso-wrap-distance-right:9pt;mso-wrap-distance-bottom:0;mso-position-horizontal:absolute;mso-position-horizontal-relative:text;mso-position-vertical:absolute;mso-position-vertical-relative:text;mso-width-percent:0;mso-height-percent:0;mso-width-relative:margin;mso-height-relative:margin;v-text-anchor:top" o:gfxdata="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" filled="f" stroked="f" strokeweight=".5pt">
                 <v:textbox>
                   <w:txbxContent>
                     <w:p>
@@ -2388,7 +2556,7 @@
           </mc:Choice>
           <mc:Fallback>
             <w:pict>
-              <v:shape w14:anchorId="492CD245" id="_x0000_s1039" type="#_x0000_t202" style="position:absolute;left:0;text-align:left;margin-left:165.75pt;margin-top:41.2pt;width:148.5pt;height:29.25pt;z-index:251677696;visibility:visible;mso-wrap-style:square;mso-width-percent:0;mso-height-percent:0;mso-wrap-distance-left:9pt;mso-wrap-distance-top:0;mso-wrap-distance-right:9pt;mso-wrap-distance-bottom:0;mso-position-horizontal:absolute;mso-position-horizontal-relative:text;mso-position-vertical:absolute;mso-position-vertical-relative:text;mso-width-percent:0;mso-height-percent:0;mso-width-relative:margin;mso-height-relative:margin;v-text-anchor:top" o:gfxdata="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" filled="f" stroked="f" strokeweight=".5pt">
+              <v:shape w14:anchorId="492CD245" id="_x0000_s1040" type="#_x0000_t202" style="position:absolute;left:0;text-align:left;margin-left:165.75pt;margin-top:41.2pt;width:148.5pt;height:29.25pt;z-index:251677696;visibility:visible;mso-wrap-style:square;mso-width-percent:0;mso-height-percent:0;mso-wrap-distance-left:9pt;mso-wrap-distance-top:0;mso-wrap-distance-right:9pt;mso-wrap-distance-bottom:0;mso-position-horizontal:absolute;mso-position-horizontal-relative:text;mso-position-vertical:absolute;mso-position-vertical-relative:text;mso-width-percent:0;mso-height-percent:0;mso-width-relative:margin;mso-height-relative:margin;v-text-anchor:top" o:gfxdata="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" filled="f" stroked="f" strokeweight=".5pt">
                 <v:textbox>
                   <w:txbxContent>
                     <w:p>
@@ -2596,7 +2764,7 @@
           </mc:Choice>
           <mc:Fallback>
             <w:pict>
-              <v:shape w14:anchorId="534A75A2" id="_x0000_s1040" type="#_x0000_t202" style="position:absolute;left:0;text-align:left;margin-left:62.75pt;margin-top:14.5pt;width:25.5pt;height:22.7pt;z-index:251702272;visibility:visible;mso-wrap-style:square;mso-width-percent:0;mso-height-percent:0;mso-wrap-distance-left:9pt;mso-wrap-distance-top:0;mso-wrap-distance-right:9pt;mso-wrap-distance-bottom:0;mso-position-horizontal:absolute;mso-position-horizontal-relative:text;mso-position-vertical:absolute;mso-position-vertical-relative:text;mso-width-percent:0;mso-height-percent:0;mso-width-relative:margin;mso-height-relative:margin;v-text-anchor:top" o:gfxdata="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" filled="f" stroked="f" strokeweight=".5pt">
+              <v:shape w14:anchorId="534A75A2" id="_x0000_s1041" type="#_x0000_t202" style="position:absolute;left:0;text-align:left;margin-left:62.75pt;margin-top:14.5pt;width:25.5pt;height:22.7pt;z-index:251702272;visibility:visible;mso-wrap-style:square;mso-width-percent:0;mso-height-percent:0;mso-wrap-distance-left:9pt;mso-wrap-distance-top:0;mso-wrap-distance-right:9pt;mso-wrap-distance-bottom:0;mso-position-horizontal:absolute;mso-position-horizontal-relative:text;mso-position-vertical:absolute;mso-position-vertical-relative:text;mso-width-percent:0;mso-height-percent:0;mso-width-relative:margin;mso-height-relative:margin;v-text-anchor:top" o:gfxdata="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" filled="f" stroked="f" strokeweight=".5pt">
                 <v:textbox>
                   <w:txbxContent>
                     <w:p>
@@ -2739,7 +2907,7 @@
           </mc:Choice>
           <mc:Fallback>
             <w:pict>
-              <v:shape w14:anchorId="4A442291" id="_x0000_s1041" type="#_x0000_t202" style="position:absolute;left:0;text-align:left;margin-left:349.55pt;margin-top:40.55pt;width:89.25pt;height:21.75pt;z-index:251679744;visibility:visible;mso-wrap-style:square;mso-width-percent:0;mso-wrap-distance-left:9pt;mso-wrap-distance-top:0;mso-wrap-distance-right:9pt;mso-wrap-distance-bottom:0;mso-position-horizontal:absolute;mso-position-horizontal-relative:text;mso-position-vertical:absolute;mso-position-vertical-relative:text;mso-width-percent:0;mso-width-relative:margin;v-text-anchor:top" o:gfxdata="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" filled="f" stroked="f" strokeweight=".5pt">
+              <v:shape w14:anchorId="4A442291" id="_x0000_s1042" type="#_x0000_t202" style="position:absolute;left:0;text-align:left;margin-left:349.55pt;margin-top:40.55pt;width:89.25pt;height:21.75pt;z-index:251679744;visibility:visible;mso-wrap-style:square;mso-width-percent:0;mso-wrap-distance-left:9pt;mso-wrap-distance-top:0;mso-wrap-distance-right:9pt;mso-wrap-distance-bottom:0;mso-position-horizontal:absolute;mso-position-horizontal-relative:text;mso-position-vertical:absolute;mso-position-vertical-relative:text;mso-width-percent:0;mso-width-relative:margin;v-text-anchor:top" o:gfxdata="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" filled="f" stroked="f" strokeweight=".5pt">
                 <v:textbox>
                   <w:txbxContent>
                     <w:p>
@@ -3013,7 +3181,7 @@
           </mc:Choice>
           <mc:Fallback>
             <w:pict>
-              <v:shape w14:anchorId="0D5476AB" id="_x0000_s1042" type="#_x0000_t202" style="position:absolute;left:0;text-align:left;margin-left:122.65pt;margin-top:14.3pt;width:364.85pt;height:21.75pt;z-index:251681792;visibility:visible;mso-wrap-style:square;mso-width-percent:0;mso-wrap-distance-left:9pt;mso-wrap-distance-top:0;mso-wrap-distance-right:9pt;mso-wrap-distance-bottom:0;mso-position-horizontal:absolute;mso-position-horizontal-relative:text;mso-position-vertical:absolute;mso-position-vertical-relative:text;mso-width-percent:0;mso-width-relative:margin;v-text-anchor:top" o:gfxdata="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" filled="f" stroked="f" strokeweight=".5pt">
+              <v:shape w14:anchorId="0D5476AB" id="_x0000_s1043" type="#_x0000_t202" style="position:absolute;left:0;text-align:left;margin-left:122.65pt;margin-top:14.3pt;width:364.85pt;height:21.75pt;z-index:251681792;visibility:visible;mso-wrap-style:square;mso-width-percent:0;mso-wrap-distance-left:9pt;mso-wrap-distance-top:0;mso-wrap-distance-right:9pt;mso-wrap-distance-bottom:0;mso-position-horizontal:absolute;mso-position-horizontal-relative:text;mso-position-vertical:absolute;mso-position-vertical-relative:text;mso-width-percent:0;mso-width-relative:margin;v-text-anchor:top" o:gfxdata="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" filled="f" stroked="f" strokeweight=".5pt">
                 <v:textbox>
                   <w:txbxContent>
                     <w:p>
@@ -3251,7 +3419,7 @@
           </mc:Choice>
           <mc:Fallback>
             <w:pict>
-              <v:shape w14:anchorId="04DD078E" id="_x0000_s1043" type="#_x0000_t202" style="position:absolute;margin-left:38.1pt;margin-top:13.9pt;width:358.35pt;height:21.75pt;z-index:251683840;visibility:visible;mso-wrap-style:square;mso-width-percent:0;mso-wrap-distance-left:9pt;mso-wrap-distance-top:0;mso-wrap-distance-right:9pt;mso-wrap-distance-bottom:0;mso-position-horizontal:absolute;mso-position-horizontal-relative:text;mso-position-vertical:absolute;mso-position-vertical-relative:text;mso-width-percent:0;mso-width-relative:margin;v-text-anchor:top" o:gfxdata="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" filled="f" stroked="f" strokeweight=".5pt">
+              <v:shape w14:anchorId="04DD078E" id="_x0000_s1044" type="#_x0000_t202" style="position:absolute;margin-left:38.1pt;margin-top:13.9pt;width:358.35pt;height:21.75pt;z-index:251683840;visibility:visible;mso-wrap-style:square;mso-width-percent:0;mso-wrap-distance-left:9pt;mso-wrap-distance-top:0;mso-wrap-distance-right:9pt;mso-wrap-distance-bottom:0;mso-position-horizontal:absolute;mso-position-horizontal-relative:text;mso-position-vertical:absolute;mso-position-vertical-relative:text;mso-width-percent:0;mso-width-relative:margin;v-text-anchor:top" o:gfxdata="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" filled="f" stroked="f" strokeweight=".5pt">
                 <v:textbox>
                   <w:txbxContent>
                     <w:p>
@@ -3615,7 +3783,7 @@
         <mc:AlternateContent>
           <mc:Choice Requires="wps">
             <w:drawing>
-              <wp:anchor distT="0" distB="0" distL="114300" distR="114300" simplePos="0" relativeHeight="251687936" behindDoc="0" locked="0" layoutInCell="1" allowOverlap="1" wp14:anchorId="745A8768" wp14:editId="5617F622">
+              <wp:anchor distT="0" distB="0" distL="114300" distR="114300" simplePos="0" relativeHeight="251687936" behindDoc="0" locked="0" layoutInCell="1" allowOverlap="1" wp14:anchorId="745A8768" wp14:editId="1BBE0882">
                 <wp:simplePos x="0" y="0"/>
                 <wp:positionH relativeFrom="column">
                   <wp:posOffset>4569976</wp:posOffset>
@@ -3700,7 +3868,7 @@
           </mc:Choice>
           <mc:Fallback>
             <w:pict>
-              <v:shape w14:anchorId="745A8768" id="_x0000_s1044" type="#_x0000_t202" style="position:absolute;margin-left:359.85pt;margin-top:12.25pt;width:116.25pt;height:71.25pt;z-index:251687936;visibility:visible;mso-wrap-style:square;mso-width-percent:0;mso-height-percent:0;mso-wrap-distance-left:9pt;mso-wrap-distance-top:0;mso-wrap-distance-right:9pt;mso-wrap-distance-bottom:0;mso-position-horizontal:absolute;mso-position-horizontal-relative:text;mso-position-vertical:absolute;mso-position-vertical-relative:text;mso-width-percent:0;mso-height-percent:0;mso-width-relative:margin;mso-height-relative:margin;v-text-anchor:top" o:gfxdata="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" filled="f" stroked="f" strokeweight=".5pt">
+              <v:shape w14:anchorId="745A8768" id="_x0000_s1045" type="#_x0000_t202" style="position:absolute;margin-left:359.85pt;margin-top:12.25pt;width:116.25pt;height:71.25pt;z-index:251687936;visibility:visible;mso-wrap-style:square;mso-width-percent:0;mso-height-percent:0;mso-wrap-distance-left:9pt;mso-wrap-distance-top:0;mso-wrap-distance-right:9pt;mso-wrap-distance-bottom:0;mso-position-horizontal:absolute;mso-position-horizontal-relative:text;mso-position-vertical:absolute;mso-position-vertical-relative:text;mso-width-percent:0;mso-height-percent:0;mso-width-relative:margin;mso-height-relative:margin;v-text-anchor:top" o:gfxdata="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" filled="f" stroked="f" strokeweight=".5pt">
                 <v:textbox>
                   <w:txbxContent>
                     <w:p>
@@ -3882,7 +4050,7 @@
         <mc:AlternateContent>
           <mc:Choice Requires="wps">
             <w:drawing>
-              <wp:anchor distT="0" distB="0" distL="114300" distR="114300" simplePos="0" relativeHeight="251685888" behindDoc="0" locked="0" layoutInCell="1" allowOverlap="1" wp14:anchorId="6A932461" wp14:editId="2E92F6AD">
+              <wp:anchor distT="0" distB="0" distL="114300" distR="114300" simplePos="0" relativeHeight="251685888" behindDoc="0" locked="0" layoutInCell="1" allowOverlap="1" wp14:anchorId="6A932461" wp14:editId="287BD166">
                 <wp:simplePos x="0" y="0"/>
                 <wp:positionH relativeFrom="margin">
                   <wp:posOffset>4404623</wp:posOffset>
@@ -3967,7 +4135,7 @@
           </mc:Choice>
           <mc:Fallback>
             <w:pict>
-              <v:shape w14:anchorId="6A932461" id="_x0000_s1045" type="#_x0000_t202" style="position:absolute;left:0;text-align:left;margin-left:346.8pt;margin-top:18.95pt;width:116.25pt;height:22.7pt;z-index:251685888;visibility:visible;mso-wrap-style:square;mso-width-percent:0;mso-height-percent:0;mso-wrap-distance-left:9pt;mso-wrap-distance-top:0;mso-wrap-distance-right:9pt;mso-wrap-distance-bottom:0;mso-position-horizontal:absolute;mso-position-horizontal-relative:margin;mso-position-vertical:absolute;mso-position-vertical-relative:text;mso-width-percent:0;mso-height-percent:0;mso-width-relative:margin;mso-height-relative:margin;v-text-anchor:top" o:gfxdata="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" filled="f" stroked="f" strokeweight=".5pt">
+              <v:shape w14:anchorId="6A932461" id="_x0000_s1046" type="#_x0000_t202" style="position:absolute;left:0;text-align:left;margin-left:346.8pt;margin-top:18.95pt;width:116.25pt;height:22.7pt;z-index:251685888;visibility:visible;mso-wrap-style:square;mso-width-percent:0;mso-height-percent:0;mso-wrap-distance-left:9pt;mso-wrap-distance-top:0;mso-wrap-distance-right:9pt;mso-wrap-distance-bottom:0;mso-position-horizontal:absolute;mso-position-horizontal-relative:margin;mso-position-vertical:absolute;mso-position-vertical-relative:text;mso-width-percent:0;mso-height-percent:0;mso-width-relative:margin;mso-height-relative:margin;v-text-anchor:top" o:gfxdata="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" filled="f" stroked="f" strokeweight=".5pt">
                 <v:textbox>
                   <w:txbxContent>
                     <w:p>
@@ -4071,7 +4239,7 @@
         <mc:AlternateContent>
           <mc:Choice Requires="wps">
             <w:drawing>
-              <wp:anchor distT="0" distB="0" distL="114300" distR="114300" simplePos="0" relativeHeight="251704320" behindDoc="0" locked="0" layoutInCell="1" allowOverlap="1" wp14:anchorId="1B6D7D63" wp14:editId="5C213BB6">
+              <wp:anchor distT="0" distB="0" distL="114300" distR="114300" simplePos="0" relativeHeight="251704320" behindDoc="0" locked="0" layoutInCell="1" allowOverlap="1" wp14:anchorId="1B6D7D63" wp14:editId="6A2D40B1">
                 <wp:simplePos x="0" y="0"/>
                 <wp:positionH relativeFrom="column">
                   <wp:posOffset>-91440</wp:posOffset>
@@ -4162,7 +4330,7 @@
           </mc:Choice>
           <mc:Fallback>
             <w:pict>
-              <v:shape w14:anchorId="1B6D7D63" id="_x0000_s1046" type="#_x0000_t202" style="position:absolute;left:0;text-align:left;margin-left:-7.2pt;margin-top:11.8pt;width:26.6pt;height:22.7pt;z-index:251704320;visibility:visible;mso-wrap-style:square;mso-width-percent:0;mso-height-percent:0;mso-wrap-distance-left:9pt;mso-wrap-distance-top:0;mso-wrap-distance-right:9pt;mso-wrap-distance-bottom:0;mso-position-horizontal:absolute;mso-position-horizontal-relative:text;mso-position-vertical:absolute;mso-position-vertical-relative:text;mso-width-percent:0;mso-height-percent:0;mso-width-relative:margin;mso-height-relative:margin;v-text-anchor:top" o:gfxdata="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" filled="f" stroked="f" strokeweight=".5pt">
+              <v:shape w14:anchorId="1B6D7D63" id="_x0000_s1047" type="#_x0000_t202" style="position:absolute;left:0;text-align:left;margin-left:-7.2pt;margin-top:11.8pt;width:26.6pt;height:22.7pt;z-index:251704320;visibility:visible;mso-wrap-style:square;mso-width-percent:0;mso-height-percent:0;mso-wrap-distance-left:9pt;mso-wrap-distance-top:0;mso-wrap-distance-right:9pt;mso-wrap-distance-bottom:0;mso-position-horizontal:absolute;mso-position-horizontal-relative:text;mso-position-vertical:absolute;mso-position-vertical-relative:text;mso-width-percent:0;mso-height-percent:0;mso-width-relative:margin;mso-height-relative:margin;v-text-anchor:top" o:gfxdata="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" filled="f" stroked="f" strokeweight=".5pt">
                 <v:textbox>
                   <w:txbxContent>
                     <w:p>
@@ -4260,7 +4428,7 @@
         <mc:AlternateContent>
           <mc:Choice Requires="wps">
             <w:drawing>
-              <wp:anchor distT="0" distB="0" distL="114300" distR="114300" simplePos="0" relativeHeight="251706368" behindDoc="0" locked="0" layoutInCell="1" allowOverlap="1" wp14:anchorId="3DC11CCD" wp14:editId="71A0D760">
+              <wp:anchor distT="0" distB="0" distL="114300" distR="114300" simplePos="0" relativeHeight="251706368" behindDoc="0" locked="0" layoutInCell="1" allowOverlap="1" wp14:anchorId="3DC11CCD" wp14:editId="212197F0">
                 <wp:simplePos x="0" y="0"/>
                 <wp:positionH relativeFrom="column">
                   <wp:posOffset>-99391</wp:posOffset>
@@ -4353,7 +4521,7 @@
           </mc:Choice>
           <mc:Fallback>
             <w:pict>
-              <v:shape w14:anchorId="3DC11CCD" id="_x0000_s1047" type="#_x0000_t202" style="position:absolute;margin-left:-7.85pt;margin-top:18.75pt;width:26.3pt;height:22.7pt;z-index:251706368;visibility:visible;mso-wrap-style:square;mso-width-percent:0;mso-height-percent:0;mso-wrap-distance-left:9pt;mso-wrap-distance-top:0;mso-wrap-distance-right:9pt;mso-wrap-distance-bottom:0;mso-position-horizontal:absolute;mso-position-horizontal-relative:text;mso-position-vertical:absolute;mso-position-vertical-relative:text;mso-width-percent:0;mso-height-percent:0;mso-width-relative:margin;mso-height-relative:margin;v-text-anchor:top" o:gfxdata="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" filled="f" stroked="f" strokeweight=".5pt">
+              <v:shape w14:anchorId="3DC11CCD" id="_x0000_s1048" type="#_x0000_t202" style="position:absolute;margin-left:-7.85pt;margin-top:18.75pt;width:26.3pt;height:22.7pt;z-index:251706368;visibility:visible;mso-wrap-style:square;mso-width-percent:0;mso-height-percent:0;mso-wrap-distance-left:9pt;mso-wrap-distance-top:0;mso-wrap-distance-right:9pt;mso-wrap-distance-bottom:0;mso-position-horizontal:absolute;mso-position-horizontal-relative:text;mso-position-vertical:absolute;mso-position-vertical-relative:text;mso-width-percent:0;mso-height-percent:0;mso-width-relative:margin;mso-height-relative:margin;v-text-anchor:top" o:gfxdata="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" filled="f" stroked="f" strokeweight=".5pt">
                 <v:textbox>
                   <w:txbxContent>
                     <w:p>
@@ -4652,7 +4820,7 @@
         <mc:AlternateContent>
           <mc:Choice Requires="wps">
             <w:drawing>
-              <wp:anchor distT="0" distB="0" distL="114300" distR="114300" simplePos="0" relativeHeight="251689984" behindDoc="0" locked="0" layoutInCell="1" allowOverlap="1" wp14:anchorId="00A95EB5" wp14:editId="3FA1F56C">
+              <wp:anchor distT="0" distB="0" distL="114300" distR="114300" simplePos="0" relativeHeight="251689984" behindDoc="0" locked="0" layoutInCell="1" allowOverlap="1" wp14:anchorId="00A95EB5" wp14:editId="78452F86">
                 <wp:simplePos x="0" y="0"/>
                 <wp:positionH relativeFrom="column">
                   <wp:posOffset>196387</wp:posOffset>
@@ -4737,7 +4905,7 @@
           </mc:Choice>
           <mc:Fallback>
             <w:pict>
-              <v:shape w14:anchorId="00A95EB5" id="_x0000_s1048" type="#_x0000_t202" style="position:absolute;margin-left:15.45pt;margin-top:15.5pt;width:116.25pt;height:22.7pt;z-index:251689984;visibility:visible;mso-wrap-style:square;mso-width-percent:0;mso-height-percent:0;mso-wrap-distance-left:9pt;mso-wrap-distance-top:0;mso-wrap-distance-right:9pt;mso-wrap-distance-bottom:0;mso-position-horizontal:absolute;mso-position-horizontal-relative:text;mso-position-vertical:absolute;mso-position-vertical-relative:text;mso-width-percent:0;mso-height-percent:0;mso-width-relative:margin;mso-height-relative:margin;v-text-anchor:top" o:gfxdata="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" filled="f" stroked="f" strokeweight=".5pt">
+              <v:shape w14:anchorId="00A95EB5" id="_x0000_s1049" type="#_x0000_t202" style="position:absolute;margin-left:15.45pt;margin-top:15.5pt;width:116.25pt;height:22.7pt;z-index:251689984;visibility:visible;mso-wrap-style:square;mso-width-percent:0;mso-height-percent:0;mso-wrap-distance-left:9pt;mso-wrap-distance-top:0;mso-wrap-distance-right:9pt;mso-wrap-distance-bottom:0;mso-position-horizontal:absolute;mso-position-horizontal-relative:text;mso-position-vertical:absolute;mso-position-vertical-relative:text;mso-width-percent:0;mso-height-percent:0;mso-width-relative:margin;mso-height-relative:margin;v-text-anchor:top" o:gfxdata="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" filled="f" stroked="f" strokeweight=".5pt">
                 <v:textbox>
                   <w:txbxContent>
                     <w:p>
@@ -4932,6 +5100,144 @@
                 <w:rFonts w:ascii="TH SarabunPSK" w:hAnsi="TH SarabunPSK" w:cs="TH SarabunPSK" w:hint="cs"/>
                 <w:b/>
                 <w:bCs/>
+                <w:noProof/>
+                <w:sz w:val="28"/>
+                <w:lang w:val="th-TH"/>
+              </w:rPr>
+              <mc:AlternateContent>
+                <mc:Choice Requires="wps">
+                  <w:drawing>
+                    <wp:anchor distT="0" distB="0" distL="114300" distR="114300" simplePos="0" relativeHeight="251710464" behindDoc="0" locked="0" layoutInCell="1" allowOverlap="1" wp14:anchorId="777853AE" wp14:editId="702B760F">
+                      <wp:simplePos x="0" y="0"/>
+                      <wp:positionH relativeFrom="column">
+                        <wp:posOffset>84455</wp:posOffset>
+                      </wp:positionH>
+                      <wp:positionV relativeFrom="paragraph">
+                        <wp:posOffset>321310</wp:posOffset>
+                      </wp:positionV>
+                      <wp:extent cx="296545" cy="332105"/>
+                      <wp:effectExtent l="0" t="0" r="0" b="0"/>
+                      <wp:wrapNone/>
+                      <wp:docPr id="842032522" name="Text Box 3"/>
+                      <wp:cNvGraphicFramePr/>
+                      <a:graphic xmlns:a="http://schemas.openxmlformats.org/drawingml/2006/main">
+                        <a:graphicData uri="http://schemas.microsoft.com/office/word/2010/wordprocessingShape">
+                          <wps:wsp>
+                            <wps:cNvSpPr txBox="1"/>
+                            <wps:spPr>
+                              <a:xfrm>
+                                <a:off x="0" y="0"/>
+                                <a:ext cx="296545" cy="332105"/>
+                              </a:xfrm>
+                              <a:prstGeom prst="rect">
+                                <a:avLst/>
+                              </a:prstGeom>
+                              <a:noFill/>
+                              <a:ln w="6350">
+                                <a:noFill/>
+                              </a:ln>
+                            </wps:spPr>
+                            <wps:txbx>
+                              <w:txbxContent>
+                                <w:p>
+                                  <w:pPr>
+                                    <w:rPr>
+                                      <w:rFonts w:ascii="TH SarabunPSK" w:hAnsi="TH SarabunPSK" w:cs="TH SarabunPSK"/>
+                                      <w:sz w:val="28"/>
+                                    </w:rPr>
+                                  </w:pPr>
+                                  <w:r>
+                                    <w:rPr>
+                                      <w:rFonts w:ascii="TH SarabunPSK" w:hAnsi="TH SarabunPSK" w:cs="TH SarabunPSK"/>
+                                      <w:sz w:val="28"/>
+                                    </w:rPr>
+                                    <w:t>${</w:t>
+                                  </w:r>
+                                  <w:proofErr w:type="spellStart"/>
+                                  <w:r>
+                                    <w:rPr>
+                                      <w:rFonts w:ascii="TH SarabunPSK" w:hAnsi="TH SarabunPSK" w:cs="TH SarabunPSK"/>
+                                      <w:sz w:val="28"/>
+                                    </w:rPr>
+                                    <w:t>total_days_sick</w:t>
+                                  </w:r>
+                                  <w:proofErr w:type="spellEnd"/>
+                                  <w:r>
+                                    <w:rPr>
+                                      <w:rFonts w:ascii="TH SarabunPSK" w:hAnsi="TH SarabunPSK" w:cs="TH SarabunPSK"/>
+                                      <w:sz w:val="28"/>
+                                    </w:rPr>
+                                    <w:t>}</w:t>
+                                  </w:r>
+                                </w:p>
+                              </w:txbxContent>
+                            </wps:txbx>
+                            <wps:bodyPr rot="0" spcFirstLastPara="0" vertOverflow="overflow" horzOverflow="overflow" vert="horz" wrap="square" lIns="91440" tIns="45720" rIns="91440" bIns="45720" numCol="1" spcCol="0" rtlCol="0" fromWordArt="0" anchor="t" anchorCtr="0" forceAA="0" compatLnSpc="1">
+                              <a:prstTxWarp prst="textNoShape">
+                                <a:avLst/>
+                              </a:prstTxWarp>
+                              <a:noAutofit/>
+                            </wps:bodyPr>
+                          </wps:wsp>
+                        </a:graphicData>
+                      </a:graphic>
+                      <wp14:sizeRelH relativeFrom="margin">
+                        <wp14:pctWidth>0</wp14:pctWidth>
+                      </wp14:sizeRelH>
+                      <wp14:sizeRelV relativeFrom="margin">
+                        <wp14:pctHeight>0</wp14:pctHeight>
+                      </wp14:sizeRelV>
+                    </wp:anchor>
+                  </w:drawing>
+                </mc:Choice>
+                <mc:Fallback>
+                  <w:pict>
+                    <v:shape w14:anchorId="777853AE" id="_x0000_s1050" type="#_x0000_t202" style="position:absolute;left:0;text-align:left;margin-left:6.65pt;margin-top:25.3pt;width:23.35pt;height:26.15pt;z-index:251710464;visibility:visible;mso-wrap-style:square;mso-width-percent:0;mso-height-percent:0;mso-wrap-distance-left:9pt;mso-wrap-distance-top:0;mso-wrap-distance-right:9pt;mso-wrap-distance-bottom:0;mso-position-horizontal:absolute;mso-position-horizontal-relative:text;mso-position-vertical:absolute;mso-position-vertical-relative:text;mso-width-percent:0;mso-height-percent:0;mso-width-relative:margin;mso-height-relative:margin;v-text-anchor:top" o:gfxdata="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" filled="f" stroked="f" strokeweight=".5pt">
+                      <v:textbox>
+                        <w:txbxContent>
+                          <w:p>
+                            <w:pPr>
+                              <w:rPr>
+                                <w:rFonts w:ascii="TH SarabunPSK" w:hAnsi="TH SarabunPSK" w:cs="TH SarabunPSK"/>
+                                <w:sz w:val="28"/>
+                              </w:rPr>
+                            </w:pPr>
+                            <w:r>
+                              <w:rPr>
+                                <w:rFonts w:ascii="TH SarabunPSK" w:hAnsi="TH SarabunPSK" w:cs="TH SarabunPSK"/>
+                                <w:sz w:val="28"/>
+                              </w:rPr>
+                              <w:t>${</w:t>
+                            </w:r>
+                            <w:proofErr w:type="spellStart"/>
+                            <w:r>
+                              <w:rPr>
+                                <w:rFonts w:ascii="TH SarabunPSK" w:hAnsi="TH SarabunPSK" w:cs="TH SarabunPSK"/>
+                                <w:sz w:val="28"/>
+                              </w:rPr>
+                              <w:t>total_days_sick</w:t>
+                            </w:r>
+                            <w:proofErr w:type="spellEnd"/>
+                            <w:r>
+                              <w:rPr>
+                                <w:rFonts w:ascii="TH SarabunPSK" w:hAnsi="TH SarabunPSK" w:cs="TH SarabunPSK"/>
+                                <w:sz w:val="28"/>
+                              </w:rPr>
+                              <w:t>}</w:t>
+                            </w:r>
+                          </w:p>
+                        </w:txbxContent>
+                      </v:textbox>
+                    </v:shape>
+                  </w:pict>
+                </mc:Fallback>
+              </mc:AlternateContent>
+            </w:r>
+            <w:r>
+              <w:rPr>
+                <w:rFonts w:ascii="TH SarabunPSK" w:hAnsi="TH SarabunPSK" w:cs="TH SarabunPSK" w:hint="cs"/>
+                <w:b/>
+                <w:bCs/>
                 <w:sz w:val="24"/>
                 <w:szCs w:val="24"/>
                 <w:cs/>
@@ -4981,6 +5287,282 @@
                 <w:cs/>
               </w:rPr>
             </w:pPr>
+            <w:r>
+              <w:rPr>
+                <w:rFonts w:ascii="TH SarabunPSK" w:hAnsi="TH SarabunPSK" w:cs="TH SarabunPSK" w:hint="cs"/>
+                <w:b/>
+                <w:bCs/>
+                <w:noProof/>
+                <w:sz w:val="28"/>
+                <w:lang w:val="th-TH"/>
+              </w:rPr>
+              <mc:AlternateContent>
+                <mc:Choice Requires="wps">
+                  <w:drawing>
+                    <wp:anchor distT="0" distB="0" distL="114300" distR="114300" simplePos="0" relativeHeight="251722752" behindDoc="0" locked="0" layoutInCell="1" allowOverlap="1" wp14:anchorId="25053FA2" wp14:editId="0957626F">
+                      <wp:simplePos x="0" y="0"/>
+                      <wp:positionH relativeFrom="column">
+                        <wp:posOffset>49530</wp:posOffset>
+                      </wp:positionH>
+                      <wp:positionV relativeFrom="paragraph">
+                        <wp:posOffset>303530</wp:posOffset>
+                      </wp:positionV>
+                      <wp:extent cx="1662430" cy="309245"/>
+                      <wp:effectExtent l="0" t="0" r="0" b="0"/>
+                      <wp:wrapNone/>
+                      <wp:docPr id="2074240671" name="Text Box 3"/>
+                      <wp:cNvGraphicFramePr/>
+                      <a:graphic xmlns:a="http://schemas.openxmlformats.org/drawingml/2006/main">
+                        <a:graphicData uri="http://schemas.microsoft.com/office/word/2010/wordprocessingShape">
+                          <wps:wsp>
+                            <wps:cNvSpPr txBox="1"/>
+                            <wps:spPr>
+                              <a:xfrm>
+                                <a:off x="0" y="0"/>
+                                <a:ext cx="1662430" cy="309245"/>
+                              </a:xfrm>
+                              <a:prstGeom prst="rect">
+                                <a:avLst/>
+                              </a:prstGeom>
+                              <a:noFill/>
+                              <a:ln w="6350">
+                                <a:noFill/>
+                              </a:ln>
+                            </wps:spPr>
+                            <wps:txbx>
+                              <w:txbxContent>
+                                <w:p>
+                                  <w:pPr>
+                                    <w:rPr>
+                                      <w:rFonts w:ascii="TH SarabunPSK" w:hAnsi="TH SarabunPSK" w:cs="TH SarabunPSK"/>
+                                      <w:sz w:val="28"/>
+                                    </w:rPr>
+                                  </w:pPr>
+                                  <w:r>
+                                    <w:rPr>
+                                      <w:rFonts w:ascii="TH SarabunPSK" w:hAnsi="TH SarabunPSK" w:cs="TH SarabunPSK"/>
+                                      <w:sz w:val="28"/>
+                                    </w:rPr>
+                                    <w:t>${</w:t>
+                                  </w:r>
+                                  <w:proofErr w:type="spellStart"/>
+                                  <w:r>
+                                    <w:rPr>
+                                      <w:rFonts w:ascii="TH SarabunPSK" w:hAnsi="TH SarabunPSK" w:cs="TH SarabunPSK"/>
+                                      <w:sz w:val="28"/>
+                                    </w:rPr>
+                                    <w:t>sum_total_days_sick</w:t>
+                                  </w:r>
+                                  <w:proofErr w:type="spellEnd"/>
+                                  <w:r>
+                                    <w:rPr>
+                                      <w:rFonts w:ascii="TH SarabunPSK" w:hAnsi="TH SarabunPSK" w:cs="TH SarabunPSK"/>
+                                      <w:sz w:val="28"/>
+                                    </w:rPr>
+                                    <w:t>}</w:t>
+                                  </w:r>
+                                </w:p>
+                              </w:txbxContent>
+                            </wps:txbx>
+                            <wps:bodyPr rot="0" spcFirstLastPara="0" vertOverflow="overflow" horzOverflow="overflow" vert="horz" wrap="square" lIns="91440" tIns="45720" rIns="91440" bIns="45720" numCol="1" spcCol="0" rtlCol="0" fromWordArt="0" anchor="t" anchorCtr="0" forceAA="0" compatLnSpc="1">
+                              <a:prstTxWarp prst="textNoShape">
+                                <a:avLst/>
+                              </a:prstTxWarp>
+                              <a:noAutofit/>
+                            </wps:bodyPr>
+                          </wps:wsp>
+                        </a:graphicData>
+                      </a:graphic>
+                      <wp14:sizeRelH relativeFrom="margin">
+                        <wp14:pctWidth>0</wp14:pctWidth>
+                      </wp14:sizeRelH>
+                      <wp14:sizeRelV relativeFrom="margin">
+                        <wp14:pctHeight>0</wp14:pctHeight>
+                      </wp14:sizeRelV>
+                    </wp:anchor>
+                  </w:drawing>
+                </mc:Choice>
+                <mc:Fallback>
+                  <w:pict>
+                    <v:shape w14:anchorId="25053FA2" id="_x0000_s1051" type="#_x0000_t202" style="position:absolute;left:0;text-align:left;margin-left:3.9pt;margin-top:23.9pt;width:130.9pt;height:24.35pt;z-index:251722752;visibility:visible;mso-wrap-style:square;mso-width-percent:0;mso-height-percent:0;mso-wrap-distance-left:9pt;mso-wrap-distance-top:0;mso-wrap-distance-right:9pt;mso-wrap-distance-bottom:0;mso-position-horizontal:absolute;mso-position-horizontal-relative:text;mso-position-vertical:absolute;mso-position-vertical-relative:text;mso-width-percent:0;mso-height-percent:0;mso-width-relative:margin;mso-height-relative:margin;v-text-anchor:top" o:gfxdata="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" filled="f" stroked="f" strokeweight=".5pt">
+                      <v:textbox>
+                        <w:txbxContent>
+                          <w:p>
+                            <w:pPr>
+                              <w:rPr>
+                                <w:rFonts w:ascii="TH SarabunPSK" w:hAnsi="TH SarabunPSK" w:cs="TH SarabunPSK"/>
+                                <w:sz w:val="28"/>
+                              </w:rPr>
+                            </w:pPr>
+                            <w:r>
+                              <w:rPr>
+                                <w:rFonts w:ascii="TH SarabunPSK" w:hAnsi="TH SarabunPSK" w:cs="TH SarabunPSK"/>
+                                <w:sz w:val="28"/>
+                              </w:rPr>
+                              <w:t>${</w:t>
+                            </w:r>
+                            <w:proofErr w:type="spellStart"/>
+                            <w:r>
+                              <w:rPr>
+                                <w:rFonts w:ascii="TH SarabunPSK" w:hAnsi="TH SarabunPSK" w:cs="TH SarabunPSK"/>
+                                <w:sz w:val="28"/>
+                              </w:rPr>
+                              <w:t>sum_total_days_sick</w:t>
+                            </w:r>
+                            <w:proofErr w:type="spellEnd"/>
+                            <w:r>
+                              <w:rPr>
+                                <w:rFonts w:ascii="TH SarabunPSK" w:hAnsi="TH SarabunPSK" w:cs="TH SarabunPSK"/>
+                                <w:sz w:val="28"/>
+                              </w:rPr>
+                              <w:t>}</w:t>
+                            </w:r>
+                          </w:p>
+                        </w:txbxContent>
+                      </v:textbox>
+                    </v:shape>
+                  </w:pict>
+                </mc:Fallback>
+              </mc:AlternateContent>
+            </w:r>
+            <w:r>
+              <w:rPr>
+                <w:rFonts w:ascii="TH SarabunPSK" w:hAnsi="TH SarabunPSK" w:cs="TH SarabunPSK" w:hint="cs"/>
+                <w:b/>
+                <w:bCs/>
+                <w:noProof/>
+                <w:sz w:val="28"/>
+                <w:lang w:val="th-TH"/>
+              </w:rPr>
+              <mc:AlternateContent>
+                <mc:Choice Requires="wps">
+                  <w:drawing>
+                    <wp:anchor distT="0" distB="0" distL="114300" distR="114300" simplePos="0" relativeHeight="251718656" behindDoc="0" locked="0" layoutInCell="1" allowOverlap="1" wp14:anchorId="0CA9990B" wp14:editId="67D81F14">
+                      <wp:simplePos x="0" y="0"/>
+                      <wp:positionH relativeFrom="column">
+                        <wp:posOffset>-1150620</wp:posOffset>
+                      </wp:positionH>
+                      <wp:positionV relativeFrom="paragraph">
+                        <wp:posOffset>321310</wp:posOffset>
+                      </wp:positionV>
+                      <wp:extent cx="332105" cy="273050"/>
+                      <wp:effectExtent l="0" t="0" r="0" b="0"/>
+                      <wp:wrapNone/>
+                      <wp:docPr id="1947977716" name="Text Box 3"/>
+                      <wp:cNvGraphicFramePr/>
+                      <a:graphic xmlns:a="http://schemas.openxmlformats.org/drawingml/2006/main">
+                        <a:graphicData uri="http://schemas.microsoft.com/office/word/2010/wordprocessingShape">
+                          <wps:wsp>
+                            <wps:cNvSpPr txBox="1"/>
+                            <wps:spPr>
+                              <a:xfrm>
+                                <a:off x="0" y="0"/>
+                                <a:ext cx="332105" cy="273050"/>
+                              </a:xfrm>
+                              <a:prstGeom prst="rect">
+                                <a:avLst/>
+                              </a:prstGeom>
+                              <a:noFill/>
+                              <a:ln w="6350">
+                                <a:noFill/>
+                              </a:ln>
+                            </wps:spPr>
+                            <wps:txbx>
+                              <w:txbxContent>
+                                <w:p>
+                                  <w:pPr>
+                                    <w:rPr>
+                                      <w:rFonts w:ascii="TH SarabunPSK" w:hAnsi="TH SarabunPSK" w:cs="TH SarabunPSK"/>
+                                      <w:sz w:val="28"/>
+                                    </w:rPr>
+                                  </w:pPr>
+                                  <w:r>
+                                    <w:rPr>
+                                      <w:rFonts w:ascii="TH SarabunPSK" w:hAnsi="TH SarabunPSK" w:cs="TH SarabunPSK"/>
+                                      <w:sz w:val="28"/>
+                                    </w:rPr>
+                                    <w:t>${</w:t>
+                                  </w:r>
+                                  <w:proofErr w:type="spellStart"/>
+                                  <w:r>
+                                    <w:rPr>
+                                      <w:rFonts w:ascii="TH SarabunPSK" w:hAnsi="TH SarabunPSK" w:cs="TH SarabunPSK"/>
+                                      <w:sz w:val="28"/>
+                                    </w:rPr>
+                                    <w:t>sick_used</w:t>
+                                  </w:r>
+                                  <w:proofErr w:type="spellEnd"/>
+                                  <w:r>
+                                    <w:rPr>
+                                      <w:rFonts w:ascii="TH SarabunPSK" w:hAnsi="TH SarabunPSK" w:cs="TH SarabunPSK"/>
+                                      <w:sz w:val="28"/>
+                                    </w:rPr>
+                                    <w:t>}</w:t>
+                                  </w:r>
+                                </w:p>
+                              </w:txbxContent>
+                            </wps:txbx>
+                            <wps:bodyPr rot="0" spcFirstLastPara="0" vertOverflow="overflow" horzOverflow="overflow" vert="horz" wrap="square" lIns="91440" tIns="45720" rIns="91440" bIns="45720" numCol="1" spcCol="0" rtlCol="0" fromWordArt="0" anchor="t" anchorCtr="0" forceAA="0" compatLnSpc="1">
+                              <a:prstTxWarp prst="textNoShape">
+                                <a:avLst/>
+                              </a:prstTxWarp>
+                              <a:noAutofit/>
+                            </wps:bodyPr>
+                          </wps:wsp>
+                        </a:graphicData>
+                      </a:graphic>
+                      <wp14:sizeRelH relativeFrom="margin">
+                        <wp14:pctWidth>0</wp14:pctWidth>
+                      </wp14:sizeRelH>
+                      <wp14:sizeRelV relativeFrom="margin">
+                        <wp14:pctHeight>0</wp14:pctHeight>
+                      </wp14:sizeRelV>
+                    </wp:anchor>
+                  </w:drawing>
+                </mc:Choice>
+                <mc:Fallback>
+                  <w:pict>
+                    <v:shape w14:anchorId="0CA9990B" id="_x0000_s1052" type="#_x0000_t202" style="position:absolute;left:0;text-align:left;margin-left:-90.6pt;margin-top:25.3pt;width:26.15pt;height:21.5pt;z-index:251718656;visibility:visible;mso-wrap-style:square;mso-width-percent:0;mso-height-percent:0;mso-wrap-distance-left:9pt;mso-wrap-distance-top:0;mso-wrap-distance-right:9pt;mso-wrap-distance-bottom:0;mso-position-horizontal:absolute;mso-position-horizontal-relative:text;mso-position-vertical:absolute;mso-position-vertical-relative:text;mso-width-percent:0;mso-height-percent:0;mso-width-relative:margin;mso-height-relative:margin;v-text-anchor:top" o:gfxdata="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" filled="f" stroked="f" strokeweight=".5pt">
+                      <v:textbox>
+                        <w:txbxContent>
+                          <w:p>
+                            <w:pPr>
+                              <w:rPr>
+                                <w:rFonts w:ascii="TH SarabunPSK" w:hAnsi="TH SarabunPSK" w:cs="TH SarabunPSK"/>
+                                <w:sz w:val="28"/>
+                              </w:rPr>
+                            </w:pPr>
+                            <w:r>
+                              <w:rPr>
+                                <w:rFonts w:ascii="TH SarabunPSK" w:hAnsi="TH SarabunPSK" w:cs="TH SarabunPSK"/>
+                                <w:sz w:val="28"/>
+                              </w:rPr>
+                              <w:t>${</w:t>
+                            </w:r>
+                            <w:proofErr w:type="spellStart"/>
+                            <w:r>
+                              <w:rPr>
+                                <w:rFonts w:ascii="TH SarabunPSK" w:hAnsi="TH SarabunPSK" w:cs="TH SarabunPSK"/>
+                                <w:sz w:val="28"/>
+                              </w:rPr>
+                              <w:t>sick_used</w:t>
+                            </w:r>
+                            <w:proofErr w:type="spellEnd"/>
+                            <w:r>
+                              <w:rPr>
+                                <w:rFonts w:ascii="TH SarabunPSK" w:hAnsi="TH SarabunPSK" w:cs="TH SarabunPSK"/>
+                                <w:sz w:val="28"/>
+                              </w:rPr>
+                              <w:t>}</w:t>
+                            </w:r>
+                          </w:p>
+                        </w:txbxContent>
+                      </v:textbox>
+                    </v:shape>
+                  </w:pict>
+                </mc:Fallback>
+              </mc:AlternateContent>
+            </w:r>
             <w:r>
               <w:rPr>
                 <w:rFonts w:ascii="TH SarabunPSK" w:hAnsi="TH SarabunPSK" w:cs="TH SarabunPSK" w:hint="cs"/>
@@ -5040,6 +5622,174 @@
                 <w:szCs w:val="24"/>
               </w:rPr>
             </w:pPr>
+            <w:r>
+              <w:rPr>
+                <w:rFonts w:ascii="TH SarabunPSK" w:hAnsi="TH SarabunPSK" w:cs="TH SarabunPSK" w:hint="cs"/>
+                <w:b/>
+                <w:bCs/>
+                <w:noProof/>
+                <w:sz w:val="28"/>
+                <w:lang w:val="th-TH"/>
+              </w:rPr>
+              <mc:AlternateContent>
+                <mc:Choice Requires="wps">
+                  <w:drawing>
+                    <wp:anchor distT="0" distB="0" distL="114300" distR="114300" simplePos="0" relativeHeight="251714560" behindDoc="0" locked="0" layoutInCell="1" allowOverlap="1" wp14:anchorId="18131194" wp14:editId="3A546BE5">
+                      <wp:simplePos x="0" y="0"/>
+                      <wp:positionH relativeFrom="column">
+                        <wp:posOffset>-5576784</wp:posOffset>
+                      </wp:positionH>
+                      <wp:positionV relativeFrom="paragraph">
+                        <wp:posOffset>-7909998</wp:posOffset>
+                      </wp:positionV>
+                      <wp:extent cx="314325" cy="276225"/>
+                      <wp:effectExtent l="0" t="0" r="0" b="0"/>
+                      <wp:wrapNone/>
+                      <wp:docPr id="613783899" name="Text Box 3"/>
+                      <wp:cNvGraphicFramePr/>
+                      <a:graphic xmlns:a="http://schemas.openxmlformats.org/drawingml/2006/main">
+                        <a:graphicData uri="http://schemas.microsoft.com/office/word/2010/wordprocessingShape">
+                          <wps:wsp>
+                            <wps:cNvSpPr txBox="1"/>
+                            <wps:spPr>
+                              <a:xfrm>
+                                <a:off x="0" y="0"/>
+                                <a:ext cx="314325" cy="276225"/>
+                              </a:xfrm>
+                              <a:prstGeom prst="rect">
+                                <a:avLst/>
+                              </a:prstGeom>
+                              <a:noFill/>
+                              <a:ln w="6350">
+                                <a:noFill/>
+                              </a:ln>
+                            </wps:spPr>
+                            <wps:txbx>
+                              <w:txbxContent>
+                                <w:p>
+                                  <w:pPr>
+                                    <w:rPr>
+                                      <w:rFonts w:ascii="TH SarabunPSK" w:hAnsi="TH SarabunPSK" w:cs="TH SarabunPSK"/>
+                                      <w:sz w:val="28"/>
+                                    </w:rPr>
+                                  </w:pPr>
+                                  <w:r>
+                                    <w:rPr>
+                                      <w:rFonts w:ascii="TH SarabunPSK" w:hAnsi="TH SarabunPSK" w:cs="TH SarabunPSK"/>
+                                      <w:sz w:val="28"/>
+                                    </w:rPr>
+                                    <w:t>${</w:t>
+                                  </w:r>
+                                  <w:proofErr w:type="spellStart"/>
+                                  <w:r>
+                                    <w:rPr>
+                                      <w:rFonts w:ascii="TH SarabunPSK" w:hAnsi="TH SarabunPSK" w:cs="TH SarabunPSK"/>
+                                      <w:sz w:val="28"/>
+                                    </w:rPr>
+                                    <w:t>total_days_sick</w:t>
+                                  </w:r>
+                                  <w:proofErr w:type="spellEnd"/>
+                                </w:p>
+                                <w:p>
+                                  <w:pPr>
+                                    <w:rPr>
+                                      <w:rFonts w:ascii="TH SarabunPSK" w:hAnsi="TH SarabunPSK" w:cs="TH SarabunPSK"/>
+                                      <w:sz w:val="28"/>
+                                    </w:rPr>
+                                  </w:pPr>
+                                  <w:r>
+                                    <w:rPr>
+                                      <w:rFonts w:ascii="TH SarabunPSK" w:hAnsi="TH SarabunPSK" w:cs="TH SarabunPSK"/>
+                                      <w:sz w:val="28"/>
+                                    </w:rPr>
+                                    <w:t xml:space="preserve"> </w:t>
+                                  </w:r>
+                                  <w:r>
+                                    <w:rPr>
+                                      <w:rFonts w:ascii="TH SarabunPSK" w:hAnsi="TH SarabunPSK" w:cs="TH SarabunPSK"/>
+                                      <w:sz w:val="28"/>
+                                    </w:rPr>
+                                    <w:t>}</w:t>
+                                  </w:r>
+                                </w:p>
+                              </w:txbxContent>
+                            </wps:txbx>
+                            <wps:bodyPr rot="0" spcFirstLastPara="0" vertOverflow="overflow" horzOverflow="overflow" vert="horz" wrap="square" lIns="91440" tIns="45720" rIns="91440" bIns="45720" numCol="1" spcCol="0" rtlCol="0" fromWordArt="0" anchor="t" anchorCtr="0" forceAA="0" compatLnSpc="1">
+                              <a:prstTxWarp prst="textNoShape">
+                                <a:avLst/>
+                              </a:prstTxWarp>
+                              <a:noAutofit/>
+                            </wps:bodyPr>
+                          </wps:wsp>
+                        </a:graphicData>
+                      </a:graphic>
+                      <wp14:sizeRelH relativeFrom="margin">
+                        <wp14:pctWidth>0</wp14:pctWidth>
+                      </wp14:sizeRelH>
+                      <wp14:sizeRelV relativeFrom="margin">
+                        <wp14:pctHeight>0</wp14:pctHeight>
+                      </wp14:sizeRelV>
+                    </wp:anchor>
+                  </w:drawing>
+                </mc:Choice>
+                <mc:Fallback>
+                  <w:pict>
+                    <v:shape w14:anchorId="18131194" id="_x0000_s1053" type="#_x0000_t202" style="position:absolute;margin-left:-439.1pt;margin-top:-622.85pt;width:24.75pt;height:21.75pt;z-index:251714560;visibility:visible;mso-wrap-style:square;mso-width-percent:0;mso-height-percent:0;mso-wrap-distance-left:9pt;mso-wrap-distance-top:0;mso-wrap-distance-right:9pt;mso-wrap-distance-bottom:0;mso-position-horizontal:absolute;mso-position-horizontal-relative:text;mso-position-vertical:absolute;mso-position-vertical-relative:text;mso-width-percent:0;mso-height-percent:0;mso-width-relative:margin;mso-height-relative:margin;v-text-anchor:top" o:gfxdata="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" filled="f" stroked="f" strokeweight=".5pt">
+                      <v:textbox>
+                        <w:txbxContent>
+                          <w:p>
+                            <w:pPr>
+                              <w:rPr>
+                                <w:rFonts w:ascii="TH SarabunPSK" w:hAnsi="TH SarabunPSK" w:cs="TH SarabunPSK"/>
+                                <w:sz w:val="28"/>
+                              </w:rPr>
+                            </w:pPr>
+                            <w:r>
+                              <w:rPr>
+                                <w:rFonts w:ascii="TH SarabunPSK" w:hAnsi="TH SarabunPSK" w:cs="TH SarabunPSK"/>
+                                <w:sz w:val="28"/>
+                              </w:rPr>
+                              <w:t>${</w:t>
+                            </w:r>
+                            <w:proofErr w:type="spellStart"/>
+                            <w:r>
+                              <w:rPr>
+                                <w:rFonts w:ascii="TH SarabunPSK" w:hAnsi="TH SarabunPSK" w:cs="TH SarabunPSK"/>
+                                <w:sz w:val="28"/>
+                              </w:rPr>
+                              <w:t>total_days_sick</w:t>
+                            </w:r>
+                            <w:proofErr w:type="spellEnd"/>
+                          </w:p>
+                          <w:p>
+                            <w:pPr>
+                              <w:rPr>
+                                <w:rFonts w:ascii="TH SarabunPSK" w:hAnsi="TH SarabunPSK" w:cs="TH SarabunPSK"/>
+                                <w:sz w:val="28"/>
+                              </w:rPr>
+                            </w:pPr>
+                            <w:r>
+                              <w:rPr>
+                                <w:rFonts w:ascii="TH SarabunPSK" w:hAnsi="TH SarabunPSK" w:cs="TH SarabunPSK"/>
+                                <w:sz w:val="28"/>
+                              </w:rPr>
+                              <w:t xml:space="preserve"> </w:t>
+                            </w:r>
+                            <w:r>
+                              <w:rPr>
+                                <w:rFonts w:ascii="TH SarabunPSK" w:hAnsi="TH SarabunPSK" w:cs="TH SarabunPSK"/>
+                                <w:sz w:val="28"/>
+                              </w:rPr>
+                              <w:t>}</w:t>
+                            </w:r>
+                          </w:p>
+                        </w:txbxContent>
+                      </v:textbox>
+                    </v:shape>
+                  </w:pict>
+                </mc:Fallback>
+              </mc:AlternateContent>
+            </w:r>
           </w:p>
         </w:tc>
         <w:tc>
@@ -5056,6 +5806,144 @@
                 <w:szCs w:val="24"/>
               </w:rPr>
             </w:pPr>
+            <w:r>
+              <w:rPr>
+                <w:rFonts w:ascii="TH SarabunPSK" w:hAnsi="TH SarabunPSK" w:cs="TH SarabunPSK" w:hint="cs"/>
+                <w:b/>
+                <w:bCs/>
+                <w:noProof/>
+                <w:sz w:val="28"/>
+                <w:lang w:val="th-TH"/>
+              </w:rPr>
+              <mc:AlternateContent>
+                <mc:Choice Requires="wps">
+                  <w:drawing>
+                    <wp:anchor distT="0" distB="0" distL="114300" distR="114300" simplePos="0" relativeHeight="251712512" behindDoc="0" locked="0" layoutInCell="1" allowOverlap="1" wp14:anchorId="5028F0AE" wp14:editId="03195E54">
+                      <wp:simplePos x="0" y="0"/>
+                      <wp:positionH relativeFrom="column">
+                        <wp:posOffset>84142</wp:posOffset>
+                      </wp:positionH>
+                      <wp:positionV relativeFrom="paragraph">
+                        <wp:posOffset>314927</wp:posOffset>
+                      </wp:positionV>
+                      <wp:extent cx="314696" cy="338447"/>
+                      <wp:effectExtent l="0" t="0" r="0" b="5080"/>
+                      <wp:wrapNone/>
+                      <wp:docPr id="683981077" name="Text Box 3"/>
+                      <wp:cNvGraphicFramePr/>
+                      <a:graphic xmlns:a="http://schemas.openxmlformats.org/drawingml/2006/main">
+                        <a:graphicData uri="http://schemas.microsoft.com/office/word/2010/wordprocessingShape">
+                          <wps:wsp>
+                            <wps:cNvSpPr txBox="1"/>
+                            <wps:spPr>
+                              <a:xfrm>
+                                <a:off x="0" y="0"/>
+                                <a:ext cx="314696" cy="338447"/>
+                              </a:xfrm>
+                              <a:prstGeom prst="rect">
+                                <a:avLst/>
+                              </a:prstGeom>
+                              <a:noFill/>
+                              <a:ln w="6350">
+                                <a:noFill/>
+                              </a:ln>
+                            </wps:spPr>
+                            <wps:txbx>
+                              <w:txbxContent>
+                                <w:p>
+                                  <w:pPr>
+                                    <w:rPr>
+                                      <w:rFonts w:ascii="TH SarabunPSK" w:hAnsi="TH SarabunPSK" w:cs="TH SarabunPSK"/>
+                                      <w:sz w:val="28"/>
+                                    </w:rPr>
+                                  </w:pPr>
+                                  <w:r>
+                                    <w:rPr>
+                                      <w:rFonts w:ascii="TH SarabunPSK" w:hAnsi="TH SarabunPSK" w:cs="TH SarabunPSK"/>
+                                      <w:sz w:val="28"/>
+                                    </w:rPr>
+                                    <w:t>${</w:t>
+                                  </w:r>
+                                  <w:proofErr w:type="spellStart"/>
+                                  <w:r>
+                                    <w:rPr>
+                                      <w:rFonts w:ascii="TH SarabunPSK" w:hAnsi="TH SarabunPSK" w:cs="TH SarabunPSK"/>
+                                      <w:sz w:val="28"/>
+                                    </w:rPr>
+                                    <w:t>total_days_sick</w:t>
+                                  </w:r>
+                                  <w:proofErr w:type="spellEnd"/>
+                                  <w:r>
+                                    <w:rPr>
+                                      <w:rFonts w:ascii="TH SarabunPSK" w:hAnsi="TH SarabunPSK" w:cs="TH SarabunPSK"/>
+                                      <w:sz w:val="28"/>
+                                    </w:rPr>
+                                    <w:t>}</w:t>
+                                  </w:r>
+                                </w:p>
+                              </w:txbxContent>
+                            </wps:txbx>
+                            <wps:bodyPr rot="0" spcFirstLastPara="0" vertOverflow="overflow" horzOverflow="overflow" vert="horz" wrap="square" lIns="91440" tIns="45720" rIns="91440" bIns="45720" numCol="1" spcCol="0" rtlCol="0" fromWordArt="0" anchor="t" anchorCtr="0" forceAA="0" compatLnSpc="1">
+                              <a:prstTxWarp prst="textNoShape">
+                                <a:avLst/>
+                              </a:prstTxWarp>
+                              <a:noAutofit/>
+                            </wps:bodyPr>
+                          </wps:wsp>
+                        </a:graphicData>
+                      </a:graphic>
+                      <wp14:sizeRelH relativeFrom="margin">
+                        <wp14:pctWidth>0</wp14:pctWidth>
+                      </wp14:sizeRelH>
+                      <wp14:sizeRelV relativeFrom="margin">
+                        <wp14:pctHeight>0</wp14:pctHeight>
+                      </wp14:sizeRelV>
+                    </wp:anchor>
+                  </w:drawing>
+                </mc:Choice>
+                <mc:Fallback>
+                  <w:pict>
+                    <v:shape w14:anchorId="5028F0AE" id="_x0000_s1054" type="#_x0000_t202" style="position:absolute;margin-left:6.65pt;margin-top:24.8pt;width:24.8pt;height:26.65pt;z-index:251712512;visibility:visible;mso-wrap-style:square;mso-width-percent:0;mso-height-percent:0;mso-wrap-distance-left:9pt;mso-wrap-distance-top:0;mso-wrap-distance-right:9pt;mso-wrap-distance-bottom:0;mso-position-horizontal:absolute;mso-position-horizontal-relative:text;mso-position-vertical:absolute;mso-position-vertical-relative:text;mso-width-percent:0;mso-height-percent:0;mso-width-relative:margin;mso-height-relative:margin;v-text-anchor:top" o:gfxdata="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" filled="f" stroked="f" strokeweight=".5pt">
+                      <v:textbox>
+                        <w:txbxContent>
+                          <w:p>
+                            <w:pPr>
+                              <w:rPr>
+                                <w:rFonts w:ascii="TH SarabunPSK" w:hAnsi="TH SarabunPSK" w:cs="TH SarabunPSK"/>
+                                <w:sz w:val="28"/>
+                              </w:rPr>
+                            </w:pPr>
+                            <w:r>
+                              <w:rPr>
+                                <w:rFonts w:ascii="TH SarabunPSK" w:hAnsi="TH SarabunPSK" w:cs="TH SarabunPSK"/>
+                                <w:sz w:val="28"/>
+                              </w:rPr>
+                              <w:t>${</w:t>
+                            </w:r>
+                            <w:proofErr w:type="spellStart"/>
+                            <w:r>
+                              <w:rPr>
+                                <w:rFonts w:ascii="TH SarabunPSK" w:hAnsi="TH SarabunPSK" w:cs="TH SarabunPSK"/>
+                                <w:sz w:val="28"/>
+                              </w:rPr>
+                              <w:t>total_days_sick</w:t>
+                            </w:r>
+                            <w:proofErr w:type="spellEnd"/>
+                            <w:r>
+                              <w:rPr>
+                                <w:rFonts w:ascii="TH SarabunPSK" w:hAnsi="TH SarabunPSK" w:cs="TH SarabunPSK"/>
+                                <w:sz w:val="28"/>
+                              </w:rPr>
+                              <w:t>}</w:t>
+                            </w:r>
+                          </w:p>
+                        </w:txbxContent>
+                      </v:textbox>
+                    </v:shape>
+                  </w:pict>
+                </mc:Fallback>
+              </mc:AlternateContent>
+            </w:r>
           </w:p>
         </w:tc>
         <w:tc>
@@ -5072,6 +5960,282 @@
                 <w:szCs w:val="24"/>
               </w:rPr>
             </w:pPr>
+            <w:r>
+              <w:rPr>
+                <w:rFonts w:ascii="TH SarabunPSK" w:hAnsi="TH SarabunPSK" w:cs="TH SarabunPSK" w:hint="cs"/>
+                <w:b/>
+                <w:bCs/>
+                <w:noProof/>
+                <w:sz w:val="28"/>
+                <w:lang w:val="th-TH"/>
+              </w:rPr>
+              <mc:AlternateContent>
+                <mc:Choice Requires="wps">
+                  <w:drawing>
+                    <wp:anchor distT="0" distB="0" distL="114300" distR="114300" simplePos="0" relativeHeight="251724800" behindDoc="0" locked="0" layoutInCell="1" allowOverlap="1" wp14:anchorId="2EE36128" wp14:editId="650CF359">
+                      <wp:simplePos x="0" y="0"/>
+                      <wp:positionH relativeFrom="column">
+                        <wp:posOffset>42863</wp:posOffset>
+                      </wp:positionH>
+                      <wp:positionV relativeFrom="paragraph">
+                        <wp:posOffset>313690</wp:posOffset>
+                      </wp:positionV>
+                      <wp:extent cx="333375" cy="290513"/>
+                      <wp:effectExtent l="0" t="0" r="0" b="0"/>
+                      <wp:wrapNone/>
+                      <wp:docPr id="634808954" name="Text Box 3"/>
+                      <wp:cNvGraphicFramePr/>
+                      <a:graphic xmlns:a="http://schemas.openxmlformats.org/drawingml/2006/main">
+                        <a:graphicData uri="http://schemas.microsoft.com/office/word/2010/wordprocessingShape">
+                          <wps:wsp>
+                            <wps:cNvSpPr txBox="1"/>
+                            <wps:spPr>
+                              <a:xfrm>
+                                <a:off x="0" y="0"/>
+                                <a:ext cx="333375" cy="290513"/>
+                              </a:xfrm>
+                              <a:prstGeom prst="rect">
+                                <a:avLst/>
+                              </a:prstGeom>
+                              <a:noFill/>
+                              <a:ln w="6350">
+                                <a:noFill/>
+                              </a:ln>
+                            </wps:spPr>
+                            <wps:txbx>
+                              <w:txbxContent>
+                                <w:p>
+                                  <w:pPr>
+                                    <w:rPr>
+                                      <w:rFonts w:ascii="TH SarabunPSK" w:hAnsi="TH SarabunPSK" w:cs="TH SarabunPSK"/>
+                                      <w:sz w:val="28"/>
+                                    </w:rPr>
+                                  </w:pPr>
+                                  <w:r>
+                                    <w:rPr>
+                                      <w:rFonts w:ascii="TH SarabunPSK" w:hAnsi="TH SarabunPSK" w:cs="TH SarabunPSK"/>
+                                      <w:sz w:val="28"/>
+                                    </w:rPr>
+                                    <w:t>${</w:t>
+                                  </w:r>
+                                  <w:proofErr w:type="spellStart"/>
+                                  <w:r>
+                                    <w:rPr>
+                                      <w:rFonts w:ascii="TH SarabunPSK" w:hAnsi="TH SarabunPSK" w:cs="TH SarabunPSK"/>
+                                      <w:sz w:val="28"/>
+                                    </w:rPr>
+                                    <w:t>sum_total_days_personal</w:t>
+                                  </w:r>
+                                  <w:proofErr w:type="spellEnd"/>
+                                  <w:r>
+                                    <w:rPr>
+                                      <w:rFonts w:ascii="TH SarabunPSK" w:hAnsi="TH SarabunPSK" w:cs="TH SarabunPSK"/>
+                                      <w:sz w:val="28"/>
+                                    </w:rPr>
+                                    <w:t>}</w:t>
+                                  </w:r>
+                                </w:p>
+                              </w:txbxContent>
+                            </wps:txbx>
+                            <wps:bodyPr rot="0" spcFirstLastPara="0" vertOverflow="overflow" horzOverflow="overflow" vert="horz" wrap="square" lIns="91440" tIns="45720" rIns="91440" bIns="45720" numCol="1" spcCol="0" rtlCol="0" fromWordArt="0" anchor="t" anchorCtr="0" forceAA="0" compatLnSpc="1">
+                              <a:prstTxWarp prst="textNoShape">
+                                <a:avLst/>
+                              </a:prstTxWarp>
+                              <a:noAutofit/>
+                            </wps:bodyPr>
+                          </wps:wsp>
+                        </a:graphicData>
+                      </a:graphic>
+                      <wp14:sizeRelH relativeFrom="margin">
+                        <wp14:pctWidth>0</wp14:pctWidth>
+                      </wp14:sizeRelH>
+                      <wp14:sizeRelV relativeFrom="margin">
+                        <wp14:pctHeight>0</wp14:pctHeight>
+                      </wp14:sizeRelV>
+                    </wp:anchor>
+                  </w:drawing>
+                </mc:Choice>
+                <mc:Fallback>
+                  <w:pict>
+                    <v:shape w14:anchorId="2EE36128" id="_x0000_s1055" type="#_x0000_t202" style="position:absolute;margin-left:3.4pt;margin-top:24.7pt;width:26.25pt;height:22.9pt;z-index:251724800;visibility:visible;mso-wrap-style:square;mso-width-percent:0;mso-height-percent:0;mso-wrap-distance-left:9pt;mso-wrap-distance-top:0;mso-wrap-distance-right:9pt;mso-wrap-distance-bottom:0;mso-position-horizontal:absolute;mso-position-horizontal-relative:text;mso-position-vertical:absolute;mso-position-vertical-relative:text;mso-width-percent:0;mso-height-percent:0;mso-width-relative:margin;mso-height-relative:margin;v-text-anchor:top" o:gfxdata="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" filled="f" stroked="f" strokeweight=".5pt">
+                      <v:textbox>
+                        <w:txbxContent>
+                          <w:p>
+                            <w:pPr>
+                              <w:rPr>
+                                <w:rFonts w:ascii="TH SarabunPSK" w:hAnsi="TH SarabunPSK" w:cs="TH SarabunPSK"/>
+                                <w:sz w:val="28"/>
+                              </w:rPr>
+                            </w:pPr>
+                            <w:r>
+                              <w:rPr>
+                                <w:rFonts w:ascii="TH SarabunPSK" w:hAnsi="TH SarabunPSK" w:cs="TH SarabunPSK"/>
+                                <w:sz w:val="28"/>
+                              </w:rPr>
+                              <w:t>${</w:t>
+                            </w:r>
+                            <w:proofErr w:type="spellStart"/>
+                            <w:r>
+                              <w:rPr>
+                                <w:rFonts w:ascii="TH SarabunPSK" w:hAnsi="TH SarabunPSK" w:cs="TH SarabunPSK"/>
+                                <w:sz w:val="28"/>
+                              </w:rPr>
+                              <w:t>sum_total_days_personal</w:t>
+                            </w:r>
+                            <w:proofErr w:type="spellEnd"/>
+                            <w:r>
+                              <w:rPr>
+                                <w:rFonts w:ascii="TH SarabunPSK" w:hAnsi="TH SarabunPSK" w:cs="TH SarabunPSK"/>
+                                <w:sz w:val="28"/>
+                              </w:rPr>
+                              <w:t>}</w:t>
+                            </w:r>
+                          </w:p>
+                        </w:txbxContent>
+                      </v:textbox>
+                    </v:shape>
+                  </w:pict>
+                </mc:Fallback>
+              </mc:AlternateContent>
+            </w:r>
+            <w:r>
+              <w:rPr>
+                <w:rFonts w:ascii="TH SarabunPSK" w:hAnsi="TH SarabunPSK" w:cs="TH SarabunPSK" w:hint="cs"/>
+                <w:b/>
+                <w:bCs/>
+                <w:noProof/>
+                <w:sz w:val="28"/>
+                <w:lang w:val="th-TH"/>
+              </w:rPr>
+              <mc:AlternateContent>
+                <mc:Choice Requires="wps">
+                  <w:drawing>
+                    <wp:anchor distT="0" distB="0" distL="114300" distR="114300" simplePos="0" relativeHeight="251720704" behindDoc="0" locked="0" layoutInCell="1" allowOverlap="1" wp14:anchorId="6DD92473" wp14:editId="2E7BBA59">
+                      <wp:simplePos x="0" y="0"/>
+                      <wp:positionH relativeFrom="column">
+                        <wp:posOffset>-1152279</wp:posOffset>
+                      </wp:positionH>
+                      <wp:positionV relativeFrom="paragraph">
+                        <wp:posOffset>356491</wp:posOffset>
+                      </wp:positionV>
+                      <wp:extent cx="316865" cy="279070"/>
+                      <wp:effectExtent l="0" t="0" r="0" b="6985"/>
+                      <wp:wrapNone/>
+                      <wp:docPr id="159732833" name="Text Box 3"/>
+                      <wp:cNvGraphicFramePr/>
+                      <a:graphic xmlns:a="http://schemas.openxmlformats.org/drawingml/2006/main">
+                        <a:graphicData uri="http://schemas.microsoft.com/office/word/2010/wordprocessingShape">
+                          <wps:wsp>
+                            <wps:cNvSpPr txBox="1"/>
+                            <wps:spPr>
+                              <a:xfrm>
+                                <a:off x="0" y="0"/>
+                                <a:ext cx="316865" cy="279070"/>
+                              </a:xfrm>
+                              <a:prstGeom prst="rect">
+                                <a:avLst/>
+                              </a:prstGeom>
+                              <a:noFill/>
+                              <a:ln w="6350">
+                                <a:noFill/>
+                              </a:ln>
+                            </wps:spPr>
+                            <wps:txbx>
+                              <w:txbxContent>
+                                <w:p>
+                                  <w:pPr>
+                                    <w:rPr>
+                                      <w:rFonts w:ascii="TH SarabunPSK" w:hAnsi="TH SarabunPSK" w:cs="TH SarabunPSK"/>
+                                      <w:sz w:val="28"/>
+                                    </w:rPr>
+                                  </w:pPr>
+                                  <w:r>
+                                    <w:rPr>
+                                      <w:rFonts w:ascii="TH SarabunPSK" w:hAnsi="TH SarabunPSK" w:cs="TH SarabunPSK"/>
+                                      <w:sz w:val="28"/>
+                                    </w:rPr>
+                                    <w:t>${</w:t>
+                                  </w:r>
+                                  <w:proofErr w:type="spellStart"/>
+                                  <w:r>
+                                    <w:rPr>
+                                      <w:rFonts w:ascii="TH SarabunPSK" w:hAnsi="TH SarabunPSK" w:cs="TH SarabunPSK"/>
+                                      <w:sz w:val="28"/>
+                                    </w:rPr>
+                                    <w:t>personal_used</w:t>
+                                  </w:r>
+                                  <w:proofErr w:type="spellEnd"/>
+                                  <w:r>
+                                    <w:rPr>
+                                      <w:rFonts w:ascii="TH SarabunPSK" w:hAnsi="TH SarabunPSK" w:cs="TH SarabunPSK"/>
+                                      <w:sz w:val="28"/>
+                                    </w:rPr>
+                                    <w:t>}</w:t>
+                                  </w:r>
+                                </w:p>
+                              </w:txbxContent>
+                            </wps:txbx>
+                            <wps:bodyPr rot="0" spcFirstLastPara="0" vertOverflow="overflow" horzOverflow="overflow" vert="horz" wrap="square" lIns="91440" tIns="45720" rIns="91440" bIns="45720" numCol="1" spcCol="0" rtlCol="0" fromWordArt="0" anchor="t" anchorCtr="0" forceAA="0" compatLnSpc="1">
+                              <a:prstTxWarp prst="textNoShape">
+                                <a:avLst/>
+                              </a:prstTxWarp>
+                              <a:noAutofit/>
+                            </wps:bodyPr>
+                          </wps:wsp>
+                        </a:graphicData>
+                      </a:graphic>
+                      <wp14:sizeRelH relativeFrom="margin">
+                        <wp14:pctWidth>0</wp14:pctWidth>
+                      </wp14:sizeRelH>
+                      <wp14:sizeRelV relativeFrom="margin">
+                        <wp14:pctHeight>0</wp14:pctHeight>
+                      </wp14:sizeRelV>
+                    </wp:anchor>
+                  </w:drawing>
+                </mc:Choice>
+                <mc:Fallback>
+                  <w:pict>
+                    <v:shape w14:anchorId="6DD92473" id="_x0000_s1056" type="#_x0000_t202" style="position:absolute;margin-left:-90.75pt;margin-top:28.05pt;width:24.95pt;height:21.95pt;z-index:251720704;visibility:visible;mso-wrap-style:square;mso-width-percent:0;mso-height-percent:0;mso-wrap-distance-left:9pt;mso-wrap-distance-top:0;mso-wrap-distance-right:9pt;mso-wrap-distance-bottom:0;mso-position-horizontal:absolute;mso-position-horizontal-relative:text;mso-position-vertical:absolute;mso-position-vertical-relative:text;mso-width-percent:0;mso-height-percent:0;mso-width-relative:margin;mso-height-relative:margin;v-text-anchor:top" o:gfxdata="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" filled="f" stroked="f" strokeweight=".5pt">
+                      <v:textbox>
+                        <w:txbxContent>
+                          <w:p>
+                            <w:pPr>
+                              <w:rPr>
+                                <w:rFonts w:ascii="TH SarabunPSK" w:hAnsi="TH SarabunPSK" w:cs="TH SarabunPSK"/>
+                                <w:sz w:val="28"/>
+                              </w:rPr>
+                            </w:pPr>
+                            <w:r>
+                              <w:rPr>
+                                <w:rFonts w:ascii="TH SarabunPSK" w:hAnsi="TH SarabunPSK" w:cs="TH SarabunPSK"/>
+                                <w:sz w:val="28"/>
+                              </w:rPr>
+                              <w:t>${</w:t>
+                            </w:r>
+                            <w:proofErr w:type="spellStart"/>
+                            <w:r>
+                              <w:rPr>
+                                <w:rFonts w:ascii="TH SarabunPSK" w:hAnsi="TH SarabunPSK" w:cs="TH SarabunPSK"/>
+                                <w:sz w:val="28"/>
+                              </w:rPr>
+                              <w:t>personal_used</w:t>
+                            </w:r>
+                            <w:proofErr w:type="spellEnd"/>
+                            <w:r>
+                              <w:rPr>
+                                <w:rFonts w:ascii="TH SarabunPSK" w:hAnsi="TH SarabunPSK" w:cs="TH SarabunPSK"/>
+                                <w:sz w:val="28"/>
+                              </w:rPr>
+                              <w:t>}</w:t>
+                            </w:r>
+                          </w:p>
+                        </w:txbxContent>
+                      </v:textbox>
+                    </v:shape>
+                  </w:pict>
+                </mc:Fallback>
+              </mc:AlternateContent>
+            </w:r>
           </w:p>
         </w:tc>
       </w:tr>
@@ -5348,7 +6512,7 @@
           </mc:Choice>
           <mc:Fallback>
             <w:pict>
-              <v:shape w14:anchorId="24D3CEC4" id="Text Box 7" o:spid="_x0000_s1049" type="#_x0000_t202" style="position:absolute;left:0;text-align:left;margin-left:166.35pt;margin-top:428.4pt;width:175.05pt;height:25.8pt;z-index:251660288;visibility:visible;mso-wrap-style:square;mso-width-percent:0;mso-height-percent:0;mso-wrap-distance-left:9pt;mso-wrap-distance-top:0;mso-wrap-distance-right:9pt;mso-wrap-distance-bottom:0;mso-position-horizontal:absolute;mso-position-horizontal-relative:text;mso-position-vertical:absolute;mso-position-vertical-relative:text;mso-width-percent:0;mso-height-percent:0;mso-width-relative:page;mso-height-relative:page;v-text-anchor:top" o:gfxdata="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" stroked="f">
+              <v:shape w14:anchorId="24D3CEC4" id="Text Box 7" o:spid="_x0000_s1057" type="#_x0000_t202" style="position:absolute;left:0;text-align:left;margin-left:166.35pt;margin-top:428.4pt;width:175.05pt;height:25.8pt;z-index:251660288;visibility:visible;mso-wrap-style:square;mso-width-percent:0;mso-height-percent:0;mso-wrap-distance-left:9pt;mso-wrap-distance-top:0;mso-wrap-distance-right:9pt;mso-wrap-distance-bottom:0;mso-position-horizontal:absolute;mso-position-horizontal-relative:text;mso-position-vertical:absolute;mso-position-vertical-relative:text;mso-width-percent:0;mso-height-percent:0;mso-width-relative:page;mso-height-relative:page;v-text-anchor:top" o:gfxdata="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" stroked="f">
                 <v:textbox>
                   <w:txbxContent>
                     <w:p>
@@ -6690,7 +7854,6 @@
   <w:style w:type="character" w:default="1" w:styleId="DefaultParagraphFont">
     <w:name w:val="Default Paragraph Font"/>
     <w:uiPriority w:val="1"/>
-    <w:semiHidden/>
     <w:unhideWhenUsed/>
   </w:style>
   <w:style w:type="table" w:default="1" w:styleId="TableNormal">

--- a/docs/ใบลา_อินฟินิท2023.docx
+++ b/docs/ใบลา_อินฟินิท2023.docx
@@ -94,14 +94,7 @@
                                 <w:rFonts w:ascii="TH SarabunPSK" w:hAnsi="TH SarabunPSK" w:cs="TH SarabunPSK"/>
                                 <w:sz w:val="28"/>
                               </w:rPr>
-                              <w:t xml:space="preserve"> </w:t>
-                            </w:r>
-                            <w:r>
-                              <w:rPr>
-                                <w:rFonts w:ascii="TH SarabunPSK" w:hAnsi="TH SarabunPSK" w:cs="TH SarabunPSK"/>
-                                <w:sz w:val="28"/>
-                              </w:rPr>
-                              <w:t>}</w:t>
+                              <w:t xml:space="preserve"> }</w:t>
                             </w:r>
                           </w:p>
                         </w:txbxContent>
@@ -169,14 +162,7 @@
                           <w:rFonts w:ascii="TH SarabunPSK" w:hAnsi="TH SarabunPSK" w:cs="TH SarabunPSK"/>
                           <w:sz w:val="28"/>
                         </w:rPr>
-                        <w:t xml:space="preserve"> </w:t>
-                      </w:r>
-                      <w:r>
-                        <w:rPr>
-                          <w:rFonts w:ascii="TH SarabunPSK" w:hAnsi="TH SarabunPSK" w:cs="TH SarabunPSK"/>
-                          <w:sz w:val="28"/>
-                        </w:rPr>
-                        <w:t>}</w:t>
+                        <w:t xml:space="preserve"> }</w:t>
                       </w:r>
                     </w:p>
                   </w:txbxContent>
@@ -5100,144 +5086,6 @@
                 <w:rFonts w:ascii="TH SarabunPSK" w:hAnsi="TH SarabunPSK" w:cs="TH SarabunPSK" w:hint="cs"/>
                 <w:b/>
                 <w:bCs/>
-                <w:noProof/>
-                <w:sz w:val="28"/>
-                <w:lang w:val="th-TH"/>
-              </w:rPr>
-              <mc:AlternateContent>
-                <mc:Choice Requires="wps">
-                  <w:drawing>
-                    <wp:anchor distT="0" distB="0" distL="114300" distR="114300" simplePos="0" relativeHeight="251710464" behindDoc="0" locked="0" layoutInCell="1" allowOverlap="1" wp14:anchorId="777853AE" wp14:editId="702B760F">
-                      <wp:simplePos x="0" y="0"/>
-                      <wp:positionH relativeFrom="column">
-                        <wp:posOffset>84455</wp:posOffset>
-                      </wp:positionH>
-                      <wp:positionV relativeFrom="paragraph">
-                        <wp:posOffset>321310</wp:posOffset>
-                      </wp:positionV>
-                      <wp:extent cx="296545" cy="332105"/>
-                      <wp:effectExtent l="0" t="0" r="0" b="0"/>
-                      <wp:wrapNone/>
-                      <wp:docPr id="842032522" name="Text Box 3"/>
-                      <wp:cNvGraphicFramePr/>
-                      <a:graphic xmlns:a="http://schemas.openxmlformats.org/drawingml/2006/main">
-                        <a:graphicData uri="http://schemas.microsoft.com/office/word/2010/wordprocessingShape">
-                          <wps:wsp>
-                            <wps:cNvSpPr txBox="1"/>
-                            <wps:spPr>
-                              <a:xfrm>
-                                <a:off x="0" y="0"/>
-                                <a:ext cx="296545" cy="332105"/>
-                              </a:xfrm>
-                              <a:prstGeom prst="rect">
-                                <a:avLst/>
-                              </a:prstGeom>
-                              <a:noFill/>
-                              <a:ln w="6350">
-                                <a:noFill/>
-                              </a:ln>
-                            </wps:spPr>
-                            <wps:txbx>
-                              <w:txbxContent>
-                                <w:p>
-                                  <w:pPr>
-                                    <w:rPr>
-                                      <w:rFonts w:ascii="TH SarabunPSK" w:hAnsi="TH SarabunPSK" w:cs="TH SarabunPSK"/>
-                                      <w:sz w:val="28"/>
-                                    </w:rPr>
-                                  </w:pPr>
-                                  <w:r>
-                                    <w:rPr>
-                                      <w:rFonts w:ascii="TH SarabunPSK" w:hAnsi="TH SarabunPSK" w:cs="TH SarabunPSK"/>
-                                      <w:sz w:val="28"/>
-                                    </w:rPr>
-                                    <w:t>${</w:t>
-                                  </w:r>
-                                  <w:proofErr w:type="spellStart"/>
-                                  <w:r>
-                                    <w:rPr>
-                                      <w:rFonts w:ascii="TH SarabunPSK" w:hAnsi="TH SarabunPSK" w:cs="TH SarabunPSK"/>
-                                      <w:sz w:val="28"/>
-                                    </w:rPr>
-                                    <w:t>total_days_sick</w:t>
-                                  </w:r>
-                                  <w:proofErr w:type="spellEnd"/>
-                                  <w:r>
-                                    <w:rPr>
-                                      <w:rFonts w:ascii="TH SarabunPSK" w:hAnsi="TH SarabunPSK" w:cs="TH SarabunPSK"/>
-                                      <w:sz w:val="28"/>
-                                    </w:rPr>
-                                    <w:t>}</w:t>
-                                  </w:r>
-                                </w:p>
-                              </w:txbxContent>
-                            </wps:txbx>
-                            <wps:bodyPr rot="0" spcFirstLastPara="0" vertOverflow="overflow" horzOverflow="overflow" vert="horz" wrap="square" lIns="91440" tIns="45720" rIns="91440" bIns="45720" numCol="1" spcCol="0" rtlCol="0" fromWordArt="0" anchor="t" anchorCtr="0" forceAA="0" compatLnSpc="1">
-                              <a:prstTxWarp prst="textNoShape">
-                                <a:avLst/>
-                              </a:prstTxWarp>
-                              <a:noAutofit/>
-                            </wps:bodyPr>
-                          </wps:wsp>
-                        </a:graphicData>
-                      </a:graphic>
-                      <wp14:sizeRelH relativeFrom="margin">
-                        <wp14:pctWidth>0</wp14:pctWidth>
-                      </wp14:sizeRelH>
-                      <wp14:sizeRelV relativeFrom="margin">
-                        <wp14:pctHeight>0</wp14:pctHeight>
-                      </wp14:sizeRelV>
-                    </wp:anchor>
-                  </w:drawing>
-                </mc:Choice>
-                <mc:Fallback>
-                  <w:pict>
-                    <v:shape w14:anchorId="777853AE" id="_x0000_s1050" type="#_x0000_t202" style="position:absolute;left:0;text-align:left;margin-left:6.65pt;margin-top:25.3pt;width:23.35pt;height:26.15pt;z-index:251710464;visibility:visible;mso-wrap-style:square;mso-width-percent:0;mso-height-percent:0;mso-wrap-distance-left:9pt;mso-wrap-distance-top:0;mso-wrap-distance-right:9pt;mso-wrap-distance-bottom:0;mso-position-horizontal:absolute;mso-position-horizontal-relative:text;mso-position-vertical:absolute;mso-position-vertical-relative:text;mso-width-percent:0;mso-height-percent:0;mso-width-relative:margin;mso-height-relative:margin;v-text-anchor:top" o:gfxdata="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" filled="f" stroked="f" strokeweight=".5pt">
-                      <v:textbox>
-                        <w:txbxContent>
-                          <w:p>
-                            <w:pPr>
-                              <w:rPr>
-                                <w:rFonts w:ascii="TH SarabunPSK" w:hAnsi="TH SarabunPSK" w:cs="TH SarabunPSK"/>
-                                <w:sz w:val="28"/>
-                              </w:rPr>
-                            </w:pPr>
-                            <w:r>
-                              <w:rPr>
-                                <w:rFonts w:ascii="TH SarabunPSK" w:hAnsi="TH SarabunPSK" w:cs="TH SarabunPSK"/>
-                                <w:sz w:val="28"/>
-                              </w:rPr>
-                              <w:t>${</w:t>
-                            </w:r>
-                            <w:proofErr w:type="spellStart"/>
-                            <w:r>
-                              <w:rPr>
-                                <w:rFonts w:ascii="TH SarabunPSK" w:hAnsi="TH SarabunPSK" w:cs="TH SarabunPSK"/>
-                                <w:sz w:val="28"/>
-                              </w:rPr>
-                              <w:t>total_days_sick</w:t>
-                            </w:r>
-                            <w:proofErr w:type="spellEnd"/>
-                            <w:r>
-                              <w:rPr>
-                                <w:rFonts w:ascii="TH SarabunPSK" w:hAnsi="TH SarabunPSK" w:cs="TH SarabunPSK"/>
-                                <w:sz w:val="28"/>
-                              </w:rPr>
-                              <w:t>}</w:t>
-                            </w:r>
-                          </w:p>
-                        </w:txbxContent>
-                      </v:textbox>
-                    </v:shape>
-                  </w:pict>
-                </mc:Fallback>
-              </mc:AlternateContent>
-            </w:r>
-            <w:r>
-              <w:rPr>
-                <w:rFonts w:ascii="TH SarabunPSK" w:hAnsi="TH SarabunPSK" w:cs="TH SarabunPSK" w:hint="cs"/>
-                <w:b/>
-                <w:bCs/>
                 <w:sz w:val="24"/>
                 <w:szCs w:val="24"/>
                 <w:cs/>
@@ -5299,15 +5147,15 @@
               <mc:AlternateContent>
                 <mc:Choice Requires="wps">
                   <w:drawing>
-                    <wp:anchor distT="0" distB="0" distL="114300" distR="114300" simplePos="0" relativeHeight="251722752" behindDoc="0" locked="0" layoutInCell="1" allowOverlap="1" wp14:anchorId="25053FA2" wp14:editId="0957626F">
+                    <wp:anchor distT="0" distB="0" distL="114300" distR="114300" simplePos="0" relativeHeight="251722752" behindDoc="0" locked="0" layoutInCell="1" allowOverlap="1" wp14:anchorId="25053FA2" wp14:editId="3112BD43">
                       <wp:simplePos x="0" y="0"/>
                       <wp:positionH relativeFrom="column">
-                        <wp:posOffset>49530</wp:posOffset>
+                        <wp:posOffset>40640</wp:posOffset>
                       </wp:positionH>
                       <wp:positionV relativeFrom="paragraph">
-                        <wp:posOffset>303530</wp:posOffset>
+                        <wp:posOffset>320040</wp:posOffset>
                       </wp:positionV>
-                      <wp:extent cx="1662430" cy="309245"/>
+                      <wp:extent cx="337820" cy="309245"/>
                       <wp:effectExtent l="0" t="0" r="0" b="0"/>
                       <wp:wrapNone/>
                       <wp:docPr id="2074240671" name="Text Box 3"/>
@@ -5319,7 +5167,7 @@
                             <wps:spPr>
                               <a:xfrm>
                                 <a:off x="0" y="0"/>
-                                <a:ext cx="1662430" cy="309245"/>
+                                <a:ext cx="337820" cy="309245"/>
                               </a:xfrm>
                               <a:prstGeom prst="rect">
                                 <a:avLst/>
@@ -5384,7 +5232,7 @@
                 </mc:Choice>
                 <mc:Fallback>
                   <w:pict>
-                    <v:shape w14:anchorId="25053FA2" id="_x0000_s1051" type="#_x0000_t202" style="position:absolute;left:0;text-align:left;margin-left:3.9pt;margin-top:23.9pt;width:130.9pt;height:24.35pt;z-index:251722752;visibility:visible;mso-wrap-style:square;mso-width-percent:0;mso-height-percent:0;mso-wrap-distance-left:9pt;mso-wrap-distance-top:0;mso-wrap-distance-right:9pt;mso-wrap-distance-bottom:0;mso-position-horizontal:absolute;mso-position-horizontal-relative:text;mso-position-vertical:absolute;mso-position-vertical-relative:text;mso-width-percent:0;mso-height-percent:0;mso-width-relative:margin;mso-height-relative:margin;v-text-anchor:top" o:gfxdata="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" filled="f" stroked="f" strokeweight=".5pt">
+                    <v:shape w14:anchorId="25053FA2" id="_x0000_s1050" type="#_x0000_t202" style="position:absolute;left:0;text-align:left;margin-left:3.2pt;margin-top:25.2pt;width:26.6pt;height:24.35pt;z-index:251722752;visibility:visible;mso-wrap-style:square;mso-width-percent:0;mso-height-percent:0;mso-wrap-distance-left:9pt;mso-wrap-distance-top:0;mso-wrap-distance-right:9pt;mso-wrap-distance-bottom:0;mso-position-horizontal:absolute;mso-position-horizontal-relative:text;mso-position-vertical:absolute;mso-position-vertical-relative:text;mso-width-percent:0;mso-height-percent:0;mso-width-relative:margin;mso-height-relative:margin;v-text-anchor:top" o:gfxdata="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" filled="f" stroked="f" strokeweight=".5pt">
                       <v:textbox>
                         <w:txbxContent>
                           <w:p>
@@ -5437,7 +5285,7 @@
               <mc:AlternateContent>
                 <mc:Choice Requires="wps">
                   <w:drawing>
-                    <wp:anchor distT="0" distB="0" distL="114300" distR="114300" simplePos="0" relativeHeight="251718656" behindDoc="0" locked="0" layoutInCell="1" allowOverlap="1" wp14:anchorId="0CA9990B" wp14:editId="67D81F14">
+                    <wp:anchor distT="0" distB="0" distL="114300" distR="114300" simplePos="0" relativeHeight="251718656" behindDoc="0" locked="0" layoutInCell="1" allowOverlap="1" wp14:anchorId="0CA9990B" wp14:editId="3E2DAE5E">
                       <wp:simplePos x="0" y="0"/>
                       <wp:positionH relativeFrom="column">
                         <wp:posOffset>-1150620</wp:posOffset>
@@ -5522,7 +5370,7 @@
                 </mc:Choice>
                 <mc:Fallback>
                   <w:pict>
-                    <v:shape w14:anchorId="0CA9990B" id="_x0000_s1052" type="#_x0000_t202" style="position:absolute;left:0;text-align:left;margin-left:-90.6pt;margin-top:25.3pt;width:26.15pt;height:21.5pt;z-index:251718656;visibility:visible;mso-wrap-style:square;mso-width-percent:0;mso-height-percent:0;mso-wrap-distance-left:9pt;mso-wrap-distance-top:0;mso-wrap-distance-right:9pt;mso-wrap-distance-bottom:0;mso-position-horizontal:absolute;mso-position-horizontal-relative:text;mso-position-vertical:absolute;mso-position-vertical-relative:text;mso-width-percent:0;mso-height-percent:0;mso-width-relative:margin;mso-height-relative:margin;v-text-anchor:top" o:gfxdata="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" filled="f" stroked="f" strokeweight=".5pt">
+                    <v:shape w14:anchorId="0CA9990B" id="_x0000_s1051" type="#_x0000_t202" style="position:absolute;left:0;text-align:left;margin-left:-90.6pt;margin-top:25.3pt;width:26.15pt;height:21.5pt;z-index:251718656;visibility:visible;mso-wrap-style:square;mso-width-percent:0;mso-height-percent:0;mso-wrap-distance-left:9pt;mso-wrap-distance-top:0;mso-wrap-distance-right:9pt;mso-wrap-distance-bottom:0;mso-position-horizontal:absolute;mso-position-horizontal-relative:text;mso-position-vertical:absolute;mso-position-vertical-relative:text;mso-width-percent:0;mso-height-percent:0;mso-width-relative:margin;mso-height-relative:margin;v-text-anchor:top" o:gfxdata="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" filled="f" stroked="f" strokeweight=".5pt">
                       <v:textbox>
                         <w:txbxContent>
                           <w:p>
@@ -5702,14 +5550,7 @@
                                       <w:rFonts w:ascii="TH SarabunPSK" w:hAnsi="TH SarabunPSK" w:cs="TH SarabunPSK"/>
                                       <w:sz w:val="28"/>
                                     </w:rPr>
-                                    <w:t xml:space="preserve"> </w:t>
-                                  </w:r>
-                                  <w:r>
-                                    <w:rPr>
-                                      <w:rFonts w:ascii="TH SarabunPSK" w:hAnsi="TH SarabunPSK" w:cs="TH SarabunPSK"/>
-                                      <w:sz w:val="28"/>
-                                    </w:rPr>
-                                    <w:t>}</w:t>
+                                    <w:t xml:space="preserve"> }</w:t>
                                   </w:r>
                                 </w:p>
                               </w:txbxContent>
@@ -5734,7 +5575,7 @@
                 </mc:Choice>
                 <mc:Fallback>
                   <w:pict>
-                    <v:shape w14:anchorId="18131194" id="_x0000_s1053" type="#_x0000_t202" style="position:absolute;margin-left:-439.1pt;margin-top:-622.85pt;width:24.75pt;height:21.75pt;z-index:251714560;visibility:visible;mso-wrap-style:square;mso-width-percent:0;mso-height-percent:0;mso-wrap-distance-left:9pt;mso-wrap-distance-top:0;mso-wrap-distance-right:9pt;mso-wrap-distance-bottom:0;mso-position-horizontal:absolute;mso-position-horizontal-relative:text;mso-position-vertical:absolute;mso-position-vertical-relative:text;mso-width-percent:0;mso-height-percent:0;mso-width-relative:margin;mso-height-relative:margin;v-text-anchor:top" o:gfxdata="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" filled="f" stroked="f" strokeweight=".5pt">
+                    <v:shape w14:anchorId="18131194" id="_x0000_s1052" type="#_x0000_t202" style="position:absolute;margin-left:-439.1pt;margin-top:-622.85pt;width:24.75pt;height:21.75pt;z-index:251714560;visibility:visible;mso-wrap-style:square;mso-width-percent:0;mso-height-percent:0;mso-wrap-distance-left:9pt;mso-wrap-distance-top:0;mso-wrap-distance-right:9pt;mso-wrap-distance-bottom:0;mso-position-horizontal:absolute;mso-position-horizontal-relative:text;mso-position-vertical:absolute;mso-position-vertical-relative:text;mso-width-percent:0;mso-height-percent:0;mso-width-relative:margin;mso-height-relative:margin;v-text-anchor:top" o:gfxdata="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" filled="f" stroked="f" strokeweight=".5pt">
                       <v:textbox>
                         <w:txbxContent>
                           <w:p>
@@ -5773,14 +5614,7 @@
                                 <w:rFonts w:ascii="TH SarabunPSK" w:hAnsi="TH SarabunPSK" w:cs="TH SarabunPSK"/>
                                 <w:sz w:val="28"/>
                               </w:rPr>
-                              <w:t xml:space="preserve"> </w:t>
-                            </w:r>
-                            <w:r>
-                              <w:rPr>
-                                <w:rFonts w:ascii="TH SarabunPSK" w:hAnsi="TH SarabunPSK" w:cs="TH SarabunPSK"/>
-                                <w:sz w:val="28"/>
-                              </w:rPr>
-                              <w:t>}</w:t>
+                              <w:t xml:space="preserve"> }</w:t>
                             </w:r>
                           </w:p>
                         </w:txbxContent>
@@ -5818,13 +5652,13 @@
               <mc:AlternateContent>
                 <mc:Choice Requires="wps">
                   <w:drawing>
-                    <wp:anchor distT="0" distB="0" distL="114300" distR="114300" simplePos="0" relativeHeight="251712512" behindDoc="0" locked="0" layoutInCell="1" allowOverlap="1" wp14:anchorId="5028F0AE" wp14:editId="03195E54">
+                    <wp:anchor distT="0" distB="0" distL="114300" distR="114300" simplePos="0" relativeHeight="251712512" behindDoc="0" locked="0" layoutInCell="1" allowOverlap="1" wp14:anchorId="5028F0AE" wp14:editId="54CF799D">
                       <wp:simplePos x="0" y="0"/>
                       <wp:positionH relativeFrom="column">
-                        <wp:posOffset>84142</wp:posOffset>
+                        <wp:posOffset>104364</wp:posOffset>
                       </wp:positionH>
                       <wp:positionV relativeFrom="paragraph">
-                        <wp:posOffset>314927</wp:posOffset>
+                        <wp:posOffset>314325</wp:posOffset>
                       </wp:positionV>
                       <wp:extent cx="314696" cy="338447"/>
                       <wp:effectExtent l="0" t="0" r="0" b="5080"/>
@@ -5903,7 +5737,145 @@
                 </mc:Choice>
                 <mc:Fallback>
                   <w:pict>
-                    <v:shape w14:anchorId="5028F0AE" id="_x0000_s1054" type="#_x0000_t202" style="position:absolute;margin-left:6.65pt;margin-top:24.8pt;width:24.8pt;height:26.65pt;z-index:251712512;visibility:visible;mso-wrap-style:square;mso-width-percent:0;mso-height-percent:0;mso-wrap-distance-left:9pt;mso-wrap-distance-top:0;mso-wrap-distance-right:9pt;mso-wrap-distance-bottom:0;mso-position-horizontal:absolute;mso-position-horizontal-relative:text;mso-position-vertical:absolute;mso-position-vertical-relative:text;mso-width-percent:0;mso-height-percent:0;mso-width-relative:margin;mso-height-relative:margin;v-text-anchor:top" o:gfxdata="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" filled="f" stroked="f" strokeweight=".5pt">
+                    <v:shape w14:anchorId="5028F0AE" id="_x0000_s1053" type="#_x0000_t202" style="position:absolute;margin-left:8.2pt;margin-top:24.75pt;width:24.8pt;height:26.65pt;z-index:251712512;visibility:visible;mso-wrap-style:square;mso-width-percent:0;mso-height-percent:0;mso-wrap-distance-left:9pt;mso-wrap-distance-top:0;mso-wrap-distance-right:9pt;mso-wrap-distance-bottom:0;mso-position-horizontal:absolute;mso-position-horizontal-relative:text;mso-position-vertical:absolute;mso-position-vertical-relative:text;mso-width-percent:0;mso-height-percent:0;mso-width-relative:margin;mso-height-relative:margin;v-text-anchor:top" o:gfxdata="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" filled="f" stroked="f" strokeweight=".5pt">
+                      <v:textbox>
+                        <w:txbxContent>
+                          <w:p>
+                            <w:pPr>
+                              <w:rPr>
+                                <w:rFonts w:ascii="TH SarabunPSK" w:hAnsi="TH SarabunPSK" w:cs="TH SarabunPSK"/>
+                                <w:sz w:val="28"/>
+                              </w:rPr>
+                            </w:pPr>
+                            <w:r>
+                              <w:rPr>
+                                <w:rFonts w:ascii="TH SarabunPSK" w:hAnsi="TH SarabunPSK" w:cs="TH SarabunPSK"/>
+                                <w:sz w:val="28"/>
+                              </w:rPr>
+                              <w:t>${</w:t>
+                            </w:r>
+                            <w:proofErr w:type="spellStart"/>
+                            <w:r>
+                              <w:rPr>
+                                <w:rFonts w:ascii="TH SarabunPSK" w:hAnsi="TH SarabunPSK" w:cs="TH SarabunPSK"/>
+                                <w:sz w:val="28"/>
+                              </w:rPr>
+                              <w:t>total_days_sick</w:t>
+                            </w:r>
+                            <w:proofErr w:type="spellEnd"/>
+                            <w:r>
+                              <w:rPr>
+                                <w:rFonts w:ascii="TH SarabunPSK" w:hAnsi="TH SarabunPSK" w:cs="TH SarabunPSK"/>
+                                <w:sz w:val="28"/>
+                              </w:rPr>
+                              <w:t>}</w:t>
+                            </w:r>
+                          </w:p>
+                        </w:txbxContent>
+                      </v:textbox>
+                    </v:shape>
+                  </w:pict>
+                </mc:Fallback>
+              </mc:AlternateContent>
+            </w:r>
+            <w:r>
+              <w:rPr>
+                <w:rFonts w:ascii="TH SarabunPSK" w:hAnsi="TH SarabunPSK" w:cs="TH SarabunPSK" w:hint="cs"/>
+                <w:b/>
+                <w:bCs/>
+                <w:noProof/>
+                <w:sz w:val="28"/>
+                <w:lang w:val="th-TH"/>
+              </w:rPr>
+              <mc:AlternateContent>
+                <mc:Choice Requires="wps">
+                  <w:drawing>
+                    <wp:anchor distT="0" distB="0" distL="114300" distR="114300" simplePos="0" relativeHeight="251710464" behindDoc="0" locked="0" layoutInCell="1" allowOverlap="1" wp14:anchorId="777853AE" wp14:editId="625C771B">
+                      <wp:simplePos x="0" y="0"/>
+                      <wp:positionH relativeFrom="column">
+                        <wp:posOffset>105728</wp:posOffset>
+                      </wp:positionH>
+                      <wp:positionV relativeFrom="paragraph">
+                        <wp:posOffset>-635</wp:posOffset>
+                      </wp:positionV>
+                      <wp:extent cx="319087" cy="299720"/>
+                      <wp:effectExtent l="0" t="0" r="0" b="5080"/>
+                      <wp:wrapNone/>
+                      <wp:docPr id="842032522" name="Text Box 3"/>
+                      <wp:cNvGraphicFramePr/>
+                      <a:graphic xmlns:a="http://schemas.openxmlformats.org/drawingml/2006/main">
+                        <a:graphicData uri="http://schemas.microsoft.com/office/word/2010/wordprocessingShape">
+                          <wps:wsp>
+                            <wps:cNvSpPr txBox="1"/>
+                            <wps:spPr>
+                              <a:xfrm>
+                                <a:off x="0" y="0"/>
+                                <a:ext cx="319087" cy="299720"/>
+                              </a:xfrm>
+                              <a:prstGeom prst="rect">
+                                <a:avLst/>
+                              </a:prstGeom>
+                              <a:noFill/>
+                              <a:ln w="6350">
+                                <a:noFill/>
+                              </a:ln>
+                            </wps:spPr>
+                            <wps:txbx>
+                              <w:txbxContent>
+                                <w:p>
+                                  <w:pPr>
+                                    <w:rPr>
+                                      <w:rFonts w:ascii="TH SarabunPSK" w:hAnsi="TH SarabunPSK" w:cs="TH SarabunPSK"/>
+                                      <w:sz w:val="28"/>
+                                    </w:rPr>
+                                  </w:pPr>
+                                  <w:r>
+                                    <w:rPr>
+                                      <w:rFonts w:ascii="TH SarabunPSK" w:hAnsi="TH SarabunPSK" w:cs="TH SarabunPSK"/>
+                                      <w:sz w:val="28"/>
+                                    </w:rPr>
+                                    <w:t>${</w:t>
+                                  </w:r>
+                                  <w:proofErr w:type="spellStart"/>
+                                  <w:r>
+                                    <w:rPr>
+                                      <w:rFonts w:ascii="TH SarabunPSK" w:hAnsi="TH SarabunPSK" w:cs="TH SarabunPSK"/>
+                                      <w:sz w:val="28"/>
+                                    </w:rPr>
+                                    <w:t>total_days_sick</w:t>
+                                  </w:r>
+                                  <w:proofErr w:type="spellEnd"/>
+                                  <w:r>
+                                    <w:rPr>
+                                      <w:rFonts w:ascii="TH SarabunPSK" w:hAnsi="TH SarabunPSK" w:cs="TH SarabunPSK"/>
+                                      <w:sz w:val="28"/>
+                                    </w:rPr>
+                                    <w:t>}</w:t>
+                                  </w:r>
+                                </w:p>
+                              </w:txbxContent>
+                            </wps:txbx>
+                            <wps:bodyPr rot="0" spcFirstLastPara="0" vertOverflow="overflow" horzOverflow="overflow" vert="horz" wrap="square" lIns="91440" tIns="45720" rIns="91440" bIns="45720" numCol="1" spcCol="0" rtlCol="0" fromWordArt="0" anchor="t" anchorCtr="0" forceAA="0" compatLnSpc="1">
+                              <a:prstTxWarp prst="textNoShape">
+                                <a:avLst/>
+                              </a:prstTxWarp>
+                              <a:noAutofit/>
+                            </wps:bodyPr>
+                          </wps:wsp>
+                        </a:graphicData>
+                      </a:graphic>
+                      <wp14:sizeRelH relativeFrom="margin">
+                        <wp14:pctWidth>0</wp14:pctWidth>
+                      </wp14:sizeRelH>
+                      <wp14:sizeRelV relativeFrom="margin">
+                        <wp14:pctHeight>0</wp14:pctHeight>
+                      </wp14:sizeRelV>
+                    </wp:anchor>
+                  </w:drawing>
+                </mc:Choice>
+                <mc:Fallback>
+                  <w:pict>
+                    <v:shape w14:anchorId="777853AE" id="_x0000_s1054" type="#_x0000_t202" style="position:absolute;margin-left:8.35pt;margin-top:-.05pt;width:25.1pt;height:23.6pt;z-index:251710464;visibility:visible;mso-wrap-style:square;mso-width-percent:0;mso-height-percent:0;mso-wrap-distance-left:9pt;mso-wrap-distance-top:0;mso-wrap-distance-right:9pt;mso-wrap-distance-bottom:0;mso-position-horizontal:absolute;mso-position-horizontal-relative:text;mso-position-vertical:absolute;mso-position-vertical-relative:text;mso-width-percent:0;mso-height-percent:0;mso-width-relative:margin;mso-height-relative:margin;v-text-anchor:top" o:gfxdata="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" filled="f" stroked="f" strokeweight=".5pt">
                       <v:textbox>
                         <w:txbxContent>
                           <w:p>
@@ -7854,6 +7826,7 @@
   <w:style w:type="character" w:default="1" w:styleId="DefaultParagraphFont">
     <w:name w:val="Default Paragraph Font"/>
     <w:uiPriority w:val="1"/>
+    <w:semiHidden/>
     <w:unhideWhenUsed/>
   </w:style>
   <w:style w:type="table" w:default="1" w:styleId="TableNormal">

--- a/docs/ใบลา_อินฟินิท2023.docx
+++ b/docs/ใบลา_อินฟินิท2023.docx
@@ -5652,15 +5652,15 @@
               <mc:AlternateContent>
                 <mc:Choice Requires="wps">
                   <w:drawing>
-                    <wp:anchor distT="0" distB="0" distL="114300" distR="114300" simplePos="0" relativeHeight="251712512" behindDoc="0" locked="0" layoutInCell="1" allowOverlap="1" wp14:anchorId="5028F0AE" wp14:editId="54CF799D">
+                    <wp:anchor distT="0" distB="0" distL="114300" distR="114300" simplePos="0" relativeHeight="251712512" behindDoc="0" locked="0" layoutInCell="1" allowOverlap="1" wp14:anchorId="5028F0AE" wp14:editId="02831F0C">
                       <wp:simplePos x="0" y="0"/>
                       <wp:positionH relativeFrom="column">
-                        <wp:posOffset>104364</wp:posOffset>
+                        <wp:posOffset>100966</wp:posOffset>
                       </wp:positionH>
                       <wp:positionV relativeFrom="paragraph">
-                        <wp:posOffset>314325</wp:posOffset>
+                        <wp:posOffset>313690</wp:posOffset>
                       </wp:positionV>
-                      <wp:extent cx="314696" cy="338447"/>
+                      <wp:extent cx="304800" cy="338447"/>
                       <wp:effectExtent l="0" t="0" r="0" b="5080"/>
                       <wp:wrapNone/>
                       <wp:docPr id="683981077" name="Text Box 3"/>
@@ -5672,7 +5672,7 @@
                             <wps:spPr>
                               <a:xfrm>
                                 <a:off x="0" y="0"/>
-                                <a:ext cx="314696" cy="338447"/>
+                                <a:ext cx="304800" cy="338447"/>
                               </a:xfrm>
                               <a:prstGeom prst="rect">
                                 <a:avLst/>
@@ -5737,7 +5737,11 @@
                 </mc:Choice>
                 <mc:Fallback>
                   <w:pict>
-                    <v:shape w14:anchorId="5028F0AE" id="_x0000_s1053" type="#_x0000_t202" style="position:absolute;margin-left:8.2pt;margin-top:24.75pt;width:24.8pt;height:26.65pt;z-index:251712512;visibility:visible;mso-wrap-style:square;mso-width-percent:0;mso-height-percent:0;mso-wrap-distance-left:9pt;mso-wrap-distance-top:0;mso-wrap-distance-right:9pt;mso-wrap-distance-bottom:0;mso-position-horizontal:absolute;mso-position-horizontal-relative:text;mso-position-vertical:absolute;mso-position-vertical-relative:text;mso-width-percent:0;mso-height-percent:0;mso-width-relative:margin;mso-height-relative:margin;v-text-anchor:top" o:gfxdata="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" filled="f" stroked="f" strokeweight=".5pt">
+                    <v:shapetype w14:anchorId="5028F0AE" id="_x0000_t202" coordsize="21600,21600" o:spt="202" path="m,l,21600r21600,l21600,xe">
+                      <v:stroke joinstyle="miter"/>
+                      <v:path gradientshapeok="t" o:connecttype="rect"/>
+                    </v:shapetype>
+                    <v:shape id="_x0000_s1053" type="#_x0000_t202" style="position:absolute;margin-left:7.95pt;margin-top:24.7pt;width:24pt;height:26.65pt;z-index:251712512;visibility:visible;mso-wrap-style:square;mso-width-percent:0;mso-height-percent:0;mso-wrap-distance-left:9pt;mso-wrap-distance-top:0;mso-wrap-distance-right:9pt;mso-wrap-distance-bottom:0;mso-position-horizontal:absolute;mso-position-horizontal-relative:text;mso-position-vertical:absolute;mso-position-vertical-relative:text;mso-width-percent:0;mso-height-percent:0;mso-width-relative:margin;mso-height-relative:margin;v-text-anchor:top" o:gfxdata="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" filled="f" stroked="f" strokeweight=".5pt">
                       <v:textbox>
                         <w:txbxContent>
                           <w:p>

--- a/docs/ใบลา_อินฟินิท2023.docx
+++ b/docs/ใบลา_อินฟินิท2023.docx
@@ -5147,15 +5147,15 @@
               <mc:AlternateContent>
                 <mc:Choice Requires="wps">
                   <w:drawing>
-                    <wp:anchor distT="0" distB="0" distL="114300" distR="114300" simplePos="0" relativeHeight="251722752" behindDoc="0" locked="0" layoutInCell="1" allowOverlap="1" wp14:anchorId="25053FA2" wp14:editId="3112BD43">
+                    <wp:anchor distT="0" distB="0" distL="114300" distR="114300" simplePos="0" relativeHeight="251722752" behindDoc="0" locked="0" layoutInCell="1" allowOverlap="1" wp14:anchorId="25053FA2" wp14:editId="0B9F670B">
                       <wp:simplePos x="0" y="0"/>
                       <wp:positionH relativeFrom="column">
-                        <wp:posOffset>40640</wp:posOffset>
+                        <wp:posOffset>39370</wp:posOffset>
                       </wp:positionH>
                       <wp:positionV relativeFrom="paragraph">
-                        <wp:posOffset>320040</wp:posOffset>
+                        <wp:posOffset>315595</wp:posOffset>
                       </wp:positionV>
-                      <wp:extent cx="337820" cy="309245"/>
+                      <wp:extent cx="1419225" cy="309245"/>
                       <wp:effectExtent l="0" t="0" r="0" b="0"/>
                       <wp:wrapNone/>
                       <wp:docPr id="2074240671" name="Text Box 3"/>
@@ -5167,7 +5167,7 @@
                             <wps:spPr>
                               <a:xfrm>
                                 <a:off x="0" y="0"/>
-                                <a:ext cx="337820" cy="309245"/>
+                                <a:ext cx="1419225" cy="309245"/>
                               </a:xfrm>
                               <a:prstGeom prst="rect">
                                 <a:avLst/>
@@ -5232,7 +5232,7 @@
                 </mc:Choice>
                 <mc:Fallback>
                   <w:pict>
-                    <v:shape w14:anchorId="25053FA2" id="_x0000_s1050" type="#_x0000_t202" style="position:absolute;left:0;text-align:left;margin-left:3.2pt;margin-top:25.2pt;width:26.6pt;height:24.35pt;z-index:251722752;visibility:visible;mso-wrap-style:square;mso-width-percent:0;mso-height-percent:0;mso-wrap-distance-left:9pt;mso-wrap-distance-top:0;mso-wrap-distance-right:9pt;mso-wrap-distance-bottom:0;mso-position-horizontal:absolute;mso-position-horizontal-relative:text;mso-position-vertical:absolute;mso-position-vertical-relative:text;mso-width-percent:0;mso-height-percent:0;mso-width-relative:margin;mso-height-relative:margin;v-text-anchor:top" o:gfxdata="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" filled="f" stroked="f" strokeweight=".5pt">
+                    <v:shape w14:anchorId="25053FA2" id="_x0000_s1050" type="#_x0000_t202" style="position:absolute;left:0;text-align:left;margin-left:3.1pt;margin-top:24.85pt;width:111.75pt;height:24.35pt;z-index:251722752;visibility:visible;mso-wrap-style:square;mso-width-percent:0;mso-height-percent:0;mso-wrap-distance-left:9pt;mso-wrap-distance-top:0;mso-wrap-distance-right:9pt;mso-wrap-distance-bottom:0;mso-position-horizontal:absolute;mso-position-horizontal-relative:text;mso-position-vertical:absolute;mso-position-vertical-relative:text;mso-width-percent:0;mso-height-percent:0;mso-width-relative:margin;mso-height-relative:margin;v-text-anchor:top" o:gfxdata="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" filled="f" stroked="f" strokeweight=".5pt">
                       <v:textbox>
                         <w:txbxContent>
                           <w:p>
@@ -5652,7 +5652,145 @@
               <mc:AlternateContent>
                 <mc:Choice Requires="wps">
                   <w:drawing>
-                    <wp:anchor distT="0" distB="0" distL="114300" distR="114300" simplePos="0" relativeHeight="251712512" behindDoc="0" locked="0" layoutInCell="1" allowOverlap="1" wp14:anchorId="5028F0AE" wp14:editId="02831F0C">
+                    <wp:anchor distT="0" distB="0" distL="114300" distR="114300" simplePos="0" relativeHeight="251710464" behindDoc="0" locked="0" layoutInCell="1" allowOverlap="1" wp14:anchorId="777853AE" wp14:editId="3A5902B8">
+                      <wp:simplePos x="0" y="0"/>
+                      <wp:positionH relativeFrom="column">
+                        <wp:posOffset>100965</wp:posOffset>
+                      </wp:positionH>
+                      <wp:positionV relativeFrom="paragraph">
+                        <wp:posOffset>-635</wp:posOffset>
+                      </wp:positionV>
+                      <wp:extent cx="295275" cy="299720"/>
+                      <wp:effectExtent l="0" t="0" r="0" b="5080"/>
+                      <wp:wrapNone/>
+                      <wp:docPr id="842032522" name="Text Box 3"/>
+                      <wp:cNvGraphicFramePr/>
+                      <a:graphic xmlns:a="http://schemas.openxmlformats.org/drawingml/2006/main">
+                        <a:graphicData uri="http://schemas.microsoft.com/office/word/2010/wordprocessingShape">
+                          <wps:wsp>
+                            <wps:cNvSpPr txBox="1"/>
+                            <wps:spPr>
+                              <a:xfrm>
+                                <a:off x="0" y="0"/>
+                                <a:ext cx="295275" cy="299720"/>
+                              </a:xfrm>
+                              <a:prstGeom prst="rect">
+                                <a:avLst/>
+                              </a:prstGeom>
+                              <a:noFill/>
+                              <a:ln w="6350">
+                                <a:noFill/>
+                              </a:ln>
+                            </wps:spPr>
+                            <wps:txbx>
+                              <w:txbxContent>
+                                <w:p>
+                                  <w:pPr>
+                                    <w:rPr>
+                                      <w:rFonts w:ascii="TH SarabunPSK" w:hAnsi="TH SarabunPSK" w:cs="TH SarabunPSK"/>
+                                      <w:sz w:val="28"/>
+                                    </w:rPr>
+                                  </w:pPr>
+                                  <w:r>
+                                    <w:rPr>
+                                      <w:rFonts w:ascii="TH SarabunPSK" w:hAnsi="TH SarabunPSK" w:cs="TH SarabunPSK"/>
+                                      <w:sz w:val="28"/>
+                                    </w:rPr>
+                                    <w:t>${</w:t>
+                                  </w:r>
+                                  <w:proofErr w:type="spellStart"/>
+                                  <w:r>
+                                    <w:rPr>
+                                      <w:rFonts w:ascii="TH SarabunPSK" w:hAnsi="TH SarabunPSK" w:cs="TH SarabunPSK"/>
+                                      <w:sz w:val="28"/>
+                                    </w:rPr>
+                                    <w:t>total_days_sick</w:t>
+                                  </w:r>
+                                  <w:proofErr w:type="spellEnd"/>
+                                  <w:r>
+                                    <w:rPr>
+                                      <w:rFonts w:ascii="TH SarabunPSK" w:hAnsi="TH SarabunPSK" w:cs="TH SarabunPSK"/>
+                                      <w:sz w:val="28"/>
+                                    </w:rPr>
+                                    <w:t>}</w:t>
+                                  </w:r>
+                                </w:p>
+                              </w:txbxContent>
+                            </wps:txbx>
+                            <wps:bodyPr rot="0" spcFirstLastPara="0" vertOverflow="overflow" horzOverflow="overflow" vert="horz" wrap="square" lIns="91440" tIns="45720" rIns="91440" bIns="45720" numCol="1" spcCol="0" rtlCol="0" fromWordArt="0" anchor="t" anchorCtr="0" forceAA="0" compatLnSpc="1">
+                              <a:prstTxWarp prst="textNoShape">
+                                <a:avLst/>
+                              </a:prstTxWarp>
+                              <a:noAutofit/>
+                            </wps:bodyPr>
+                          </wps:wsp>
+                        </a:graphicData>
+                      </a:graphic>
+                      <wp14:sizeRelH relativeFrom="margin">
+                        <wp14:pctWidth>0</wp14:pctWidth>
+                      </wp14:sizeRelH>
+                      <wp14:sizeRelV relativeFrom="margin">
+                        <wp14:pctHeight>0</wp14:pctHeight>
+                      </wp14:sizeRelV>
+                    </wp:anchor>
+                  </w:drawing>
+                </mc:Choice>
+                <mc:Fallback>
+                  <w:pict>
+                    <v:shape w14:anchorId="777853AE" id="_x0000_s1053" type="#_x0000_t202" style="position:absolute;margin-left:7.95pt;margin-top:-.05pt;width:23.25pt;height:23.6pt;z-index:251710464;visibility:visible;mso-wrap-style:square;mso-width-percent:0;mso-height-percent:0;mso-wrap-distance-left:9pt;mso-wrap-distance-top:0;mso-wrap-distance-right:9pt;mso-wrap-distance-bottom:0;mso-position-horizontal:absolute;mso-position-horizontal-relative:text;mso-position-vertical:absolute;mso-position-vertical-relative:text;mso-width-percent:0;mso-height-percent:0;mso-width-relative:margin;mso-height-relative:margin;v-text-anchor:top" o:gfxdata="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" filled="f" stroked="f" strokeweight=".5pt">
+                      <v:textbox>
+                        <w:txbxContent>
+                          <w:p>
+                            <w:pPr>
+                              <w:rPr>
+                                <w:rFonts w:ascii="TH SarabunPSK" w:hAnsi="TH SarabunPSK" w:cs="TH SarabunPSK"/>
+                                <w:sz w:val="28"/>
+                              </w:rPr>
+                            </w:pPr>
+                            <w:r>
+                              <w:rPr>
+                                <w:rFonts w:ascii="TH SarabunPSK" w:hAnsi="TH SarabunPSK" w:cs="TH SarabunPSK"/>
+                                <w:sz w:val="28"/>
+                              </w:rPr>
+                              <w:t>${</w:t>
+                            </w:r>
+                            <w:proofErr w:type="spellStart"/>
+                            <w:r>
+                              <w:rPr>
+                                <w:rFonts w:ascii="TH SarabunPSK" w:hAnsi="TH SarabunPSK" w:cs="TH SarabunPSK"/>
+                                <w:sz w:val="28"/>
+                              </w:rPr>
+                              <w:t>total_days_sick</w:t>
+                            </w:r>
+                            <w:proofErr w:type="spellEnd"/>
+                            <w:r>
+                              <w:rPr>
+                                <w:rFonts w:ascii="TH SarabunPSK" w:hAnsi="TH SarabunPSK" w:cs="TH SarabunPSK"/>
+                                <w:sz w:val="28"/>
+                              </w:rPr>
+                              <w:t>}</w:t>
+                            </w:r>
+                          </w:p>
+                        </w:txbxContent>
+                      </v:textbox>
+                    </v:shape>
+                  </w:pict>
+                </mc:Fallback>
+              </mc:AlternateContent>
+            </w:r>
+            <w:r>
+              <w:rPr>
+                <w:rFonts w:ascii="TH SarabunPSK" w:hAnsi="TH SarabunPSK" w:cs="TH SarabunPSK" w:hint="cs"/>
+                <w:b/>
+                <w:bCs/>
+                <w:noProof/>
+                <w:sz w:val="28"/>
+                <w:lang w:val="th-TH"/>
+              </w:rPr>
+              <mc:AlternateContent>
+                <mc:Choice Requires="wps">
+                  <w:drawing>
+                    <wp:anchor distT="0" distB="0" distL="114300" distR="114300" simplePos="0" relativeHeight="251712512" behindDoc="0" locked="0" layoutInCell="1" allowOverlap="1" wp14:anchorId="5028F0AE" wp14:editId="6F5DBF3D">
                       <wp:simplePos x="0" y="0"/>
                       <wp:positionH relativeFrom="column">
                         <wp:posOffset>100966</wp:posOffset>
@@ -5737,149 +5875,7 @@
                 </mc:Choice>
                 <mc:Fallback>
                   <w:pict>
-                    <v:shapetype w14:anchorId="5028F0AE" id="_x0000_t202" coordsize="21600,21600" o:spt="202" path="m,l,21600r21600,l21600,xe">
-                      <v:stroke joinstyle="miter"/>
-                      <v:path gradientshapeok="t" o:connecttype="rect"/>
-                    </v:shapetype>
-                    <v:shape id="_x0000_s1053" type="#_x0000_t202" style="position:absolute;margin-left:7.95pt;margin-top:24.7pt;width:24pt;height:26.65pt;z-index:251712512;visibility:visible;mso-wrap-style:square;mso-width-percent:0;mso-height-percent:0;mso-wrap-distance-left:9pt;mso-wrap-distance-top:0;mso-wrap-distance-right:9pt;mso-wrap-distance-bottom:0;mso-position-horizontal:absolute;mso-position-horizontal-relative:text;mso-position-vertical:absolute;mso-position-vertical-relative:text;mso-width-percent:0;mso-height-percent:0;mso-width-relative:margin;mso-height-relative:margin;v-text-anchor:top" o:gfxdata="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" filled="f" stroked="f" strokeweight=".5pt">
-                      <v:textbox>
-                        <w:txbxContent>
-                          <w:p>
-                            <w:pPr>
-                              <w:rPr>
-                                <w:rFonts w:ascii="TH SarabunPSK" w:hAnsi="TH SarabunPSK" w:cs="TH SarabunPSK"/>
-                                <w:sz w:val="28"/>
-                              </w:rPr>
-                            </w:pPr>
-                            <w:r>
-                              <w:rPr>
-                                <w:rFonts w:ascii="TH SarabunPSK" w:hAnsi="TH SarabunPSK" w:cs="TH SarabunPSK"/>
-                                <w:sz w:val="28"/>
-                              </w:rPr>
-                              <w:t>${</w:t>
-                            </w:r>
-                            <w:proofErr w:type="spellStart"/>
-                            <w:r>
-                              <w:rPr>
-                                <w:rFonts w:ascii="TH SarabunPSK" w:hAnsi="TH SarabunPSK" w:cs="TH SarabunPSK"/>
-                                <w:sz w:val="28"/>
-                              </w:rPr>
-                              <w:t>total_days_sick</w:t>
-                            </w:r>
-                            <w:proofErr w:type="spellEnd"/>
-                            <w:r>
-                              <w:rPr>
-                                <w:rFonts w:ascii="TH SarabunPSK" w:hAnsi="TH SarabunPSK" w:cs="TH SarabunPSK"/>
-                                <w:sz w:val="28"/>
-                              </w:rPr>
-                              <w:t>}</w:t>
-                            </w:r>
-                          </w:p>
-                        </w:txbxContent>
-                      </v:textbox>
-                    </v:shape>
-                  </w:pict>
-                </mc:Fallback>
-              </mc:AlternateContent>
-            </w:r>
-            <w:r>
-              <w:rPr>
-                <w:rFonts w:ascii="TH SarabunPSK" w:hAnsi="TH SarabunPSK" w:cs="TH SarabunPSK" w:hint="cs"/>
-                <w:b/>
-                <w:bCs/>
-                <w:noProof/>
-                <w:sz w:val="28"/>
-                <w:lang w:val="th-TH"/>
-              </w:rPr>
-              <mc:AlternateContent>
-                <mc:Choice Requires="wps">
-                  <w:drawing>
-                    <wp:anchor distT="0" distB="0" distL="114300" distR="114300" simplePos="0" relativeHeight="251710464" behindDoc="0" locked="0" layoutInCell="1" allowOverlap="1" wp14:anchorId="777853AE" wp14:editId="625C771B">
-                      <wp:simplePos x="0" y="0"/>
-                      <wp:positionH relativeFrom="column">
-                        <wp:posOffset>105728</wp:posOffset>
-                      </wp:positionH>
-                      <wp:positionV relativeFrom="paragraph">
-                        <wp:posOffset>-635</wp:posOffset>
-                      </wp:positionV>
-                      <wp:extent cx="319087" cy="299720"/>
-                      <wp:effectExtent l="0" t="0" r="0" b="5080"/>
-                      <wp:wrapNone/>
-                      <wp:docPr id="842032522" name="Text Box 3"/>
-                      <wp:cNvGraphicFramePr/>
-                      <a:graphic xmlns:a="http://schemas.openxmlformats.org/drawingml/2006/main">
-                        <a:graphicData uri="http://schemas.microsoft.com/office/word/2010/wordprocessingShape">
-                          <wps:wsp>
-                            <wps:cNvSpPr txBox="1"/>
-                            <wps:spPr>
-                              <a:xfrm>
-                                <a:off x="0" y="0"/>
-                                <a:ext cx="319087" cy="299720"/>
-                              </a:xfrm>
-                              <a:prstGeom prst="rect">
-                                <a:avLst/>
-                              </a:prstGeom>
-                              <a:noFill/>
-                              <a:ln w="6350">
-                                <a:noFill/>
-                              </a:ln>
-                            </wps:spPr>
-                            <wps:txbx>
-                              <w:txbxContent>
-                                <w:p>
-                                  <w:pPr>
-                                    <w:rPr>
-                                      <w:rFonts w:ascii="TH SarabunPSK" w:hAnsi="TH SarabunPSK" w:cs="TH SarabunPSK"/>
-                                      <w:sz w:val="28"/>
-                                    </w:rPr>
-                                  </w:pPr>
-                                  <w:r>
-                                    <w:rPr>
-                                      <w:rFonts w:ascii="TH SarabunPSK" w:hAnsi="TH SarabunPSK" w:cs="TH SarabunPSK"/>
-                                      <w:sz w:val="28"/>
-                                    </w:rPr>
-                                    <w:t>${</w:t>
-                                  </w:r>
-                                  <w:proofErr w:type="spellStart"/>
-                                  <w:r>
-                                    <w:rPr>
-                                      <w:rFonts w:ascii="TH SarabunPSK" w:hAnsi="TH SarabunPSK" w:cs="TH SarabunPSK"/>
-                                      <w:sz w:val="28"/>
-                                    </w:rPr>
-                                    <w:t>total_days_sick</w:t>
-                                  </w:r>
-                                  <w:proofErr w:type="spellEnd"/>
-                                  <w:r>
-                                    <w:rPr>
-                                      <w:rFonts w:ascii="TH SarabunPSK" w:hAnsi="TH SarabunPSK" w:cs="TH SarabunPSK"/>
-                                      <w:sz w:val="28"/>
-                                    </w:rPr>
-                                    <w:t>}</w:t>
-                                  </w:r>
-                                </w:p>
-                              </w:txbxContent>
-                            </wps:txbx>
-                            <wps:bodyPr rot="0" spcFirstLastPara="0" vertOverflow="overflow" horzOverflow="overflow" vert="horz" wrap="square" lIns="91440" tIns="45720" rIns="91440" bIns="45720" numCol="1" spcCol="0" rtlCol="0" fromWordArt="0" anchor="t" anchorCtr="0" forceAA="0" compatLnSpc="1">
-                              <a:prstTxWarp prst="textNoShape">
-                                <a:avLst/>
-                              </a:prstTxWarp>
-                              <a:noAutofit/>
-                            </wps:bodyPr>
-                          </wps:wsp>
-                        </a:graphicData>
-                      </a:graphic>
-                      <wp14:sizeRelH relativeFrom="margin">
-                        <wp14:pctWidth>0</wp14:pctWidth>
-                      </wp14:sizeRelH>
-                      <wp14:sizeRelV relativeFrom="margin">
-                        <wp14:pctHeight>0</wp14:pctHeight>
-                      </wp14:sizeRelV>
-                    </wp:anchor>
-                  </w:drawing>
-                </mc:Choice>
-                <mc:Fallback>
-                  <w:pict>
-                    <v:shape w14:anchorId="777853AE" id="_x0000_s1054" type="#_x0000_t202" style="position:absolute;margin-left:8.35pt;margin-top:-.05pt;width:25.1pt;height:23.6pt;z-index:251710464;visibility:visible;mso-wrap-style:square;mso-width-percent:0;mso-height-percent:0;mso-wrap-distance-left:9pt;mso-wrap-distance-top:0;mso-wrap-distance-right:9pt;mso-wrap-distance-bottom:0;mso-position-horizontal:absolute;mso-position-horizontal-relative:text;mso-position-vertical:absolute;mso-position-vertical-relative:text;mso-width-percent:0;mso-height-percent:0;mso-width-relative:margin;mso-height-relative:margin;v-text-anchor:top" o:gfxdata="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" filled="f" stroked="f" strokeweight=".5pt">
+                    <v:shape w14:anchorId="5028F0AE" id="_x0000_s1054" type="#_x0000_t202" style="position:absolute;margin-left:7.95pt;margin-top:24.7pt;width:24pt;height:26.65pt;z-index:251712512;visibility:visible;mso-wrap-style:square;mso-width-percent:0;mso-height-percent:0;mso-wrap-distance-left:9pt;mso-wrap-distance-top:0;mso-wrap-distance-right:9pt;mso-wrap-distance-bottom:0;mso-position-horizontal:absolute;mso-position-horizontal-relative:text;mso-position-vertical:absolute;mso-position-vertical-relative:text;mso-width-percent:0;mso-height-percent:0;mso-width-relative:margin;mso-height-relative:margin;v-text-anchor:top" o:gfxdata="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" filled="f" stroked="f" strokeweight=".5pt">
                       <v:textbox>
                         <w:txbxContent>
                           <w:p>
@@ -5948,15 +5944,15 @@
               <mc:AlternateContent>
                 <mc:Choice Requires="wps">
                   <w:drawing>
-                    <wp:anchor distT="0" distB="0" distL="114300" distR="114300" simplePos="0" relativeHeight="251724800" behindDoc="0" locked="0" layoutInCell="1" allowOverlap="1" wp14:anchorId="2EE36128" wp14:editId="650CF359">
+                    <wp:anchor distT="0" distB="0" distL="114300" distR="114300" simplePos="0" relativeHeight="251724800" behindDoc="0" locked="0" layoutInCell="1" allowOverlap="1" wp14:anchorId="2EE36128" wp14:editId="2C2203FC">
                       <wp:simplePos x="0" y="0"/>
                       <wp:positionH relativeFrom="column">
-                        <wp:posOffset>42863</wp:posOffset>
+                        <wp:posOffset>38099</wp:posOffset>
                       </wp:positionH>
                       <wp:positionV relativeFrom="paragraph">
                         <wp:posOffset>313690</wp:posOffset>
                       </wp:positionV>
-                      <wp:extent cx="333375" cy="290513"/>
+                      <wp:extent cx="1304925" cy="290513"/>
                       <wp:effectExtent l="0" t="0" r="0" b="0"/>
                       <wp:wrapNone/>
                       <wp:docPr id="634808954" name="Text Box 3"/>
@@ -5968,7 +5964,7 @@
                             <wps:spPr>
                               <a:xfrm>
                                 <a:off x="0" y="0"/>
-                                <a:ext cx="333375" cy="290513"/>
+                                <a:ext cx="1304925" cy="290513"/>
                               </a:xfrm>
                               <a:prstGeom prst="rect">
                                 <a:avLst/>
@@ -6033,7 +6029,7 @@
                 </mc:Choice>
                 <mc:Fallback>
                   <w:pict>
-                    <v:shape w14:anchorId="2EE36128" id="_x0000_s1055" type="#_x0000_t202" style="position:absolute;margin-left:3.4pt;margin-top:24.7pt;width:26.25pt;height:22.9pt;z-index:251724800;visibility:visible;mso-wrap-style:square;mso-width-percent:0;mso-height-percent:0;mso-wrap-distance-left:9pt;mso-wrap-distance-top:0;mso-wrap-distance-right:9pt;mso-wrap-distance-bottom:0;mso-position-horizontal:absolute;mso-position-horizontal-relative:text;mso-position-vertical:absolute;mso-position-vertical-relative:text;mso-width-percent:0;mso-height-percent:0;mso-width-relative:margin;mso-height-relative:margin;v-text-anchor:top" o:gfxdata="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" filled="f" stroked="f" strokeweight=".5pt">
+                    <v:shape w14:anchorId="2EE36128" id="_x0000_s1055" type="#_x0000_t202" style="position:absolute;margin-left:3pt;margin-top:24.7pt;width:102.75pt;height:22.9pt;z-index:251724800;visibility:visible;mso-wrap-style:square;mso-width-percent:0;mso-height-percent:0;mso-wrap-distance-left:9pt;mso-wrap-distance-top:0;mso-wrap-distance-right:9pt;mso-wrap-distance-bottom:0;mso-position-horizontal:absolute;mso-position-horizontal-relative:text;mso-position-vertical:absolute;mso-position-vertical-relative:text;mso-width-percent:0;mso-height-percent:0;mso-width-relative:margin;mso-height-relative:margin;v-text-anchor:top" o:gfxdata="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" filled="f" stroked="f" strokeweight=".5pt">
                       <v:textbox>
                         <w:txbxContent>
                           <w:p>

--- a/docs/ใบลา_อินฟินิท2023.docx
+++ b/docs/ใบลา_อินฟินิท2023.docx
@@ -5652,16 +5652,154 @@
               <mc:AlternateContent>
                 <mc:Choice Requires="wps">
                   <w:drawing>
-                    <wp:anchor distT="0" distB="0" distL="114300" distR="114300" simplePos="0" relativeHeight="251710464" behindDoc="0" locked="0" layoutInCell="1" allowOverlap="1" wp14:anchorId="777853AE" wp14:editId="3A5902B8">
+                    <wp:anchor distT="0" distB="0" distL="114300" distR="114300" simplePos="0" relativeHeight="251712512" behindDoc="0" locked="0" layoutInCell="1" allowOverlap="1" wp14:anchorId="5028F0AE" wp14:editId="77747689">
                       <wp:simplePos x="0" y="0"/>
                       <wp:positionH relativeFrom="column">
                         <wp:posOffset>100965</wp:posOffset>
                       </wp:positionH>
                       <wp:positionV relativeFrom="paragraph">
+                        <wp:posOffset>313690</wp:posOffset>
+                      </wp:positionV>
+                      <wp:extent cx="304800" cy="304800"/>
+                      <wp:effectExtent l="0" t="0" r="0" b="0"/>
+                      <wp:wrapNone/>
+                      <wp:docPr id="683981077" name="Text Box 3"/>
+                      <wp:cNvGraphicFramePr/>
+                      <a:graphic xmlns:a="http://schemas.openxmlformats.org/drawingml/2006/main">
+                        <a:graphicData uri="http://schemas.microsoft.com/office/word/2010/wordprocessingShape">
+                          <wps:wsp>
+                            <wps:cNvSpPr txBox="1"/>
+                            <wps:spPr>
+                              <a:xfrm>
+                                <a:off x="0" y="0"/>
+                                <a:ext cx="304800" cy="304800"/>
+                              </a:xfrm>
+                              <a:prstGeom prst="rect">
+                                <a:avLst/>
+                              </a:prstGeom>
+                              <a:noFill/>
+                              <a:ln w="6350">
+                                <a:noFill/>
+                              </a:ln>
+                            </wps:spPr>
+                            <wps:txbx>
+                              <w:txbxContent>
+                                <w:p>
+                                  <w:pPr>
+                                    <w:rPr>
+                                      <w:rFonts w:ascii="TH SarabunPSK" w:hAnsi="TH SarabunPSK" w:cs="TH SarabunPSK"/>
+                                      <w:sz w:val="28"/>
+                                    </w:rPr>
+                                  </w:pPr>
+                                  <w:r>
+                                    <w:rPr>
+                                      <w:rFonts w:ascii="TH SarabunPSK" w:hAnsi="TH SarabunPSK" w:cs="TH SarabunPSK"/>
+                                      <w:sz w:val="28"/>
+                                    </w:rPr>
+                                    <w:t>${</w:t>
+                                  </w:r>
+                                  <w:proofErr w:type="spellStart"/>
+                                  <w:r>
+                                    <w:rPr>
+                                      <w:rFonts w:ascii="TH SarabunPSK" w:hAnsi="TH SarabunPSK" w:cs="TH SarabunPSK"/>
+                                      <w:sz w:val="28"/>
+                                    </w:rPr>
+                                    <w:t>total_days_personal</w:t>
+                                  </w:r>
+                                  <w:proofErr w:type="spellEnd"/>
+                                  <w:r>
+                                    <w:rPr>
+                                      <w:rFonts w:ascii="TH SarabunPSK" w:hAnsi="TH SarabunPSK" w:cs="TH SarabunPSK"/>
+                                      <w:sz w:val="28"/>
+                                    </w:rPr>
+                                    <w:t>}</w:t>
+                                  </w:r>
+                                </w:p>
+                              </w:txbxContent>
+                            </wps:txbx>
+                            <wps:bodyPr rot="0" spcFirstLastPara="0" vertOverflow="overflow" horzOverflow="overflow" vert="horz" wrap="square" lIns="91440" tIns="45720" rIns="91440" bIns="45720" numCol="1" spcCol="0" rtlCol="0" fromWordArt="0" anchor="t" anchorCtr="0" forceAA="0" compatLnSpc="1">
+                              <a:prstTxWarp prst="textNoShape">
+                                <a:avLst/>
+                              </a:prstTxWarp>
+                              <a:noAutofit/>
+                            </wps:bodyPr>
+                          </wps:wsp>
+                        </a:graphicData>
+                      </a:graphic>
+                      <wp14:sizeRelH relativeFrom="margin">
+                        <wp14:pctWidth>0</wp14:pctWidth>
+                      </wp14:sizeRelH>
+                      <wp14:sizeRelV relativeFrom="margin">
+                        <wp14:pctHeight>0</wp14:pctHeight>
+                      </wp14:sizeRelV>
+                    </wp:anchor>
+                  </w:drawing>
+                </mc:Choice>
+                <mc:Fallback>
+                  <w:pict>
+                    <v:shape w14:anchorId="5028F0AE" id="_x0000_s1053" type="#_x0000_t202" style="position:absolute;margin-left:7.95pt;margin-top:24.7pt;width:24pt;height:24pt;z-index:251712512;visibility:visible;mso-wrap-style:square;mso-width-percent:0;mso-height-percent:0;mso-wrap-distance-left:9pt;mso-wrap-distance-top:0;mso-wrap-distance-right:9pt;mso-wrap-distance-bottom:0;mso-position-horizontal:absolute;mso-position-horizontal-relative:text;mso-position-vertical:absolute;mso-position-vertical-relative:text;mso-width-percent:0;mso-height-percent:0;mso-width-relative:margin;mso-height-relative:margin;v-text-anchor:top" o:gfxdata="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" filled="f" stroked="f" strokeweight=".5pt">
+                      <v:textbox>
+                        <w:txbxContent>
+                          <w:p>
+                            <w:pPr>
+                              <w:rPr>
+                                <w:rFonts w:ascii="TH SarabunPSK" w:hAnsi="TH SarabunPSK" w:cs="TH SarabunPSK"/>
+                                <w:sz w:val="28"/>
+                              </w:rPr>
+                            </w:pPr>
+                            <w:r>
+                              <w:rPr>
+                                <w:rFonts w:ascii="TH SarabunPSK" w:hAnsi="TH SarabunPSK" w:cs="TH SarabunPSK"/>
+                                <w:sz w:val="28"/>
+                              </w:rPr>
+                              <w:t>${</w:t>
+                            </w:r>
+                            <w:proofErr w:type="spellStart"/>
+                            <w:r>
+                              <w:rPr>
+                                <w:rFonts w:ascii="TH SarabunPSK" w:hAnsi="TH SarabunPSK" w:cs="TH SarabunPSK"/>
+                                <w:sz w:val="28"/>
+                              </w:rPr>
+                              <w:t>total_days_personal</w:t>
+                            </w:r>
+                            <w:proofErr w:type="spellEnd"/>
+                            <w:r>
+                              <w:rPr>
+                                <w:rFonts w:ascii="TH SarabunPSK" w:hAnsi="TH SarabunPSK" w:cs="TH SarabunPSK"/>
+                                <w:sz w:val="28"/>
+                              </w:rPr>
+                              <w:t>}</w:t>
+                            </w:r>
+                          </w:p>
+                        </w:txbxContent>
+                      </v:textbox>
+                    </v:shape>
+                  </w:pict>
+                </mc:Fallback>
+              </mc:AlternateContent>
+            </w:r>
+            <w:r>
+              <w:rPr>
+                <w:rFonts w:ascii="TH SarabunPSK" w:hAnsi="TH SarabunPSK" w:cs="TH SarabunPSK" w:hint="cs"/>
+                <w:b/>
+                <w:bCs/>
+                <w:noProof/>
+                <w:sz w:val="28"/>
+                <w:lang w:val="th-TH"/>
+              </w:rPr>
+              <mc:AlternateContent>
+                <mc:Choice Requires="wps">
+                  <w:drawing>
+                    <wp:anchor distT="0" distB="0" distL="114300" distR="114300" simplePos="0" relativeHeight="251710464" behindDoc="0" locked="0" layoutInCell="1" allowOverlap="1" wp14:anchorId="777853AE" wp14:editId="0B3DDEC7">
+                      <wp:simplePos x="0" y="0"/>
+                      <wp:positionH relativeFrom="column">
+                        <wp:posOffset>100966</wp:posOffset>
+                      </wp:positionH>
+                      <wp:positionV relativeFrom="paragraph">
                         <wp:posOffset>-635</wp:posOffset>
                       </wp:positionV>
-                      <wp:extent cx="295275" cy="299720"/>
-                      <wp:effectExtent l="0" t="0" r="0" b="5080"/>
+                      <wp:extent cx="323850" cy="257175"/>
+                      <wp:effectExtent l="0" t="0" r="0" b="0"/>
                       <wp:wrapNone/>
                       <wp:docPr id="842032522" name="Text Box 3"/>
                       <wp:cNvGraphicFramePr/>
@@ -5672,7 +5810,7 @@
                             <wps:spPr>
                               <a:xfrm>
                                 <a:off x="0" y="0"/>
-                                <a:ext cx="295275" cy="299720"/>
+                                <a:ext cx="323850" cy="257175"/>
                               </a:xfrm>
                               <a:prstGeom prst="rect">
                                 <a:avLst/>
@@ -5737,145 +5875,7 @@
                 </mc:Choice>
                 <mc:Fallback>
                   <w:pict>
-                    <v:shape w14:anchorId="777853AE" id="_x0000_s1053" type="#_x0000_t202" style="position:absolute;margin-left:7.95pt;margin-top:-.05pt;width:23.25pt;height:23.6pt;z-index:251710464;visibility:visible;mso-wrap-style:square;mso-width-percent:0;mso-height-percent:0;mso-wrap-distance-left:9pt;mso-wrap-distance-top:0;mso-wrap-distance-right:9pt;mso-wrap-distance-bottom:0;mso-position-horizontal:absolute;mso-position-horizontal-relative:text;mso-position-vertical:absolute;mso-position-vertical-relative:text;mso-width-percent:0;mso-height-percent:0;mso-width-relative:margin;mso-height-relative:margin;v-text-anchor:top" o:gfxdata="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" filled="f" stroked="f" strokeweight=".5pt">
-                      <v:textbox>
-                        <w:txbxContent>
-                          <w:p>
-                            <w:pPr>
-                              <w:rPr>
-                                <w:rFonts w:ascii="TH SarabunPSK" w:hAnsi="TH SarabunPSK" w:cs="TH SarabunPSK"/>
-                                <w:sz w:val="28"/>
-                              </w:rPr>
-                            </w:pPr>
-                            <w:r>
-                              <w:rPr>
-                                <w:rFonts w:ascii="TH SarabunPSK" w:hAnsi="TH SarabunPSK" w:cs="TH SarabunPSK"/>
-                                <w:sz w:val="28"/>
-                              </w:rPr>
-                              <w:t>${</w:t>
-                            </w:r>
-                            <w:proofErr w:type="spellStart"/>
-                            <w:r>
-                              <w:rPr>
-                                <w:rFonts w:ascii="TH SarabunPSK" w:hAnsi="TH SarabunPSK" w:cs="TH SarabunPSK"/>
-                                <w:sz w:val="28"/>
-                              </w:rPr>
-                              <w:t>total_days_sick</w:t>
-                            </w:r>
-                            <w:proofErr w:type="spellEnd"/>
-                            <w:r>
-                              <w:rPr>
-                                <w:rFonts w:ascii="TH SarabunPSK" w:hAnsi="TH SarabunPSK" w:cs="TH SarabunPSK"/>
-                                <w:sz w:val="28"/>
-                              </w:rPr>
-                              <w:t>}</w:t>
-                            </w:r>
-                          </w:p>
-                        </w:txbxContent>
-                      </v:textbox>
-                    </v:shape>
-                  </w:pict>
-                </mc:Fallback>
-              </mc:AlternateContent>
-            </w:r>
-            <w:r>
-              <w:rPr>
-                <w:rFonts w:ascii="TH SarabunPSK" w:hAnsi="TH SarabunPSK" w:cs="TH SarabunPSK" w:hint="cs"/>
-                <w:b/>
-                <w:bCs/>
-                <w:noProof/>
-                <w:sz w:val="28"/>
-                <w:lang w:val="th-TH"/>
-              </w:rPr>
-              <mc:AlternateContent>
-                <mc:Choice Requires="wps">
-                  <w:drawing>
-                    <wp:anchor distT="0" distB="0" distL="114300" distR="114300" simplePos="0" relativeHeight="251712512" behindDoc="0" locked="0" layoutInCell="1" allowOverlap="1" wp14:anchorId="5028F0AE" wp14:editId="6F5DBF3D">
-                      <wp:simplePos x="0" y="0"/>
-                      <wp:positionH relativeFrom="column">
-                        <wp:posOffset>100966</wp:posOffset>
-                      </wp:positionH>
-                      <wp:positionV relativeFrom="paragraph">
-                        <wp:posOffset>313690</wp:posOffset>
-                      </wp:positionV>
-                      <wp:extent cx="304800" cy="338447"/>
-                      <wp:effectExtent l="0" t="0" r="0" b="5080"/>
-                      <wp:wrapNone/>
-                      <wp:docPr id="683981077" name="Text Box 3"/>
-                      <wp:cNvGraphicFramePr/>
-                      <a:graphic xmlns:a="http://schemas.openxmlformats.org/drawingml/2006/main">
-                        <a:graphicData uri="http://schemas.microsoft.com/office/word/2010/wordprocessingShape">
-                          <wps:wsp>
-                            <wps:cNvSpPr txBox="1"/>
-                            <wps:spPr>
-                              <a:xfrm>
-                                <a:off x="0" y="0"/>
-                                <a:ext cx="304800" cy="338447"/>
-                              </a:xfrm>
-                              <a:prstGeom prst="rect">
-                                <a:avLst/>
-                              </a:prstGeom>
-                              <a:noFill/>
-                              <a:ln w="6350">
-                                <a:noFill/>
-                              </a:ln>
-                            </wps:spPr>
-                            <wps:txbx>
-                              <w:txbxContent>
-                                <w:p>
-                                  <w:pPr>
-                                    <w:rPr>
-                                      <w:rFonts w:ascii="TH SarabunPSK" w:hAnsi="TH SarabunPSK" w:cs="TH SarabunPSK"/>
-                                      <w:sz w:val="28"/>
-                                    </w:rPr>
-                                  </w:pPr>
-                                  <w:r>
-                                    <w:rPr>
-                                      <w:rFonts w:ascii="TH SarabunPSK" w:hAnsi="TH SarabunPSK" w:cs="TH SarabunPSK"/>
-                                      <w:sz w:val="28"/>
-                                    </w:rPr>
-                                    <w:t>${</w:t>
-                                  </w:r>
-                                  <w:proofErr w:type="spellStart"/>
-                                  <w:r>
-                                    <w:rPr>
-                                      <w:rFonts w:ascii="TH SarabunPSK" w:hAnsi="TH SarabunPSK" w:cs="TH SarabunPSK"/>
-                                      <w:sz w:val="28"/>
-                                    </w:rPr>
-                                    <w:t>total_days_sick</w:t>
-                                  </w:r>
-                                  <w:proofErr w:type="spellEnd"/>
-                                  <w:r>
-                                    <w:rPr>
-                                      <w:rFonts w:ascii="TH SarabunPSK" w:hAnsi="TH SarabunPSK" w:cs="TH SarabunPSK"/>
-                                      <w:sz w:val="28"/>
-                                    </w:rPr>
-                                    <w:t>}</w:t>
-                                  </w:r>
-                                </w:p>
-                              </w:txbxContent>
-                            </wps:txbx>
-                            <wps:bodyPr rot="0" spcFirstLastPara="0" vertOverflow="overflow" horzOverflow="overflow" vert="horz" wrap="square" lIns="91440" tIns="45720" rIns="91440" bIns="45720" numCol="1" spcCol="0" rtlCol="0" fromWordArt="0" anchor="t" anchorCtr="0" forceAA="0" compatLnSpc="1">
-                              <a:prstTxWarp prst="textNoShape">
-                                <a:avLst/>
-                              </a:prstTxWarp>
-                              <a:noAutofit/>
-                            </wps:bodyPr>
-                          </wps:wsp>
-                        </a:graphicData>
-                      </a:graphic>
-                      <wp14:sizeRelH relativeFrom="margin">
-                        <wp14:pctWidth>0</wp14:pctWidth>
-                      </wp14:sizeRelH>
-                      <wp14:sizeRelV relativeFrom="margin">
-                        <wp14:pctHeight>0</wp14:pctHeight>
-                      </wp14:sizeRelV>
-                    </wp:anchor>
-                  </w:drawing>
-                </mc:Choice>
-                <mc:Fallback>
-                  <w:pict>
-                    <v:shape w14:anchorId="5028F0AE" id="_x0000_s1054" type="#_x0000_t202" style="position:absolute;margin-left:7.95pt;margin-top:24.7pt;width:24pt;height:26.65pt;z-index:251712512;visibility:visible;mso-wrap-style:square;mso-width-percent:0;mso-height-percent:0;mso-wrap-distance-left:9pt;mso-wrap-distance-top:0;mso-wrap-distance-right:9pt;mso-wrap-distance-bottom:0;mso-position-horizontal:absolute;mso-position-horizontal-relative:text;mso-position-vertical:absolute;mso-position-vertical-relative:text;mso-width-percent:0;mso-height-percent:0;mso-width-relative:margin;mso-height-relative:margin;v-text-anchor:top" o:gfxdata="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" filled="f" stroked="f" strokeweight=".5pt">
+                    <v:shape w14:anchorId="777853AE" id="_x0000_s1054" type="#_x0000_t202" style="position:absolute;margin-left:7.95pt;margin-top:-.05pt;width:25.5pt;height:20.25pt;z-index:251710464;visibility:visible;mso-wrap-style:square;mso-width-percent:0;mso-height-percent:0;mso-wrap-distance-left:9pt;mso-wrap-distance-top:0;mso-wrap-distance-right:9pt;mso-wrap-distance-bottom:0;mso-position-horizontal:absolute;mso-position-horizontal-relative:text;mso-position-vertical:absolute;mso-position-vertical-relative:text;mso-width-percent:0;mso-height-percent:0;mso-width-relative:margin;mso-height-relative:margin;v-text-anchor:top" o:gfxdata="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" filled="f" stroked="f" strokeweight=".5pt">
                       <v:textbox>
                         <w:txbxContent>
                           <w:p>
@@ -5944,15 +5944,15 @@
               <mc:AlternateContent>
                 <mc:Choice Requires="wps">
                   <w:drawing>
-                    <wp:anchor distT="0" distB="0" distL="114300" distR="114300" simplePos="0" relativeHeight="251724800" behindDoc="0" locked="0" layoutInCell="1" allowOverlap="1" wp14:anchorId="2EE36128" wp14:editId="2C2203FC">
+                    <wp:anchor distT="0" distB="0" distL="114300" distR="114300" simplePos="0" relativeHeight="251724800" behindDoc="0" locked="0" layoutInCell="1" allowOverlap="1" wp14:anchorId="2EE36128" wp14:editId="7266F7B6">
                       <wp:simplePos x="0" y="0"/>
                       <wp:positionH relativeFrom="column">
-                        <wp:posOffset>38099</wp:posOffset>
+                        <wp:posOffset>38100</wp:posOffset>
                       </wp:positionH>
                       <wp:positionV relativeFrom="paragraph">
                         <wp:posOffset>313690</wp:posOffset>
                       </wp:positionV>
-                      <wp:extent cx="1304925" cy="290513"/>
+                      <wp:extent cx="1428750" cy="290513"/>
                       <wp:effectExtent l="0" t="0" r="0" b="0"/>
                       <wp:wrapNone/>
                       <wp:docPr id="634808954" name="Text Box 3"/>
@@ -5964,7 +5964,7 @@
                             <wps:spPr>
                               <a:xfrm>
                                 <a:off x="0" y="0"/>
-                                <a:ext cx="1304925" cy="290513"/>
+                                <a:ext cx="1428750" cy="290513"/>
                               </a:xfrm>
                               <a:prstGeom prst="rect">
                                 <a:avLst/>
@@ -6029,7 +6029,7 @@
                 </mc:Choice>
                 <mc:Fallback>
                   <w:pict>
-                    <v:shape w14:anchorId="2EE36128" id="_x0000_s1055" type="#_x0000_t202" style="position:absolute;margin-left:3pt;margin-top:24.7pt;width:102.75pt;height:22.9pt;z-index:251724800;visibility:visible;mso-wrap-style:square;mso-width-percent:0;mso-height-percent:0;mso-wrap-distance-left:9pt;mso-wrap-distance-top:0;mso-wrap-distance-right:9pt;mso-wrap-distance-bottom:0;mso-position-horizontal:absolute;mso-position-horizontal-relative:text;mso-position-vertical:absolute;mso-position-vertical-relative:text;mso-width-percent:0;mso-height-percent:0;mso-width-relative:margin;mso-height-relative:margin;v-text-anchor:top" o:gfxdata="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" filled="f" stroked="f" strokeweight=".5pt">
+                    <v:shape w14:anchorId="2EE36128" id="_x0000_s1055" type="#_x0000_t202" style="position:absolute;margin-left:3pt;margin-top:24.7pt;width:112.5pt;height:22.9pt;z-index:251724800;visibility:visible;mso-wrap-style:square;mso-width-percent:0;mso-height-percent:0;mso-wrap-distance-left:9pt;mso-wrap-distance-top:0;mso-wrap-distance-right:9pt;mso-wrap-distance-bottom:0;mso-position-horizontal:absolute;mso-position-horizontal-relative:text;mso-position-vertical:absolute;mso-position-vertical-relative:text;mso-width-percent:0;mso-height-percent:0;mso-width-relative:margin;mso-height-relative:margin;v-text-anchor:top" o:gfxdata="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" filled="f" stroked="f" strokeweight=".5pt">
                       <v:textbox>
                         <w:txbxContent>
                           <w:p>
@@ -7006,7 +7006,34 @@
           <w:szCs w:val="24"/>
           <w:cs/>
         </w:rPr>
-        <w:t xml:space="preserve">           </w:t>
+        <w:t xml:space="preserve">       </w:t>
+      </w:r>
+      <w:r>
+        <w:rPr>
+          <w:rFonts w:ascii="TH SarabunPSK" w:hAnsi="TH SarabunPSK" w:cs="TH SarabunPSK"/>
+          <w:b/>
+          <w:bCs/>
+          <w:i/>
+          <w:iCs/>
+          <w:color w:val="FF0000"/>
+          <w:sz w:val="24"/>
+          <w:szCs w:val="24"/>
+        </w:rPr>
+        <w:t>‘</w:t>
+      </w:r>
+      <w:r>
+        <w:rPr>
+          <w:rFonts w:ascii="TH SarabunPSK" w:hAnsi="TH SarabunPSK" w:cs="TH SarabunPSK" w:hint="cs"/>
+          <w:b/>
+          <w:bCs/>
+          <w:i/>
+          <w:iCs/>
+          <w:color w:val="FF0000"/>
+          <w:sz w:val="24"/>
+          <w:szCs w:val="24"/>
+          <w:cs/>
+        </w:rPr>
+        <w:t xml:space="preserve">    </w:t>
       </w:r>
       <w:r>
         <w:rPr>
@@ -7826,7 +7853,6 @@
   <w:style w:type="character" w:default="1" w:styleId="DefaultParagraphFont">
     <w:name w:val="Default Paragraph Font"/>
     <w:uiPriority w:val="1"/>
-    <w:semiHidden/>
     <w:unhideWhenUsed/>
   </w:style>
   <w:style w:type="table" w:default="1" w:styleId="TableNormal">

--- a/docs/ใบลา_อินฟินิท2023.docx
+++ b/docs/ใบลา_อินฟินิท2023.docx
@@ -4806,15 +4806,15 @@
         <mc:AlternateContent>
           <mc:Choice Requires="wps">
             <w:drawing>
-              <wp:anchor distT="0" distB="0" distL="114300" distR="114300" simplePos="0" relativeHeight="251689984" behindDoc="0" locked="0" layoutInCell="1" allowOverlap="1" wp14:anchorId="00A95EB5" wp14:editId="78452F86">
+              <wp:anchor distT="0" distB="0" distL="114300" distR="114300" simplePos="0" relativeHeight="251689984" behindDoc="0" locked="0" layoutInCell="1" allowOverlap="1" wp14:anchorId="00A95EB5" wp14:editId="029BAC50">
                 <wp:simplePos x="0" y="0"/>
                 <wp:positionH relativeFrom="column">
-                  <wp:posOffset>196387</wp:posOffset>
+                  <wp:posOffset>323850</wp:posOffset>
                 </wp:positionH>
                 <wp:positionV relativeFrom="paragraph">
-                  <wp:posOffset>196744</wp:posOffset>
+                  <wp:posOffset>10795</wp:posOffset>
                 </wp:positionV>
-                <wp:extent cx="1476375" cy="288290"/>
+                <wp:extent cx="1838325" cy="962025"/>
                 <wp:effectExtent l="0" t="0" r="0" b="0"/>
                 <wp:wrapNone/>
                 <wp:docPr id="934865647" name="Text Box 3"/>
@@ -4826,7 +4826,7 @@
                       <wps:spPr>
                         <a:xfrm>
                           <a:off x="0" y="0"/>
-                          <a:ext cx="1476375" cy="288290"/>
+                          <a:ext cx="1838325" cy="962025"/>
                         </a:xfrm>
                         <a:prstGeom prst="rect">
                           <a:avLst/>
@@ -4891,7 +4891,7 @@
           </mc:Choice>
           <mc:Fallback>
             <w:pict>
-              <v:shape w14:anchorId="00A95EB5" id="_x0000_s1049" type="#_x0000_t202" style="position:absolute;margin-left:15.45pt;margin-top:15.5pt;width:116.25pt;height:22.7pt;z-index:251689984;visibility:visible;mso-wrap-style:square;mso-width-percent:0;mso-height-percent:0;mso-wrap-distance-left:9pt;mso-wrap-distance-top:0;mso-wrap-distance-right:9pt;mso-wrap-distance-bottom:0;mso-position-horizontal:absolute;mso-position-horizontal-relative:text;mso-position-vertical:absolute;mso-position-vertical-relative:text;mso-width-percent:0;mso-height-percent:0;mso-width-relative:margin;mso-height-relative:margin;v-text-anchor:top" o:gfxdata="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" filled="f" stroked="f" strokeweight=".5pt">
+              <v:shape w14:anchorId="00A95EB5" id="_x0000_s1049" type="#_x0000_t202" style="position:absolute;margin-left:25.5pt;margin-top:.85pt;width:144.75pt;height:75.75pt;z-index:251689984;visibility:visible;mso-wrap-style:square;mso-width-percent:0;mso-height-percent:0;mso-wrap-distance-left:9pt;mso-wrap-distance-top:0;mso-wrap-distance-right:9pt;mso-wrap-distance-bottom:0;mso-position-horizontal:absolute;mso-position-horizontal-relative:text;mso-position-vertical:absolute;mso-position-vertical-relative:text;mso-width-percent:0;mso-height-percent:0;mso-width-relative:margin;mso-height-relative:margin;v-text-anchor:top" o:gfxdata="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" filled="f" stroked="f" strokeweight=".5pt">
                 <v:textbox>
                   <w:txbxContent>
                     <w:p>
@@ -7853,6 +7853,7 @@
   <w:style w:type="character" w:default="1" w:styleId="DefaultParagraphFont">
     <w:name w:val="Default Paragraph Font"/>
     <w:uiPriority w:val="1"/>
+    <w:semiHidden/>
     <w:unhideWhenUsed/>
   </w:style>
   <w:style w:type="table" w:default="1" w:styleId="TableNormal">

--- a/docs/ใบลา_อินฟินิท2023.docx
+++ b/docs/ใบลา_อินฟินิท2023.docx
@@ -3498,7 +3498,7 @@
           </mc:Choice>
           <mc:Fallback>
             <w:pict>
-              <v:roundrect w14:anchorId="299DB5EB" id="Rounded Rectangle 3" o:spid="_x0000_s1026" style="position:absolute;margin-left:-6.9pt;margin-top:62.8pt;width:232.85pt;height:25.65pt;z-index:-251655168;visibility:visible;mso-wrap-style:square;mso-width-percent:0;mso-height-percent:0;mso-wrap-distance-left:9pt;mso-wrap-distance-top:0;mso-wrap-distance-right:9pt;mso-wrap-distance-bottom:0;mso-position-horizontal:absolute;mso-position-horizontal-relative:margin;mso-position-vertical:absolute;mso-position-vertical-relative:text;mso-width-percent:0;mso-height-percent:0;mso-width-relative:margin;mso-height-relative:margin;v-text-anchor:middle" arcsize="10923f" o:gfxdata="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" fillcolor="white [3201]" strokecolor="#70ad47 [3209]" strokeweight="1pt">
+              <v:roundrect w14:anchorId="6F1FE5E6" id="Rounded Rectangle 3" o:spid="_x0000_s1026" style="position:absolute;margin-left:-6.9pt;margin-top:62.8pt;width:232.85pt;height:25.65pt;z-index:-251655168;visibility:visible;mso-wrap-style:square;mso-width-percent:0;mso-height-percent:0;mso-wrap-distance-left:9pt;mso-wrap-distance-top:0;mso-wrap-distance-right:9pt;mso-wrap-distance-bottom:0;mso-position-horizontal:absolute;mso-position-horizontal-relative:margin;mso-position-vertical:absolute;mso-position-vertical-relative:text;mso-width-percent:0;mso-height-percent:0;mso-width-relative:margin;mso-height-relative:margin;v-text-anchor:middle" arcsize="10923f" o:gfxdata="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" fillcolor="white [3201]" strokecolor="#70ad47 [3209]" strokeweight="1pt">
                 <v:stroke joinstyle="miter"/>
                 <w10:wrap anchorx="margin"/>
               </v:roundrect>

--- a/docs/ใบลา_อินฟินิท2023.docx
+++ b/docs/ใบลา_อินฟินิท2023.docx
@@ -72,7 +72,6 @@
                               </w:rPr>
                               <w:t>${</w:t>
                             </w:r>
-                            <w:proofErr w:type="spellStart"/>
                             <w:r>
                               <w:rPr>
                                 <w:rFonts w:ascii="TH SarabunPSK" w:hAnsi="TH SarabunPSK" w:cs="TH SarabunPSK"/>
@@ -80,7 +79,6 @@
                               </w:rPr>
                               <w:t>total_days_sick</w:t>
                             </w:r>
-                            <w:proofErr w:type="spellEnd"/>
                           </w:p>
                           <w:p>
                             <w:pPr>
@@ -140,7 +138,6 @@
                         </w:rPr>
                         <w:t>${</w:t>
                       </w:r>
-                      <w:proofErr w:type="spellStart"/>
                       <w:r>
                         <w:rPr>
                           <w:rFonts w:ascii="TH SarabunPSK" w:hAnsi="TH SarabunPSK" w:cs="TH SarabunPSK"/>
@@ -148,7 +145,6 @@
                         </w:rPr>
                         <w:t>total_days_sick</w:t>
                       </w:r>
-                      <w:proofErr w:type="spellEnd"/>
                     </w:p>
                     <w:p>
                       <w:pPr>
@@ -249,7 +245,6 @@
                               </w:rPr>
                               <w:t>${</w:t>
                             </w:r>
-                            <w:proofErr w:type="spellStart"/>
                             <w:r>
                               <w:rPr>
                                 <w:rFonts w:ascii="TH SarabunPSK" w:hAnsi="TH SarabunPSK" w:cs="TH SarabunPSK"/>
@@ -257,7 +252,6 @@
                               </w:rPr>
                               <w:t>date_year</w:t>
                             </w:r>
-                            <w:proofErr w:type="spellEnd"/>
                             <w:r>
                               <w:rPr>
                                 <w:rFonts w:ascii="TH SarabunPSK" w:hAnsi="TH SarabunPSK" w:cs="TH SarabunPSK" w:hint="cs"/>
@@ -302,7 +296,6 @@
                         </w:rPr>
                         <w:t>${</w:t>
                       </w:r>
-                      <w:proofErr w:type="spellStart"/>
                       <w:r>
                         <w:rPr>
                           <w:rFonts w:ascii="TH SarabunPSK" w:hAnsi="TH SarabunPSK" w:cs="TH SarabunPSK"/>
@@ -310,7 +303,6 @@
                         </w:rPr>
                         <w:t>date_year</w:t>
                       </w:r>
-                      <w:proofErr w:type="spellEnd"/>
                       <w:r>
                         <w:rPr>
                           <w:rFonts w:ascii="TH SarabunPSK" w:hAnsi="TH SarabunPSK" w:cs="TH SarabunPSK" w:hint="cs"/>
@@ -384,7 +376,6 @@
                               </w:rPr>
                               <w:t>${</w:t>
                             </w:r>
-                            <w:proofErr w:type="spellStart"/>
                             <w:r>
                               <w:rPr>
                                 <w:rFonts w:ascii="TH SarabunPSK" w:hAnsi="TH SarabunPSK" w:cs="TH SarabunPSK"/>
@@ -392,7 +383,6 @@
                               </w:rPr>
                               <w:t>date_day</w:t>
                             </w:r>
-                            <w:proofErr w:type="spellEnd"/>
                             <w:r>
                               <w:rPr>
                                 <w:rFonts w:ascii="TH SarabunPSK" w:hAnsi="TH SarabunPSK" w:cs="TH SarabunPSK" w:hint="cs"/>
@@ -440,7 +430,6 @@
                         </w:rPr>
                         <w:t>${</w:t>
                       </w:r>
-                      <w:proofErr w:type="spellStart"/>
                       <w:r>
                         <w:rPr>
                           <w:rFonts w:ascii="TH SarabunPSK" w:hAnsi="TH SarabunPSK" w:cs="TH SarabunPSK"/>
@@ -448,7 +437,6 @@
                         </w:rPr>
                         <w:t>date_day</w:t>
                       </w:r>
-                      <w:proofErr w:type="spellEnd"/>
                       <w:r>
                         <w:rPr>
                           <w:rFonts w:ascii="TH SarabunPSK" w:hAnsi="TH SarabunPSK" w:cs="TH SarabunPSK" w:hint="cs"/>
@@ -522,7 +510,6 @@
                               </w:rPr>
                               <w:t>${</w:t>
                             </w:r>
-                            <w:proofErr w:type="spellStart"/>
                             <w:r>
                               <w:rPr>
                                 <w:rFonts w:ascii="TH SarabunPSK" w:hAnsi="TH SarabunPSK" w:cs="TH SarabunPSK"/>
@@ -530,7 +517,6 @@
                               </w:rPr>
                               <w:t>date_month</w:t>
                             </w:r>
-                            <w:proofErr w:type="spellEnd"/>
                             <w:r>
                               <w:rPr>
                                 <w:rFonts w:ascii="TH SarabunPSK" w:hAnsi="TH SarabunPSK" w:cs="TH SarabunPSK" w:hint="cs"/>
@@ -578,7 +564,6 @@
                         </w:rPr>
                         <w:t>${</w:t>
                       </w:r>
-                      <w:proofErr w:type="spellStart"/>
                       <w:r>
                         <w:rPr>
                           <w:rFonts w:ascii="TH SarabunPSK" w:hAnsi="TH SarabunPSK" w:cs="TH SarabunPSK"/>
@@ -586,7 +571,6 @@
                         </w:rPr>
                         <w:t>date_month</w:t>
                       </w:r>
-                      <w:proofErr w:type="spellEnd"/>
                       <w:r>
                         <w:rPr>
                           <w:rFonts w:ascii="TH SarabunPSK" w:hAnsi="TH SarabunPSK" w:cs="TH SarabunPSK" w:hint="cs"/>
@@ -675,7 +659,6 @@
                               </w:rPr>
                               <w:t>${</w:t>
                             </w:r>
-                            <w:proofErr w:type="spellStart"/>
                             <w:r>
                               <w:rPr>
                                 <w:rFonts w:ascii="TH SarabunPSK" w:hAnsi="TH SarabunPSK" w:cs="TH SarabunPSK"/>
@@ -683,7 +666,6 @@
                               </w:rPr>
                               <w:t>check_maternity</w:t>
                             </w:r>
-                            <w:proofErr w:type="spellEnd"/>
                           </w:p>
                           <w:p>
                             <w:pPr>
@@ -739,7 +721,6 @@
                         </w:rPr>
                         <w:t>${</w:t>
                       </w:r>
-                      <w:proofErr w:type="spellStart"/>
                       <w:r>
                         <w:rPr>
                           <w:rFonts w:ascii="TH SarabunPSK" w:hAnsi="TH SarabunPSK" w:cs="TH SarabunPSK"/>
@@ -747,7 +728,6 @@
                         </w:rPr>
                         <w:t>check_maternity</w:t>
                       </w:r>
-                      <w:proofErr w:type="spellEnd"/>
                     </w:p>
                     <w:p>
                       <w:pPr>
@@ -829,7 +809,6 @@
                               </w:rPr>
                               <w:t>${</w:t>
                             </w:r>
-                            <w:proofErr w:type="spellStart"/>
                             <w:r>
                               <w:rPr>
                                 <w:rFonts w:ascii="TH SarabunPSK" w:hAnsi="TH SarabunPSK" w:cs="TH SarabunPSK"/>
@@ -837,7 +816,6 @@
                               </w:rPr>
                               <w:t>check_personal</w:t>
                             </w:r>
-                            <w:proofErr w:type="spellEnd"/>
                             <w:r>
                               <w:rPr>
                                 <w:rFonts w:ascii="TH SarabunPSK" w:hAnsi="TH SarabunPSK" w:cs="TH SarabunPSK" w:hint="cs"/>
@@ -885,7 +863,6 @@
                         </w:rPr>
                         <w:t>${</w:t>
                       </w:r>
-                      <w:proofErr w:type="spellStart"/>
                       <w:r>
                         <w:rPr>
                           <w:rFonts w:ascii="TH SarabunPSK" w:hAnsi="TH SarabunPSK" w:cs="TH SarabunPSK"/>
@@ -893,7 +870,6 @@
                         </w:rPr>
                         <w:t>check_personal</w:t>
                       </w:r>
-                      <w:proofErr w:type="spellEnd"/>
                       <w:r>
                         <w:rPr>
                           <w:rFonts w:ascii="TH SarabunPSK" w:hAnsi="TH SarabunPSK" w:cs="TH SarabunPSK" w:hint="cs"/>
@@ -967,7 +943,6 @@
                               </w:rPr>
                               <w:t>${</w:t>
                             </w:r>
-                            <w:proofErr w:type="spellStart"/>
                             <w:r>
                               <w:rPr>
                                 <w:rFonts w:ascii="TH SarabunPSK" w:hAnsi="TH SarabunPSK" w:cs="TH SarabunPSK"/>
@@ -975,7 +950,6 @@
                               </w:rPr>
                               <w:t>check_sick</w:t>
                             </w:r>
-                            <w:proofErr w:type="spellEnd"/>
                             <w:r>
                               <w:rPr>
                                 <w:rFonts w:ascii="TH SarabunPSK" w:hAnsi="TH SarabunPSK" w:cs="TH SarabunPSK" w:hint="cs"/>
@@ -1023,7 +997,6 @@
                         </w:rPr>
                         <w:t>${</w:t>
                       </w:r>
-                      <w:proofErr w:type="spellStart"/>
                       <w:r>
                         <w:rPr>
                           <w:rFonts w:ascii="TH SarabunPSK" w:hAnsi="TH SarabunPSK" w:cs="TH SarabunPSK"/>
@@ -1031,7 +1004,6 @@
                         </w:rPr>
                         <w:t>check_sick</w:t>
                       </w:r>
-                      <w:proofErr w:type="spellEnd"/>
                       <w:r>
                         <w:rPr>
                           <w:rFonts w:ascii="TH SarabunPSK" w:hAnsi="TH SarabunPSK" w:cs="TH SarabunPSK" w:hint="cs"/>
@@ -1522,7 +1494,6 @@
                               </w:rPr>
                               <w:t>${</w:t>
                             </w:r>
-                            <w:proofErr w:type="spellStart"/>
                             <w:r>
                               <w:rPr>
                                 <w:rFonts w:ascii="TH SarabunPSK" w:hAnsi="TH SarabunPSK" w:cs="TH SarabunPSK"/>
@@ -1530,7 +1501,6 @@
                               </w:rPr>
                               <w:t>prefix_employee_name</w:t>
                             </w:r>
-                            <w:proofErr w:type="spellEnd"/>
                             <w:r>
                               <w:rPr>
                                 <w:rFonts w:ascii="TH SarabunPSK" w:hAnsi="TH SarabunPSK" w:cs="TH SarabunPSK"/>
@@ -1593,7 +1563,6 @@
                         </w:rPr>
                         <w:t>${</w:t>
                       </w:r>
-                      <w:proofErr w:type="spellStart"/>
                       <w:r>
                         <w:rPr>
                           <w:rFonts w:ascii="TH SarabunPSK" w:hAnsi="TH SarabunPSK" w:cs="TH SarabunPSK"/>
@@ -1601,7 +1570,6 @@
                         </w:rPr>
                         <w:t>prefix_employee_name</w:t>
                       </w:r>
-                      <w:proofErr w:type="spellEnd"/>
                       <w:r>
                         <w:rPr>
                           <w:rFonts w:ascii="TH SarabunPSK" w:hAnsi="TH SarabunPSK" w:cs="TH SarabunPSK"/>
@@ -1720,7 +1688,6 @@
                               </w:rPr>
                               <w:t>${</w:t>
                             </w:r>
-                            <w:proofErr w:type="spellStart"/>
                             <w:r>
                               <w:rPr>
                                 <w:rFonts w:ascii="TH SarabunPSK" w:hAnsi="TH SarabunPSK" w:cs="TH SarabunPSK"/>
@@ -1728,7 +1695,6 @@
                               </w:rPr>
                               <w:t>check_sick</w:t>
                             </w:r>
-                            <w:proofErr w:type="spellEnd"/>
                             <w:r>
                               <w:rPr>
                                 <w:rFonts w:ascii="TH SarabunPSK" w:hAnsi="TH SarabunPSK" w:cs="TH SarabunPSK" w:hint="cs"/>
@@ -1776,7 +1742,6 @@
                         </w:rPr>
                         <w:t>${</w:t>
                       </w:r>
-                      <w:proofErr w:type="spellStart"/>
                       <w:r>
                         <w:rPr>
                           <w:rFonts w:ascii="TH SarabunPSK" w:hAnsi="TH SarabunPSK" w:cs="TH SarabunPSK"/>
@@ -1784,7 +1749,6 @@
                         </w:rPr>
                         <w:t>check_sick</w:t>
                       </w:r>
-                      <w:proofErr w:type="spellEnd"/>
                       <w:r>
                         <w:rPr>
                           <w:rFonts w:ascii="TH SarabunPSK" w:hAnsi="TH SarabunPSK" w:cs="TH SarabunPSK" w:hint="cs"/>
@@ -2006,7 +1970,6 @@
                               </w:rPr>
                               <w:t>${</w:t>
                             </w:r>
-                            <w:proofErr w:type="spellStart"/>
                             <w:r>
                               <w:rPr>
                                 <w:rFonts w:ascii="TH SarabunPSK" w:hAnsi="TH SarabunPSK" w:cs="TH SarabunPSK"/>
@@ -2014,7 +1977,6 @@
                               </w:rPr>
                               <w:t>check_personal</w:t>
                             </w:r>
-                            <w:proofErr w:type="spellEnd"/>
                             <w:r>
                               <w:rPr>
                                 <w:rFonts w:ascii="TH SarabunPSK" w:hAnsi="TH SarabunPSK" w:cs="TH SarabunPSK" w:hint="cs"/>
@@ -2062,7 +2024,6 @@
                         </w:rPr>
                         <w:t>${</w:t>
                       </w:r>
-                      <w:proofErr w:type="spellStart"/>
                       <w:r>
                         <w:rPr>
                           <w:rFonts w:ascii="TH SarabunPSK" w:hAnsi="TH SarabunPSK" w:cs="TH SarabunPSK"/>
@@ -2070,7 +2031,6 @@
                         </w:rPr>
                         <w:t>check_personal</w:t>
                       </w:r>
-                      <w:proofErr w:type="spellEnd"/>
                       <w:r>
                         <w:rPr>
                           <w:rFonts w:ascii="TH SarabunPSK" w:hAnsi="TH SarabunPSK" w:cs="TH SarabunPSK" w:hint="cs"/>
@@ -2177,23 +2137,7 @@
                                 <w:rFonts w:ascii="TH SarabunPSK" w:hAnsi="TH SarabunPSK" w:cs="TH SarabunPSK"/>
                                 <w:sz w:val="28"/>
                               </w:rPr>
-                              <w:t>${</w:t>
-                            </w:r>
-                            <w:proofErr w:type="spellStart"/>
-                            <w:r>
-                              <w:rPr>
-                                <w:rFonts w:ascii="TH SarabunPSK" w:hAnsi="TH SarabunPSK" w:cs="TH SarabunPSK"/>
-                                <w:sz w:val="28"/>
-                              </w:rPr>
-                              <w:t>start_day</w:t>
-                            </w:r>
-                            <w:proofErr w:type="spellEnd"/>
-                            <w:r>
-                              <w:rPr>
-                                <w:rFonts w:ascii="TH SarabunPSK" w:hAnsi="TH SarabunPSK" w:cs="TH SarabunPSK"/>
-                                <w:sz w:val="28"/>
-                              </w:rPr>
-                              <w:t>}</w:t>
+                              <w:t>${start_day}</w:t>
                             </w:r>
                             <w:r>
                               <w:rPr>
@@ -2208,23 +2152,7 @@
                                 <w:rFonts w:ascii="TH SarabunPSK" w:hAnsi="TH SarabunPSK" w:cs="TH SarabunPSK"/>
                                 <w:sz w:val="28"/>
                               </w:rPr>
-                              <w:t>${</w:t>
-                            </w:r>
-                            <w:proofErr w:type="spellStart"/>
-                            <w:r>
-                              <w:rPr>
-                                <w:rFonts w:ascii="TH SarabunPSK" w:hAnsi="TH SarabunPSK" w:cs="TH SarabunPSK"/>
-                                <w:sz w:val="28"/>
-                              </w:rPr>
-                              <w:t>start_month</w:t>
-                            </w:r>
-                            <w:proofErr w:type="spellEnd"/>
-                            <w:r>
-                              <w:rPr>
-                                <w:rFonts w:ascii="TH SarabunPSK" w:hAnsi="TH SarabunPSK" w:cs="TH SarabunPSK"/>
-                                <w:sz w:val="28"/>
-                              </w:rPr>
-                              <w:t>}</w:t>
+                              <w:t>${start_month}</w:t>
                             </w:r>
                             <w:r>
                               <w:rPr>
@@ -2239,23 +2167,7 @@
                                 <w:rFonts w:ascii="TH SarabunPSK" w:hAnsi="TH SarabunPSK" w:cs="TH SarabunPSK"/>
                                 <w:sz w:val="28"/>
                               </w:rPr>
-                              <w:t>${</w:t>
-                            </w:r>
-                            <w:proofErr w:type="spellStart"/>
-                            <w:r>
-                              <w:rPr>
-                                <w:rFonts w:ascii="TH SarabunPSK" w:hAnsi="TH SarabunPSK" w:cs="TH SarabunPSK"/>
-                                <w:sz w:val="28"/>
-                              </w:rPr>
-                              <w:t>start_year</w:t>
-                            </w:r>
-                            <w:proofErr w:type="spellEnd"/>
-                            <w:r>
-                              <w:rPr>
-                                <w:rFonts w:ascii="TH SarabunPSK" w:hAnsi="TH SarabunPSK" w:cs="TH SarabunPSK"/>
-                                <w:sz w:val="28"/>
-                              </w:rPr>
-                              <w:t>}</w:t>
+                              <w:t>${start_year}</w:t>
                             </w:r>
                           </w:p>
                         </w:txbxContent>
@@ -2295,23 +2207,7 @@
                           <w:rFonts w:ascii="TH SarabunPSK" w:hAnsi="TH SarabunPSK" w:cs="TH SarabunPSK"/>
                           <w:sz w:val="28"/>
                         </w:rPr>
-                        <w:t>${</w:t>
-                      </w:r>
-                      <w:proofErr w:type="spellStart"/>
-                      <w:r>
-                        <w:rPr>
-                          <w:rFonts w:ascii="TH SarabunPSK" w:hAnsi="TH SarabunPSK" w:cs="TH SarabunPSK"/>
-                          <w:sz w:val="28"/>
-                        </w:rPr>
-                        <w:t>start_day</w:t>
-                      </w:r>
-                      <w:proofErr w:type="spellEnd"/>
-                      <w:r>
-                        <w:rPr>
-                          <w:rFonts w:ascii="TH SarabunPSK" w:hAnsi="TH SarabunPSK" w:cs="TH SarabunPSK"/>
-                          <w:sz w:val="28"/>
-                        </w:rPr>
-                        <w:t>}</w:t>
+                        <w:t>${start_day}</w:t>
                       </w:r>
                       <w:r>
                         <w:rPr>
@@ -2326,23 +2222,7 @@
                           <w:rFonts w:ascii="TH SarabunPSK" w:hAnsi="TH SarabunPSK" w:cs="TH SarabunPSK"/>
                           <w:sz w:val="28"/>
                         </w:rPr>
-                        <w:t>${</w:t>
-                      </w:r>
-                      <w:proofErr w:type="spellStart"/>
-                      <w:r>
-                        <w:rPr>
-                          <w:rFonts w:ascii="TH SarabunPSK" w:hAnsi="TH SarabunPSK" w:cs="TH SarabunPSK"/>
-                          <w:sz w:val="28"/>
-                        </w:rPr>
-                        <w:t>start_month</w:t>
-                      </w:r>
-                      <w:proofErr w:type="spellEnd"/>
-                      <w:r>
-                        <w:rPr>
-                          <w:rFonts w:ascii="TH SarabunPSK" w:hAnsi="TH SarabunPSK" w:cs="TH SarabunPSK"/>
-                          <w:sz w:val="28"/>
-                        </w:rPr>
-                        <w:t>}</w:t>
+                        <w:t>${start_month}</w:t>
                       </w:r>
                       <w:r>
                         <w:rPr>
@@ -2357,23 +2237,7 @@
                           <w:rFonts w:ascii="TH SarabunPSK" w:hAnsi="TH SarabunPSK" w:cs="TH SarabunPSK"/>
                           <w:sz w:val="28"/>
                         </w:rPr>
-                        <w:t>${</w:t>
-                      </w:r>
-                      <w:proofErr w:type="spellStart"/>
-                      <w:r>
-                        <w:rPr>
-                          <w:rFonts w:ascii="TH SarabunPSK" w:hAnsi="TH SarabunPSK" w:cs="TH SarabunPSK"/>
-                          <w:sz w:val="28"/>
-                        </w:rPr>
-                        <w:t>start_year</w:t>
-                      </w:r>
-                      <w:proofErr w:type="spellEnd"/>
-                      <w:r>
-                        <w:rPr>
-                          <w:rFonts w:ascii="TH SarabunPSK" w:hAnsi="TH SarabunPSK" w:cs="TH SarabunPSK"/>
-                          <w:sz w:val="28"/>
-                        </w:rPr>
-                        <w:t>}</w:t>
+                        <w:t>${start_year}</w:t>
                       </w:r>
                     </w:p>
                   </w:txbxContent>
@@ -2439,23 +2303,7 @@
                                 <w:rFonts w:ascii="TH SarabunPSK" w:hAnsi="TH SarabunPSK" w:cs="TH SarabunPSK"/>
                                 <w:sz w:val="28"/>
                               </w:rPr>
-                              <w:t>${</w:t>
-                            </w:r>
-                            <w:proofErr w:type="spellStart"/>
-                            <w:r>
-                              <w:rPr>
-                                <w:rFonts w:ascii="TH SarabunPSK" w:hAnsi="TH SarabunPSK" w:cs="TH SarabunPSK"/>
-                                <w:sz w:val="28"/>
-                              </w:rPr>
-                              <w:t>end_day</w:t>
-                            </w:r>
-                            <w:proofErr w:type="spellEnd"/>
-                            <w:r>
-                              <w:rPr>
-                                <w:rFonts w:ascii="TH SarabunPSK" w:hAnsi="TH SarabunPSK" w:cs="TH SarabunPSK"/>
-                                <w:sz w:val="28"/>
-                              </w:rPr>
-                              <w:t>}</w:t>
+                              <w:t>${end_day}</w:t>
                             </w:r>
                             <w:r>
                               <w:rPr>
@@ -2470,23 +2318,7 @@
                                 <w:rFonts w:ascii="TH SarabunPSK" w:hAnsi="TH SarabunPSK" w:cs="TH SarabunPSK"/>
                                 <w:sz w:val="28"/>
                               </w:rPr>
-                              <w:t>${</w:t>
-                            </w:r>
-                            <w:proofErr w:type="spellStart"/>
-                            <w:r>
-                              <w:rPr>
-                                <w:rFonts w:ascii="TH SarabunPSK" w:hAnsi="TH SarabunPSK" w:cs="TH SarabunPSK"/>
-                                <w:sz w:val="28"/>
-                              </w:rPr>
-                              <w:t>end_month</w:t>
-                            </w:r>
-                            <w:proofErr w:type="spellEnd"/>
-                            <w:r>
-                              <w:rPr>
-                                <w:rFonts w:ascii="TH SarabunPSK" w:hAnsi="TH SarabunPSK" w:cs="TH SarabunPSK"/>
-                                <w:sz w:val="28"/>
-                              </w:rPr>
-                              <w:t>}</w:t>
+                              <w:t>${end_month}</w:t>
                             </w:r>
                             <w:r>
                               <w:rPr>
@@ -2501,23 +2333,7 @@
                                 <w:rFonts w:ascii="TH SarabunPSK" w:hAnsi="TH SarabunPSK" w:cs="TH SarabunPSK"/>
                                 <w:sz w:val="28"/>
                               </w:rPr>
-                              <w:t>${</w:t>
-                            </w:r>
-                            <w:proofErr w:type="spellStart"/>
-                            <w:r>
-                              <w:rPr>
-                                <w:rFonts w:ascii="TH SarabunPSK" w:hAnsi="TH SarabunPSK" w:cs="TH SarabunPSK"/>
-                                <w:sz w:val="28"/>
-                              </w:rPr>
-                              <w:t>end_year</w:t>
-                            </w:r>
-                            <w:proofErr w:type="spellEnd"/>
-                            <w:r>
-                              <w:rPr>
-                                <w:rFonts w:ascii="TH SarabunPSK" w:hAnsi="TH SarabunPSK" w:cs="TH SarabunPSK"/>
-                                <w:sz w:val="28"/>
-                              </w:rPr>
-                              <w:t>}</w:t>
+                              <w:t>${end_year}</w:t>
                             </w:r>
                           </w:p>
                         </w:txbxContent>
@@ -2557,23 +2373,7 @@
                           <w:rFonts w:ascii="TH SarabunPSK" w:hAnsi="TH SarabunPSK" w:cs="TH SarabunPSK"/>
                           <w:sz w:val="28"/>
                         </w:rPr>
-                        <w:t>${</w:t>
-                      </w:r>
-                      <w:proofErr w:type="spellStart"/>
-                      <w:r>
-                        <w:rPr>
-                          <w:rFonts w:ascii="TH SarabunPSK" w:hAnsi="TH SarabunPSK" w:cs="TH SarabunPSK"/>
-                          <w:sz w:val="28"/>
-                        </w:rPr>
-                        <w:t>end_day</w:t>
-                      </w:r>
-                      <w:proofErr w:type="spellEnd"/>
-                      <w:r>
-                        <w:rPr>
-                          <w:rFonts w:ascii="TH SarabunPSK" w:hAnsi="TH SarabunPSK" w:cs="TH SarabunPSK"/>
-                          <w:sz w:val="28"/>
-                        </w:rPr>
-                        <w:t>}</w:t>
+                        <w:t>${end_day}</w:t>
                       </w:r>
                       <w:r>
                         <w:rPr>
@@ -2588,23 +2388,7 @@
                           <w:rFonts w:ascii="TH SarabunPSK" w:hAnsi="TH SarabunPSK" w:cs="TH SarabunPSK"/>
                           <w:sz w:val="28"/>
                         </w:rPr>
-                        <w:t>${</w:t>
-                      </w:r>
-                      <w:proofErr w:type="spellStart"/>
-                      <w:r>
-                        <w:rPr>
-                          <w:rFonts w:ascii="TH SarabunPSK" w:hAnsi="TH SarabunPSK" w:cs="TH SarabunPSK"/>
-                          <w:sz w:val="28"/>
-                        </w:rPr>
-                        <w:t>end_month</w:t>
-                      </w:r>
-                      <w:proofErr w:type="spellEnd"/>
-                      <w:r>
-                        <w:rPr>
-                          <w:rFonts w:ascii="TH SarabunPSK" w:hAnsi="TH SarabunPSK" w:cs="TH SarabunPSK"/>
-                          <w:sz w:val="28"/>
-                        </w:rPr>
-                        <w:t>}</w:t>
+                        <w:t>${end_month}</w:t>
                       </w:r>
                       <w:r>
                         <w:rPr>
@@ -2619,23 +2403,7 @@
                           <w:rFonts w:ascii="TH SarabunPSK" w:hAnsi="TH SarabunPSK" w:cs="TH SarabunPSK"/>
                           <w:sz w:val="28"/>
                         </w:rPr>
-                        <w:t>${</w:t>
-                      </w:r>
-                      <w:proofErr w:type="spellStart"/>
-                      <w:r>
-                        <w:rPr>
-                          <w:rFonts w:ascii="TH SarabunPSK" w:hAnsi="TH SarabunPSK" w:cs="TH SarabunPSK"/>
-                          <w:sz w:val="28"/>
-                        </w:rPr>
-                        <w:t>end_year</w:t>
-                      </w:r>
-                      <w:proofErr w:type="spellEnd"/>
-                      <w:r>
-                        <w:rPr>
-                          <w:rFonts w:ascii="TH SarabunPSK" w:hAnsi="TH SarabunPSK" w:cs="TH SarabunPSK"/>
-                          <w:sz w:val="28"/>
-                        </w:rPr>
-                        <w:t>}</w:t>
+                        <w:t>${end_year}</w:t>
                       </w:r>
                     </w:p>
                   </w:txbxContent>
@@ -2703,7 +2471,6 @@
                               </w:rPr>
                               <w:t>${</w:t>
                             </w:r>
-                            <w:proofErr w:type="spellStart"/>
                             <w:r>
                               <w:rPr>
                                 <w:rFonts w:ascii="TH SarabunPSK" w:hAnsi="TH SarabunPSK" w:cs="TH SarabunPSK"/>
@@ -2711,7 +2478,6 @@
                               </w:rPr>
                               <w:t>check_maternity</w:t>
                             </w:r>
-                            <w:proofErr w:type="spellEnd"/>
                           </w:p>
                           <w:p>
                             <w:pPr>
@@ -2767,7 +2533,6 @@
                         </w:rPr>
                         <w:t>${</w:t>
                       </w:r>
-                      <w:proofErr w:type="spellStart"/>
                       <w:r>
                         <w:rPr>
                           <w:rFonts w:ascii="TH SarabunPSK" w:hAnsi="TH SarabunPSK" w:cs="TH SarabunPSK"/>
@@ -2775,7 +2540,6 @@
                         </w:rPr>
                         <w:t>check_maternity</w:t>
                       </w:r>
-                      <w:proofErr w:type="spellEnd"/>
                     </w:p>
                     <w:p>
                       <w:pPr>
@@ -2855,23 +2619,7 @@
                                 <w:rFonts w:ascii="TH SarabunPSK" w:hAnsi="TH SarabunPSK" w:cs="TH SarabunPSK"/>
                                 <w:sz w:val="28"/>
                               </w:rPr>
-                              <w:t>${</w:t>
-                            </w:r>
-                            <w:proofErr w:type="spellStart"/>
-                            <w:r>
-                              <w:rPr>
-                                <w:rFonts w:ascii="TH SarabunPSK" w:hAnsi="TH SarabunPSK" w:cs="TH SarabunPSK"/>
-                                <w:sz w:val="28"/>
-                              </w:rPr>
-                              <w:t>total_days</w:t>
-                            </w:r>
-                            <w:proofErr w:type="spellEnd"/>
-                            <w:r>
-                              <w:rPr>
-                                <w:rFonts w:ascii="TH SarabunPSK" w:hAnsi="TH SarabunPSK" w:cs="TH SarabunPSK"/>
-                                <w:sz w:val="28"/>
-                              </w:rPr>
-                              <w:t>}</w:t>
+                              <w:t>${total_days}</w:t>
                             </w:r>
                           </w:p>
                         </w:txbxContent>
@@ -2908,23 +2656,7 @@
                           <w:rFonts w:ascii="TH SarabunPSK" w:hAnsi="TH SarabunPSK" w:cs="TH SarabunPSK"/>
                           <w:sz w:val="28"/>
                         </w:rPr>
-                        <w:t>${</w:t>
-                      </w:r>
-                      <w:proofErr w:type="spellStart"/>
-                      <w:r>
-                        <w:rPr>
-                          <w:rFonts w:ascii="TH SarabunPSK" w:hAnsi="TH SarabunPSK" w:cs="TH SarabunPSK"/>
-                          <w:sz w:val="28"/>
-                        </w:rPr>
-                        <w:t>total_days</w:t>
-                      </w:r>
-                      <w:proofErr w:type="spellEnd"/>
-                      <w:r>
-                        <w:rPr>
-                          <w:rFonts w:ascii="TH SarabunPSK" w:hAnsi="TH SarabunPSK" w:cs="TH SarabunPSK"/>
-                          <w:sz w:val="28"/>
-                        </w:rPr>
-                        <w:t>}</w:t>
+                        <w:t>${total_days}</w:t>
                       </w:r>
                     </w:p>
                   </w:txbxContent>
@@ -3092,46 +2824,14 @@
                                 <w:rFonts w:ascii="TH SarabunPSK" w:hAnsi="TH SarabunPSK" w:cs="TH SarabunPSK"/>
                                 <w:sz w:val="28"/>
                               </w:rPr>
-                              <w:t>${</w:t>
-                            </w:r>
-                            <w:proofErr w:type="spellStart"/>
-                            <w:r>
-                              <w:rPr>
-                                <w:rFonts w:ascii="TH SarabunPSK" w:hAnsi="TH SarabunPSK" w:cs="TH SarabunPSK"/>
-                                <w:sz w:val="28"/>
-                              </w:rPr>
-                              <w:t>contact_</w:t>
-                            </w:r>
-                            <w:proofErr w:type="gramStart"/>
-                            <w:r>
-                              <w:rPr>
-                                <w:rFonts w:ascii="TH SarabunPSK" w:hAnsi="TH SarabunPSK" w:cs="TH SarabunPSK"/>
-                                <w:sz w:val="28"/>
-                              </w:rPr>
-                              <w:t>phone</w:t>
-                            </w:r>
-                            <w:proofErr w:type="spellEnd"/>
-                            <w:r>
-                              <w:rPr>
-                                <w:rFonts w:ascii="TH SarabunPSK" w:hAnsi="TH SarabunPSK" w:cs="TH SarabunPSK"/>
-                                <w:sz w:val="28"/>
-                              </w:rPr>
-                              <w:t>}</w:t>
-                            </w:r>
-                            <w:r>
-                              <w:rPr>
-                                <w:rFonts w:ascii="TH SarabunPSK" w:hAnsi="TH SarabunPSK" w:cs="TH SarabunPSK"/>
-                                <w:sz w:val="28"/>
-                              </w:rPr>
-                              <w:t xml:space="preserve">   </w:t>
-                            </w:r>
-                            <w:proofErr w:type="gramEnd"/>
-                            <w:r>
-                              <w:rPr>
-                                <w:rFonts w:ascii="TH SarabunPSK" w:hAnsi="TH SarabunPSK" w:cs="TH SarabunPSK"/>
-                                <w:sz w:val="28"/>
-                              </w:rPr>
-                              <w:t xml:space="preserve">                 </w:t>
+                              <w:t>${contact_phone}</w:t>
+                            </w:r>
+                            <w:r>
+                              <w:rPr>
+                                <w:rFonts w:ascii="TH SarabunPSK" w:hAnsi="TH SarabunPSK" w:cs="TH SarabunPSK"/>
+                                <w:sz w:val="28"/>
+                              </w:rPr>
+                              <w:t xml:space="preserve">                    </w:t>
                             </w:r>
                             <w:r>
                               <w:rPr>
@@ -3182,46 +2882,14 @@
                           <w:rFonts w:ascii="TH SarabunPSK" w:hAnsi="TH SarabunPSK" w:cs="TH SarabunPSK"/>
                           <w:sz w:val="28"/>
                         </w:rPr>
-                        <w:t>${</w:t>
-                      </w:r>
-                      <w:proofErr w:type="spellStart"/>
-                      <w:r>
-                        <w:rPr>
-                          <w:rFonts w:ascii="TH SarabunPSK" w:hAnsi="TH SarabunPSK" w:cs="TH SarabunPSK"/>
-                          <w:sz w:val="28"/>
-                        </w:rPr>
-                        <w:t>contact_</w:t>
-                      </w:r>
-                      <w:proofErr w:type="gramStart"/>
-                      <w:r>
-                        <w:rPr>
-                          <w:rFonts w:ascii="TH SarabunPSK" w:hAnsi="TH SarabunPSK" w:cs="TH SarabunPSK"/>
-                          <w:sz w:val="28"/>
-                        </w:rPr>
-                        <w:t>phone</w:t>
-                      </w:r>
-                      <w:proofErr w:type="spellEnd"/>
-                      <w:r>
-                        <w:rPr>
-                          <w:rFonts w:ascii="TH SarabunPSK" w:hAnsi="TH SarabunPSK" w:cs="TH SarabunPSK"/>
-                          <w:sz w:val="28"/>
-                        </w:rPr>
-                        <w:t>}</w:t>
+                        <w:t>${contact_phone}</w:t>
                       </w:r>
                       <w:r>
                         <w:rPr>
                           <w:rFonts w:ascii="TH SarabunPSK" w:hAnsi="TH SarabunPSK" w:cs="TH SarabunPSK"/>
                           <w:sz w:val="28"/>
                         </w:rPr>
-                        <w:t xml:space="preserve">   </w:t>
-                      </w:r>
-                      <w:proofErr w:type="gramEnd"/>
-                      <w:r>
-                        <w:rPr>
-                          <w:rFonts w:ascii="TH SarabunPSK" w:hAnsi="TH SarabunPSK" w:cs="TH SarabunPSK"/>
-                          <w:sz w:val="28"/>
-                        </w:rPr>
-                        <w:t xml:space="preserve">                 </w:t>
+                        <w:t xml:space="preserve">                    </w:t>
                       </w:r>
                       <w:r>
                         <w:rPr>
@@ -3498,7 +3166,7 @@
           </mc:Choice>
           <mc:Fallback>
             <w:pict>
-              <v:roundrect w14:anchorId="6F1FE5E6" id="Rounded Rectangle 3" o:spid="_x0000_s1026" style="position:absolute;margin-left:-6.9pt;margin-top:62.8pt;width:232.85pt;height:25.65pt;z-index:-251655168;visibility:visible;mso-wrap-style:square;mso-width-percent:0;mso-height-percent:0;mso-wrap-distance-left:9pt;mso-wrap-distance-top:0;mso-wrap-distance-right:9pt;mso-wrap-distance-bottom:0;mso-position-horizontal:absolute;mso-position-horizontal-relative:margin;mso-position-vertical:absolute;mso-position-vertical-relative:text;mso-width-percent:0;mso-height-percent:0;mso-width-relative:margin;mso-height-relative:margin;v-text-anchor:middle" arcsize="10923f" o:gfxdata="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" fillcolor="white [3201]" strokecolor="#70ad47 [3209]" strokeweight="1pt">
+              <v:roundrect w14:anchorId="1C441F87" id="Rounded Rectangle 3" o:spid="_x0000_s1026" style="position:absolute;margin-left:-6.9pt;margin-top:62.8pt;width:232.85pt;height:25.65pt;z-index:-251655168;visibility:visible;mso-wrap-style:square;mso-width-percent:0;mso-height-percent:0;mso-wrap-distance-left:9pt;mso-wrap-distance-top:0;mso-wrap-distance-right:9pt;mso-wrap-distance-bottom:0;mso-position-horizontal:absolute;mso-position-horizontal-relative:margin;mso-position-vertical:absolute;mso-position-vertical-relative:text;mso-width-percent:0;mso-height-percent:0;mso-width-relative:margin;mso-height-relative:margin;v-text-anchor:middle" arcsize="10923f" o:gfxdata="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" fillcolor="white [3201]" strokecolor="#70ad47 [3209]" strokeweight="1pt">
                 <v:stroke joinstyle="miter"/>
                 <w10:wrap anchorx="margin"/>
               </v:roundrect>
@@ -3813,23 +3481,7 @@
                                 <w:rFonts w:ascii="TH SarabunPSK" w:hAnsi="TH SarabunPSK" w:cs="TH SarabunPSK"/>
                                 <w:sz w:val="28"/>
                               </w:rPr>
-                              <w:t>${</w:t>
-                            </w:r>
-                            <w:proofErr w:type="spellStart"/>
-                            <w:r>
-                              <w:rPr>
-                                <w:rFonts w:ascii="TH SarabunPSK" w:hAnsi="TH SarabunPSK" w:cs="TH SarabunPSK"/>
-                                <w:sz w:val="28"/>
-                              </w:rPr>
-                              <w:t>employee_signature</w:t>
-                            </w:r>
-                            <w:proofErr w:type="spellEnd"/>
-                            <w:r>
-                              <w:rPr>
-                                <w:rFonts w:ascii="TH SarabunPSK" w:hAnsi="TH SarabunPSK" w:cs="TH SarabunPSK"/>
-                                <w:sz w:val="28"/>
-                              </w:rPr>
-                              <w:t>}</w:t>
+                              <w:t>${employee_signature}</w:t>
                             </w:r>
                           </w:p>
                         </w:txbxContent>
@@ -3869,23 +3521,7 @@
                           <w:rFonts w:ascii="TH SarabunPSK" w:hAnsi="TH SarabunPSK" w:cs="TH SarabunPSK"/>
                           <w:sz w:val="28"/>
                         </w:rPr>
-                        <w:t>${</w:t>
-                      </w:r>
-                      <w:proofErr w:type="spellStart"/>
-                      <w:r>
-                        <w:rPr>
-                          <w:rFonts w:ascii="TH SarabunPSK" w:hAnsi="TH SarabunPSK" w:cs="TH SarabunPSK"/>
-                          <w:sz w:val="28"/>
-                        </w:rPr>
-                        <w:t>employee_signature</w:t>
-                      </w:r>
-                      <w:proofErr w:type="spellEnd"/>
-                      <w:r>
-                        <w:rPr>
-                          <w:rFonts w:ascii="TH SarabunPSK" w:hAnsi="TH SarabunPSK" w:cs="TH SarabunPSK"/>
-                          <w:sz w:val="28"/>
-                        </w:rPr>
-                        <w:t>}</w:t>
+                        <w:t>${employee_signature}</w:t>
                       </w:r>
                     </w:p>
                   </w:txbxContent>
@@ -4082,7 +3718,6 @@
                               </w:rPr>
                               <w:t>${</w:t>
                             </w:r>
-                            <w:proofErr w:type="spellStart"/>
                             <w:r>
                               <w:rPr>
                                 <w:rFonts w:ascii="TH SarabunPSK" w:hAnsi="TH SarabunPSK" w:cs="TH SarabunPSK"/>
@@ -4090,7 +3725,6 @@
                               </w:rPr>
                               <w:t>employee_name</w:t>
                             </w:r>
-                            <w:proofErr w:type="spellEnd"/>
                             <w:r>
                               <w:rPr>
                                 <w:rFonts w:ascii="TH SarabunPSK" w:hAnsi="TH SarabunPSK" w:cs="TH SarabunPSK" w:hint="cs"/>
@@ -4138,7 +3772,6 @@
                         </w:rPr>
                         <w:t>${</w:t>
                       </w:r>
-                      <w:proofErr w:type="spellStart"/>
                       <w:r>
                         <w:rPr>
                           <w:rFonts w:ascii="TH SarabunPSK" w:hAnsi="TH SarabunPSK" w:cs="TH SarabunPSK"/>
@@ -4146,7 +3779,6 @@
                         </w:rPr>
                         <w:t>employee_name</w:t>
                       </w:r>
-                      <w:proofErr w:type="spellEnd"/>
                       <w:r>
                         <w:rPr>
                           <w:rFonts w:ascii="TH SarabunPSK" w:hAnsi="TH SarabunPSK" w:cs="TH SarabunPSK" w:hint="cs"/>
@@ -4460,7 +4092,6 @@
                               </w:rPr>
                               <w:t>${</w:t>
                             </w:r>
-                            <w:proofErr w:type="spellStart"/>
                             <w:r>
                               <w:rPr>
                                 <w:rFonts w:ascii="TH SarabunPSK" w:hAnsi="TH SarabunPSK" w:cs="TH SarabunPSK"/>
@@ -4468,7 +4099,6 @@
                               </w:rPr>
                               <w:t>check_rejected</w:t>
                             </w:r>
-                            <w:proofErr w:type="spellEnd"/>
                           </w:p>
                           <w:p>
                             <w:pPr>
@@ -4524,7 +4154,6 @@
                         </w:rPr>
                         <w:t>${</w:t>
                       </w:r>
-                      <w:proofErr w:type="spellStart"/>
                       <w:r>
                         <w:rPr>
                           <w:rFonts w:ascii="TH SarabunPSK" w:hAnsi="TH SarabunPSK" w:cs="TH SarabunPSK"/>
@@ -4532,7 +4161,6 @@
                         </w:rPr>
                         <w:t>check_rejected</w:t>
                       </w:r>
-                      <w:proofErr w:type="spellEnd"/>
                     </w:p>
                     <w:p>
                       <w:pPr>
@@ -4850,23 +4478,7 @@
                                 <w:rFonts w:ascii="TH SarabunPSK" w:hAnsi="TH SarabunPSK" w:cs="TH SarabunPSK"/>
                                 <w:sz w:val="28"/>
                               </w:rPr>
-                              <w:t>${</w:t>
-                            </w:r>
-                            <w:proofErr w:type="spellStart"/>
-                            <w:r>
-                              <w:rPr>
-                                <w:rFonts w:ascii="TH SarabunPSK" w:hAnsi="TH SarabunPSK" w:cs="TH SarabunPSK"/>
-                                <w:sz w:val="28"/>
-                              </w:rPr>
-                              <w:t>approver_signature</w:t>
-                            </w:r>
-                            <w:proofErr w:type="spellEnd"/>
-                            <w:r>
-                              <w:rPr>
-                                <w:rFonts w:ascii="TH SarabunPSK" w:hAnsi="TH SarabunPSK" w:cs="TH SarabunPSK"/>
-                                <w:sz w:val="28"/>
-                              </w:rPr>
-                              <w:t>}</w:t>
+                              <w:t>${approver_signature}</w:t>
                             </w:r>
                           </w:p>
                         </w:txbxContent>
@@ -4906,23 +4518,7 @@
                           <w:rFonts w:ascii="TH SarabunPSK" w:hAnsi="TH SarabunPSK" w:cs="TH SarabunPSK"/>
                           <w:sz w:val="28"/>
                         </w:rPr>
-                        <w:t>${</w:t>
-                      </w:r>
-                      <w:proofErr w:type="spellStart"/>
-                      <w:r>
-                        <w:rPr>
-                          <w:rFonts w:ascii="TH SarabunPSK" w:hAnsi="TH SarabunPSK" w:cs="TH SarabunPSK"/>
-                          <w:sz w:val="28"/>
-                        </w:rPr>
-                        <w:t>approver_signature</w:t>
-                      </w:r>
-                      <w:proofErr w:type="spellEnd"/>
-                      <w:r>
-                        <w:rPr>
-                          <w:rFonts w:ascii="TH SarabunPSK" w:hAnsi="TH SarabunPSK" w:cs="TH SarabunPSK"/>
-                          <w:sz w:val="28"/>
-                        </w:rPr>
-                        <w:t>}</w:t>
+                        <w:t>${approver_signature}</w:t>
                       </w:r>
                     </w:p>
                   </w:txbxContent>
@@ -5147,7 +4743,141 @@
               <mc:AlternateContent>
                 <mc:Choice Requires="wps">
                   <w:drawing>
-                    <wp:anchor distT="0" distB="0" distL="114300" distR="114300" simplePos="0" relativeHeight="251722752" behindDoc="0" locked="0" layoutInCell="1" allowOverlap="1" wp14:anchorId="25053FA2" wp14:editId="0B9F670B">
+                    <wp:anchor distT="0" distB="0" distL="114300" distR="114300" simplePos="0" relativeHeight="251718656" behindDoc="0" locked="0" layoutInCell="1" allowOverlap="1" wp14:anchorId="0CA9990B" wp14:editId="2E765B5B">
+                      <wp:simplePos x="0" y="0"/>
+                      <wp:positionH relativeFrom="column">
+                        <wp:posOffset>-1150620</wp:posOffset>
+                      </wp:positionH>
+                      <wp:positionV relativeFrom="paragraph">
+                        <wp:posOffset>315595</wp:posOffset>
+                      </wp:positionV>
+                      <wp:extent cx="342900" cy="273050"/>
+                      <wp:effectExtent l="0" t="0" r="0" b="0"/>
+                      <wp:wrapNone/>
+                      <wp:docPr id="1947977716" name="Text Box 3"/>
+                      <wp:cNvGraphicFramePr/>
+                      <a:graphic xmlns:a="http://schemas.openxmlformats.org/drawingml/2006/main">
+                        <a:graphicData uri="http://schemas.microsoft.com/office/word/2010/wordprocessingShape">
+                          <wps:wsp>
+                            <wps:cNvSpPr txBox="1"/>
+                            <wps:spPr>
+                              <a:xfrm>
+                                <a:off x="0" y="0"/>
+                                <a:ext cx="342900" cy="273050"/>
+                              </a:xfrm>
+                              <a:prstGeom prst="rect">
+                                <a:avLst/>
+                              </a:prstGeom>
+                              <a:noFill/>
+                              <a:ln w="6350">
+                                <a:noFill/>
+                              </a:ln>
+                            </wps:spPr>
+                            <wps:txbx>
+                              <w:txbxContent>
+                                <w:p>
+                                  <w:pPr>
+                                    <w:rPr>
+                                      <w:rFonts w:ascii="TH SarabunPSK" w:hAnsi="TH SarabunPSK" w:cs="TH SarabunPSK"/>
+                                      <w:sz w:val="28"/>
+                                    </w:rPr>
+                                  </w:pPr>
+                                  <w:r>
+                                    <w:rPr>
+                                      <w:rFonts w:ascii="TH SarabunPSK" w:hAnsi="TH SarabunPSK" w:cs="TH SarabunPSK"/>
+                                      <w:sz w:val="28"/>
+                                    </w:rPr>
+                                    <w:t>${</w:t>
+                                  </w:r>
+                                  <w:r>
+                                    <w:rPr>
+                                      <w:rFonts w:ascii="TH SarabunPSK" w:hAnsi="TH SarabunPSK" w:cs="TH SarabunPSK"/>
+                                      <w:sz w:val="28"/>
+                                    </w:rPr>
+                                    <w:t>sick_used</w:t>
+                                  </w:r>
+                                  <w:r>
+                                    <w:rPr>
+                                      <w:rFonts w:ascii="TH SarabunPSK" w:hAnsi="TH SarabunPSK" w:cs="TH SarabunPSK"/>
+                                      <w:sz w:val="28"/>
+                                    </w:rPr>
+                                    <w:t>}</w:t>
+                                  </w:r>
+                                </w:p>
+                              </w:txbxContent>
+                            </wps:txbx>
+                            <wps:bodyPr rot="0" spcFirstLastPara="0" vertOverflow="overflow" horzOverflow="overflow" vert="horz" wrap="square" lIns="91440" tIns="45720" rIns="91440" bIns="45720" numCol="1" spcCol="0" rtlCol="0" fromWordArt="0" anchor="t" anchorCtr="0" forceAA="0" compatLnSpc="1">
+                              <a:prstTxWarp prst="textNoShape">
+                                <a:avLst/>
+                              </a:prstTxWarp>
+                              <a:noAutofit/>
+                            </wps:bodyPr>
+                          </wps:wsp>
+                        </a:graphicData>
+                      </a:graphic>
+                      <wp14:sizeRelH relativeFrom="margin">
+                        <wp14:pctWidth>0</wp14:pctWidth>
+                      </wp14:sizeRelH>
+                      <wp14:sizeRelV relativeFrom="margin">
+                        <wp14:pctHeight>0</wp14:pctHeight>
+                      </wp14:sizeRelV>
+                    </wp:anchor>
+                  </w:drawing>
+                </mc:Choice>
+                <mc:Fallback>
+                  <w:pict>
+                    <v:shape w14:anchorId="0CA9990B" id="_x0000_s1050" type="#_x0000_t202" style="position:absolute;left:0;text-align:left;margin-left:-90.6pt;margin-top:24.85pt;width:27pt;height:21.5pt;z-index:251718656;visibility:visible;mso-wrap-style:square;mso-width-percent:0;mso-height-percent:0;mso-wrap-distance-left:9pt;mso-wrap-distance-top:0;mso-wrap-distance-right:9pt;mso-wrap-distance-bottom:0;mso-position-horizontal:absolute;mso-position-horizontal-relative:text;mso-position-vertical:absolute;mso-position-vertical-relative:text;mso-width-percent:0;mso-height-percent:0;mso-width-relative:margin;mso-height-relative:margin;v-text-anchor:top" o:gfxdata="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" filled="f" stroked="f" strokeweight=".5pt">
+                      <v:textbox>
+                        <w:txbxContent>
+                          <w:p>
+                            <w:pPr>
+                              <w:rPr>
+                                <w:rFonts w:ascii="TH SarabunPSK" w:hAnsi="TH SarabunPSK" w:cs="TH SarabunPSK"/>
+                                <w:sz w:val="28"/>
+                              </w:rPr>
+                            </w:pPr>
+                            <w:r>
+                              <w:rPr>
+                                <w:rFonts w:ascii="TH SarabunPSK" w:hAnsi="TH SarabunPSK" w:cs="TH SarabunPSK"/>
+                                <w:sz w:val="28"/>
+                              </w:rPr>
+                              <w:t>${</w:t>
+                            </w:r>
+                            <w:r>
+                              <w:rPr>
+                                <w:rFonts w:ascii="TH SarabunPSK" w:hAnsi="TH SarabunPSK" w:cs="TH SarabunPSK"/>
+                                <w:sz w:val="28"/>
+                              </w:rPr>
+                              <w:t>sick_used</w:t>
+                            </w:r>
+                            <w:r>
+                              <w:rPr>
+                                <w:rFonts w:ascii="TH SarabunPSK" w:hAnsi="TH SarabunPSK" w:cs="TH SarabunPSK"/>
+                                <w:sz w:val="28"/>
+                              </w:rPr>
+                              <w:t>}</w:t>
+                            </w:r>
+                          </w:p>
+                        </w:txbxContent>
+                      </v:textbox>
+                    </v:shape>
+                  </w:pict>
+                </mc:Fallback>
+              </mc:AlternateContent>
+            </w:r>
+            <w:r>
+              <w:rPr>
+                <w:rFonts w:ascii="TH SarabunPSK" w:hAnsi="TH SarabunPSK" w:cs="TH SarabunPSK" w:hint="cs"/>
+                <w:b/>
+                <w:bCs/>
+                <w:noProof/>
+                <w:sz w:val="28"/>
+                <w:lang w:val="th-TH"/>
+              </w:rPr>
+              <mc:AlternateContent>
+                <mc:Choice Requires="wps">
+                  <w:drawing>
+                    <wp:anchor distT="0" distB="0" distL="114300" distR="114300" simplePos="0" relativeHeight="251722752" behindDoc="0" locked="0" layoutInCell="1" allowOverlap="1" wp14:anchorId="25053FA2" wp14:editId="3131F6EB">
                       <wp:simplePos x="0" y="0"/>
                       <wp:positionH relativeFrom="column">
                         <wp:posOffset>39370</wp:posOffset>
@@ -5193,7 +4923,6 @@
                                     </w:rPr>
                                     <w:t>${</w:t>
                                   </w:r>
-                                  <w:proofErr w:type="spellStart"/>
                                   <w:r>
                                     <w:rPr>
                                       <w:rFonts w:ascii="TH SarabunPSK" w:hAnsi="TH SarabunPSK" w:cs="TH SarabunPSK"/>
@@ -5201,7 +4930,6 @@
                                     </w:rPr>
                                     <w:t>sum_total_days_sick</w:t>
                                   </w:r>
-                                  <w:proofErr w:type="spellEnd"/>
                                   <w:r>
                                     <w:rPr>
                                       <w:rFonts w:ascii="TH SarabunPSK" w:hAnsi="TH SarabunPSK" w:cs="TH SarabunPSK"/>
@@ -5232,7 +4960,7 @@
                 </mc:Choice>
                 <mc:Fallback>
                   <w:pict>
-                    <v:shape w14:anchorId="25053FA2" id="_x0000_s1050" type="#_x0000_t202" style="position:absolute;left:0;text-align:left;margin-left:3.1pt;margin-top:24.85pt;width:111.75pt;height:24.35pt;z-index:251722752;visibility:visible;mso-wrap-style:square;mso-width-percent:0;mso-height-percent:0;mso-wrap-distance-left:9pt;mso-wrap-distance-top:0;mso-wrap-distance-right:9pt;mso-wrap-distance-bottom:0;mso-position-horizontal:absolute;mso-position-horizontal-relative:text;mso-position-vertical:absolute;mso-position-vertical-relative:text;mso-width-percent:0;mso-height-percent:0;mso-width-relative:margin;mso-height-relative:margin;v-text-anchor:top" o:gfxdata="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" filled="f" stroked="f" strokeweight=".5pt">
+                    <v:shape w14:anchorId="25053FA2" id="_x0000_s1051" type="#_x0000_t202" style="position:absolute;left:0;text-align:left;margin-left:3.1pt;margin-top:24.85pt;width:111.75pt;height:24.35pt;z-index:251722752;visibility:visible;mso-wrap-style:square;mso-width-percent:0;mso-height-percent:0;mso-wrap-distance-left:9pt;mso-wrap-distance-top:0;mso-wrap-distance-right:9pt;mso-wrap-distance-bottom:0;mso-position-horizontal:absolute;mso-position-horizontal-relative:text;mso-position-vertical:absolute;mso-position-vertical-relative:text;mso-width-percent:0;mso-height-percent:0;mso-width-relative:margin;mso-height-relative:margin;v-text-anchor:top" o:gfxdata="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" filled="f" stroked="f" strokeweight=".5pt">
                       <v:textbox>
                         <w:txbxContent>
                           <w:p>
@@ -5249,7 +4977,6 @@
                               </w:rPr>
                               <w:t>${</w:t>
                             </w:r>
-                            <w:proofErr w:type="spellStart"/>
                             <w:r>
                               <w:rPr>
                                 <w:rFonts w:ascii="TH SarabunPSK" w:hAnsi="TH SarabunPSK" w:cs="TH SarabunPSK"/>
@@ -5257,145 +4984,6 @@
                               </w:rPr>
                               <w:t>sum_total_days_sick</w:t>
                             </w:r>
-                            <w:proofErr w:type="spellEnd"/>
-                            <w:r>
-                              <w:rPr>
-                                <w:rFonts w:ascii="TH SarabunPSK" w:hAnsi="TH SarabunPSK" w:cs="TH SarabunPSK"/>
-                                <w:sz w:val="28"/>
-                              </w:rPr>
-                              <w:t>}</w:t>
-                            </w:r>
-                          </w:p>
-                        </w:txbxContent>
-                      </v:textbox>
-                    </v:shape>
-                  </w:pict>
-                </mc:Fallback>
-              </mc:AlternateContent>
-            </w:r>
-            <w:r>
-              <w:rPr>
-                <w:rFonts w:ascii="TH SarabunPSK" w:hAnsi="TH SarabunPSK" w:cs="TH SarabunPSK" w:hint="cs"/>
-                <w:b/>
-                <w:bCs/>
-                <w:noProof/>
-                <w:sz w:val="28"/>
-                <w:lang w:val="th-TH"/>
-              </w:rPr>
-              <mc:AlternateContent>
-                <mc:Choice Requires="wps">
-                  <w:drawing>
-                    <wp:anchor distT="0" distB="0" distL="114300" distR="114300" simplePos="0" relativeHeight="251718656" behindDoc="0" locked="0" layoutInCell="1" allowOverlap="1" wp14:anchorId="0CA9990B" wp14:editId="3E2DAE5E">
-                      <wp:simplePos x="0" y="0"/>
-                      <wp:positionH relativeFrom="column">
-                        <wp:posOffset>-1150620</wp:posOffset>
-                      </wp:positionH>
-                      <wp:positionV relativeFrom="paragraph">
-                        <wp:posOffset>321310</wp:posOffset>
-                      </wp:positionV>
-                      <wp:extent cx="332105" cy="273050"/>
-                      <wp:effectExtent l="0" t="0" r="0" b="0"/>
-                      <wp:wrapNone/>
-                      <wp:docPr id="1947977716" name="Text Box 3"/>
-                      <wp:cNvGraphicFramePr/>
-                      <a:graphic xmlns:a="http://schemas.openxmlformats.org/drawingml/2006/main">
-                        <a:graphicData uri="http://schemas.microsoft.com/office/word/2010/wordprocessingShape">
-                          <wps:wsp>
-                            <wps:cNvSpPr txBox="1"/>
-                            <wps:spPr>
-                              <a:xfrm>
-                                <a:off x="0" y="0"/>
-                                <a:ext cx="332105" cy="273050"/>
-                              </a:xfrm>
-                              <a:prstGeom prst="rect">
-                                <a:avLst/>
-                              </a:prstGeom>
-                              <a:noFill/>
-                              <a:ln w="6350">
-                                <a:noFill/>
-                              </a:ln>
-                            </wps:spPr>
-                            <wps:txbx>
-                              <w:txbxContent>
-                                <w:p>
-                                  <w:pPr>
-                                    <w:rPr>
-                                      <w:rFonts w:ascii="TH SarabunPSK" w:hAnsi="TH SarabunPSK" w:cs="TH SarabunPSK"/>
-                                      <w:sz w:val="28"/>
-                                    </w:rPr>
-                                  </w:pPr>
-                                  <w:r>
-                                    <w:rPr>
-                                      <w:rFonts w:ascii="TH SarabunPSK" w:hAnsi="TH SarabunPSK" w:cs="TH SarabunPSK"/>
-                                      <w:sz w:val="28"/>
-                                    </w:rPr>
-                                    <w:t>${</w:t>
-                                  </w:r>
-                                  <w:proofErr w:type="spellStart"/>
-                                  <w:r>
-                                    <w:rPr>
-                                      <w:rFonts w:ascii="TH SarabunPSK" w:hAnsi="TH SarabunPSK" w:cs="TH SarabunPSK"/>
-                                      <w:sz w:val="28"/>
-                                    </w:rPr>
-                                    <w:t>sick_used</w:t>
-                                  </w:r>
-                                  <w:proofErr w:type="spellEnd"/>
-                                  <w:r>
-                                    <w:rPr>
-                                      <w:rFonts w:ascii="TH SarabunPSK" w:hAnsi="TH SarabunPSK" w:cs="TH SarabunPSK"/>
-                                      <w:sz w:val="28"/>
-                                    </w:rPr>
-                                    <w:t>}</w:t>
-                                  </w:r>
-                                </w:p>
-                              </w:txbxContent>
-                            </wps:txbx>
-                            <wps:bodyPr rot="0" spcFirstLastPara="0" vertOverflow="overflow" horzOverflow="overflow" vert="horz" wrap="square" lIns="91440" tIns="45720" rIns="91440" bIns="45720" numCol="1" spcCol="0" rtlCol="0" fromWordArt="0" anchor="t" anchorCtr="0" forceAA="0" compatLnSpc="1">
-                              <a:prstTxWarp prst="textNoShape">
-                                <a:avLst/>
-                              </a:prstTxWarp>
-                              <a:noAutofit/>
-                            </wps:bodyPr>
-                          </wps:wsp>
-                        </a:graphicData>
-                      </a:graphic>
-                      <wp14:sizeRelH relativeFrom="margin">
-                        <wp14:pctWidth>0</wp14:pctWidth>
-                      </wp14:sizeRelH>
-                      <wp14:sizeRelV relativeFrom="margin">
-                        <wp14:pctHeight>0</wp14:pctHeight>
-                      </wp14:sizeRelV>
-                    </wp:anchor>
-                  </w:drawing>
-                </mc:Choice>
-                <mc:Fallback>
-                  <w:pict>
-                    <v:shape w14:anchorId="0CA9990B" id="_x0000_s1051" type="#_x0000_t202" style="position:absolute;left:0;text-align:left;margin-left:-90.6pt;margin-top:25.3pt;width:26.15pt;height:21.5pt;z-index:251718656;visibility:visible;mso-wrap-style:square;mso-width-percent:0;mso-height-percent:0;mso-wrap-distance-left:9pt;mso-wrap-distance-top:0;mso-wrap-distance-right:9pt;mso-wrap-distance-bottom:0;mso-position-horizontal:absolute;mso-position-horizontal-relative:text;mso-position-vertical:absolute;mso-position-vertical-relative:text;mso-width-percent:0;mso-height-percent:0;mso-width-relative:margin;mso-height-relative:margin;v-text-anchor:top" o:gfxdata="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" filled="f" stroked="f" strokeweight=".5pt">
-                      <v:textbox>
-                        <w:txbxContent>
-                          <w:p>
-                            <w:pPr>
-                              <w:rPr>
-                                <w:rFonts w:ascii="TH SarabunPSK" w:hAnsi="TH SarabunPSK" w:cs="TH SarabunPSK"/>
-                                <w:sz w:val="28"/>
-                              </w:rPr>
-                            </w:pPr>
-                            <w:r>
-                              <w:rPr>
-                                <w:rFonts w:ascii="TH SarabunPSK" w:hAnsi="TH SarabunPSK" w:cs="TH SarabunPSK"/>
-                                <w:sz w:val="28"/>
-                              </w:rPr>
-                              <w:t>${</w:t>
-                            </w:r>
-                            <w:proofErr w:type="spellStart"/>
-                            <w:r>
-                              <w:rPr>
-                                <w:rFonts w:ascii="TH SarabunPSK" w:hAnsi="TH SarabunPSK" w:cs="TH SarabunPSK"/>
-                                <w:sz w:val="28"/>
-                              </w:rPr>
-                              <w:t>sick_used</w:t>
-                            </w:r>
-                            <w:proofErr w:type="spellEnd"/>
                             <w:r>
                               <w:rPr>
                                 <w:rFonts w:ascii="TH SarabunPSK" w:hAnsi="TH SarabunPSK" w:cs="TH SarabunPSK"/>
@@ -5528,7 +5116,6 @@
                                     </w:rPr>
                                     <w:t>${</w:t>
                                   </w:r>
-                                  <w:proofErr w:type="spellStart"/>
                                   <w:r>
                                     <w:rPr>
                                       <w:rFonts w:ascii="TH SarabunPSK" w:hAnsi="TH SarabunPSK" w:cs="TH SarabunPSK"/>
@@ -5536,7 +5123,6 @@
                                     </w:rPr>
                                     <w:t>total_days_sick</w:t>
                                   </w:r>
-                                  <w:proofErr w:type="spellEnd"/>
                                 </w:p>
                                 <w:p>
                                   <w:pPr>
@@ -5592,7 +5178,6 @@
                               </w:rPr>
                               <w:t>${</w:t>
                             </w:r>
-                            <w:proofErr w:type="spellStart"/>
                             <w:r>
                               <w:rPr>
                                 <w:rFonts w:ascii="TH SarabunPSK" w:hAnsi="TH SarabunPSK" w:cs="TH SarabunPSK"/>
@@ -5600,7 +5185,6 @@
                               </w:rPr>
                               <w:t>total_days_sick</w:t>
                             </w:r>
-                            <w:proofErr w:type="spellEnd"/>
                           </w:p>
                           <w:p>
                             <w:pPr>
@@ -5698,7 +5282,6 @@
                                     </w:rPr>
                                     <w:t>${</w:t>
                                   </w:r>
-                                  <w:proofErr w:type="spellStart"/>
                                   <w:r>
                                     <w:rPr>
                                       <w:rFonts w:ascii="TH SarabunPSK" w:hAnsi="TH SarabunPSK" w:cs="TH SarabunPSK"/>
@@ -5706,7 +5289,6 @@
                                     </w:rPr>
                                     <w:t>total_days_personal</w:t>
                                   </w:r>
-                                  <w:proofErr w:type="spellEnd"/>
                                   <w:r>
                                     <w:rPr>
                                       <w:rFonts w:ascii="TH SarabunPSK" w:hAnsi="TH SarabunPSK" w:cs="TH SarabunPSK"/>
@@ -5754,7 +5336,6 @@
                               </w:rPr>
                               <w:t>${</w:t>
                             </w:r>
-                            <w:proofErr w:type="spellStart"/>
                             <w:r>
                               <w:rPr>
                                 <w:rFonts w:ascii="TH SarabunPSK" w:hAnsi="TH SarabunPSK" w:cs="TH SarabunPSK"/>
@@ -5762,7 +5343,6 @@
                               </w:rPr>
                               <w:t>total_days_personal</w:t>
                             </w:r>
-                            <w:proofErr w:type="spellEnd"/>
                             <w:r>
                               <w:rPr>
                                 <w:rFonts w:ascii="TH SarabunPSK" w:hAnsi="TH SarabunPSK" w:cs="TH SarabunPSK"/>
@@ -5836,7 +5416,6 @@
                                     </w:rPr>
                                     <w:t>${</w:t>
                                   </w:r>
-                                  <w:proofErr w:type="spellStart"/>
                                   <w:r>
                                     <w:rPr>
                                       <w:rFonts w:ascii="TH SarabunPSK" w:hAnsi="TH SarabunPSK" w:cs="TH SarabunPSK"/>
@@ -5844,7 +5423,6 @@
                                     </w:rPr>
                                     <w:t>total_days_sick</w:t>
                                   </w:r>
-                                  <w:proofErr w:type="spellEnd"/>
                                   <w:r>
                                     <w:rPr>
                                       <w:rFonts w:ascii="TH SarabunPSK" w:hAnsi="TH SarabunPSK" w:cs="TH SarabunPSK"/>
@@ -5892,7 +5470,6 @@
                               </w:rPr>
                               <w:t>${</w:t>
                             </w:r>
-                            <w:proofErr w:type="spellStart"/>
                             <w:r>
                               <w:rPr>
                                 <w:rFonts w:ascii="TH SarabunPSK" w:hAnsi="TH SarabunPSK" w:cs="TH SarabunPSK"/>
@@ -5900,7 +5477,6 @@
                               </w:rPr>
                               <w:t>total_days_sick</w:t>
                             </w:r>
-                            <w:proofErr w:type="spellEnd"/>
                             <w:r>
                               <w:rPr>
                                 <w:rFonts w:ascii="TH SarabunPSK" w:hAnsi="TH SarabunPSK" w:cs="TH SarabunPSK"/>
@@ -5990,7 +5566,6 @@
                                     </w:rPr>
                                     <w:t>${</w:t>
                                   </w:r>
-                                  <w:proofErr w:type="spellStart"/>
                                   <w:r>
                                     <w:rPr>
                                       <w:rFonts w:ascii="TH SarabunPSK" w:hAnsi="TH SarabunPSK" w:cs="TH SarabunPSK"/>
@@ -5998,7 +5573,6 @@
                                     </w:rPr>
                                     <w:t>sum_total_days_personal</w:t>
                                   </w:r>
-                                  <w:proofErr w:type="spellEnd"/>
                                   <w:r>
                                     <w:rPr>
                                       <w:rFonts w:ascii="TH SarabunPSK" w:hAnsi="TH SarabunPSK" w:cs="TH SarabunPSK"/>
@@ -6046,7 +5620,6 @@
                               </w:rPr>
                               <w:t>${</w:t>
                             </w:r>
-                            <w:proofErr w:type="spellStart"/>
                             <w:r>
                               <w:rPr>
                                 <w:rFonts w:ascii="TH SarabunPSK" w:hAnsi="TH SarabunPSK" w:cs="TH SarabunPSK"/>
@@ -6054,7 +5627,6 @@
                               </w:rPr>
                               <w:t>sum_total_days_personal</w:t>
                             </w:r>
-                            <w:proofErr w:type="spellEnd"/>
                             <w:r>
                               <w:rPr>
                                 <w:rFonts w:ascii="TH SarabunPSK" w:hAnsi="TH SarabunPSK" w:cs="TH SarabunPSK"/>
@@ -6128,7 +5700,6 @@
                                     </w:rPr>
                                     <w:t>${</w:t>
                                   </w:r>
-                                  <w:proofErr w:type="spellStart"/>
                                   <w:r>
                                     <w:rPr>
                                       <w:rFonts w:ascii="TH SarabunPSK" w:hAnsi="TH SarabunPSK" w:cs="TH SarabunPSK"/>
@@ -6136,7 +5707,6 @@
                                     </w:rPr>
                                     <w:t>personal_used</w:t>
                                   </w:r>
-                                  <w:proofErr w:type="spellEnd"/>
                                   <w:r>
                                     <w:rPr>
                                       <w:rFonts w:ascii="TH SarabunPSK" w:hAnsi="TH SarabunPSK" w:cs="TH SarabunPSK"/>
@@ -6184,7 +5754,6 @@
                               </w:rPr>
                               <w:t>${</w:t>
                             </w:r>
-                            <w:proofErr w:type="spellStart"/>
                             <w:r>
                               <w:rPr>
                                 <w:rFonts w:ascii="TH SarabunPSK" w:hAnsi="TH SarabunPSK" w:cs="TH SarabunPSK"/>
@@ -6192,7 +5761,6 @@
                               </w:rPr>
                               <w:t>personal_used</w:t>
                             </w:r>
-                            <w:proofErr w:type="spellEnd"/>
                             <w:r>
                               <w:rPr>
                                 <w:rFonts w:ascii="TH SarabunPSK" w:hAnsi="TH SarabunPSK" w:cs="TH SarabunPSK"/>
@@ -7255,47 +6823,7 @@
         <w:bCs/>
         <w:cs/>
       </w:rPr>
-      <w:t>บริษัท อิน</w:t>
-    </w:r>
-    <w:proofErr w:type="spellStart"/>
-    <w:r>
-      <w:rPr>
-        <w:rFonts w:asciiTheme="majorBidi" w:hAnsiTheme="majorBidi" w:cstheme="majorBidi"/>
-        <w:b/>
-        <w:bCs/>
-        <w:cs/>
-      </w:rPr>
-      <w:t>ฟิ</w:t>
-    </w:r>
-    <w:proofErr w:type="spellEnd"/>
-    <w:r>
-      <w:rPr>
-        <w:rFonts w:asciiTheme="majorBidi" w:hAnsiTheme="majorBidi" w:cstheme="majorBidi"/>
-        <w:b/>
-        <w:bCs/>
-        <w:cs/>
-      </w:rPr>
-      <w:t xml:space="preserve">นิท </w:t>
-    </w:r>
-    <w:proofErr w:type="spellStart"/>
-    <w:r>
-      <w:rPr>
-        <w:rFonts w:asciiTheme="majorBidi" w:hAnsiTheme="majorBidi" w:cstheme="majorBidi"/>
-        <w:b/>
-        <w:bCs/>
-        <w:cs/>
-      </w:rPr>
-      <w:t>เบ</w:t>
-    </w:r>
-    <w:proofErr w:type="spellEnd"/>
-    <w:r>
-      <w:rPr>
-        <w:rFonts w:asciiTheme="majorBidi" w:hAnsiTheme="majorBidi" w:cstheme="majorBidi"/>
-        <w:b/>
-        <w:bCs/>
-        <w:cs/>
-      </w:rPr>
-      <w:t xml:space="preserve">รน จำกัด  </w:t>
+      <w:t xml:space="preserve">บริษัท อินฟินิท เบรน จำกัด  </w:t>
     </w:r>
     <w:r>
       <w:rPr>
